--- a/source/Chapter3.docx
+++ b/source/Chapter3.docx
@@ -4909,12 +4909,7 @@
         <w:rPr>
           <w:rtl w:val="0"/>
         </w:rPr>
-        <w:t xml:space="preserve">Use the money from CG to train smithing to level 86 with UIM gold. You’ll need to buy around 42.3k gold ores to get 86 Smithing for all diaries. Smelt at least 15 runite bars. Convert your cut diamonds and rubies into bracelets (optionally also enchant them, this is technically only worth it if you find a way to ‘0time’ it though) and charge enough unpowered orbs to match your battlestaves, then alch those/cash those in (e.g. at artefacts). Optional: also include ruby bracelets.</w:t>
-      </w:r>
-      <w:r>
-        <w:rPr>
-          <w:rtl w:val="0"/>
-        </w:rPr>
+        <w:t xml:space="preserve">Use the money from CG to train smithing to level 86 with UIM gold. You’ll need to buy around 42.3k gold ores to get 86 Smithing for all diaries. Smelt at least 15 runite bars. Complete the Lumbridge Elite diary at your convenience. Convert your cut diamonds and rubies into bracelets (optionally also enchant them, this is technically only worth it if you find a way to ‘0time’ it though) and charge enough unpowered orbs to match your battlestaves, then alch those/cash those in (e.g. at artefacts). Optional: also include ruby bracelets.</w:t>
       </w:r>
     </w:p>
     <w:p>

--- a/source/Chapter3.docx
+++ b/source/Chapter3.docx
@@ -2233,21 +2233,32 @@
         </w:numPr>
         <w:ind w:left="1080" w:hanging="360"/>
       </w:pPr>
+      <w:r>
+        <w:rPr>
+          <w:rtl w:val="0"/>
+        </w:rPr>
+        <w:t xml:space="preserve">Example setup for throwing chins: </w:t>
+      </w:r>
       <w:hyperlink r:id="rId22">
         <w:r>
           <w:rPr>
-            <w:color w:val="1155cc"/>
+            <w:color w:val="0000ee"/>
             <w:u w:val="single"/>
             <w:rtl w:val="0"/>
           </w:rPr>
-          <w:t xml:space="preserve">Example setup for throwing chins.</w:t>
+          <w:t xml:space="preserve">chin-gear-with-chally.png</w:t>
         </w:r>
       </w:hyperlink>
       <w:r>
         <w:rPr>
           <w:rtl w:val="0"/>
         </w:rPr>
-        <w:t xml:space="preserve"> However, this gear is outdated - use mixed hide boots, a berserker ring (i), an amulet of strength, a crystal halberd for speccing, a mixed hide cape and carry death charge runes.</w:t>
+        <w:t xml:space="preserve">. The rune pouch has runes for death charge (Death, Blood, Soul). You may want to take fewer pots to have more room for picking up 1-dose prayer potions from the monkeys, leading to shorter trips.</w:t>
+      </w:r>
+      <w:r>
+        <w:rPr>
+          <w:rtl w:val="0"/>
+        </w:rPr>
       </w:r>
     </w:p>
     <w:p>
@@ -5135,7 +5146,7 @@
         <w:rPr>
           <w:rtl w:val="0"/>
         </w:rPr>
-        <w:t xml:space="preserve">Bounty tasks. Currently the main method of doing bounty tasks is just shooting the creatures with your bowfa, assigning your crew to deal a little bit of support damage with your cannons.</w:t>
+        <w:t xml:space="preserve">Bounty tasks. Currently the main method of doing bounty tasks is just shooting the creatures with your bowfa, assigning your crew to deal a little bit of support damage with your cannons and mithril cannonballs. If you have access to at least adamant cannonballs a worthwhile alternative is to shoot a cannon yourself while wearing full elite void, ignoring the bowfa.</w:t>
       </w:r>
     </w:p>
     <w:p>
@@ -5168,7 +5179,7 @@
         <w:rPr>
           <w:rtl w:val="0"/>
         </w:rPr>
-        <w:t xml:space="preserve">Travel (teleport/charter) around all places the tasks for one creature might be offered</w:t>
+        <w:t xml:space="preserve">Travel (teleport/charter) around all places the tasks for one creature might be offered. You want a double task for your creature (two different items) to double dip on the XP. One of the two is always guaranteed at the right port (though a different port for the same item might be better - shorter task or easier to get to!), the other requires luck.</w:t>
       </w:r>
     </w:p>
     <w:p>
@@ -5198,7 +5209,7 @@
         <w:rPr>
           <w:rtl w:val="0"/>
         </w:rPr>
-        <w:t xml:space="preserve">Kill it until you complete one (or both, if it's close) of your two tasks</w:t>
+        <w:t xml:space="preserve">Kill it until you complete one (or both, if you’re almost done) of your two tasks</w:t>
       </w:r>
     </w:p>
     <w:p>
@@ -5249,7 +5260,7 @@
         <w:rPr>
           <w:rtl w:val="0"/>
         </w:rPr>
-        <w:t xml:space="preserve">Stingray - 16 ray barbs for 2x cotton trawling net (best net for deepsea trawling). Kill them east off the coast of Aldarin, make sure to collect tasks for both fins and skins.</w:t>
+        <w:t xml:space="preserve">Stingray - 16 ray barbs for 2x cotton trawling net (best net for deepsea trawling). Kill them east off the coast of Aldarin, make sure to collect tasks for both fins and skins. Fin tasks are guaranteed at Corsair Cove.</w:t>
       </w:r>
     </w:p>
     <w:p>
@@ -5264,7 +5275,7 @@
         <w:rPr>
           <w:rtl w:val="0"/>
         </w:rPr>
-        <w:t xml:space="preserve">Albatross - 5 (or 10) swift albatross feathers for a gale catcher on your skiff (optional: and sloop). Kill them southeast of Etceteria, make sure to collect tasks for both beaks and feathers (which are different from swift feathers). Watch out, these require repair kits to stave off the damage.</w:t>
+        <w:t xml:space="preserve">Albatross - 5 (or 10) swift albatross feathers for a gale catcher on your skiff (optional: and sloop). Kill them southeast of Etceteria, make sure to collect tasks for both beaks and feathers (which are different from swift feathers). Watch out, these require repair kits to stave off the damage. Beak tasks are guaranteed at the Summer Shore.</w:t>
       </w:r>
     </w:p>
     <w:p>
@@ -5294,7 +5305,7 @@
         <w:rPr>
           <w:rtl w:val="0"/>
         </w:rPr>
-        <w:t xml:space="preserve">The bottled storm (dropped by vampyre krakens) and some high tier dragon upgrades are not included in the guide. Likely these will be higher level content. If you want to go for these it is likely best to do so after finishing the charting.</w:t>
+        <w:t xml:space="preserve">The bottled storm and some high tier dragon upgrades are not included in the guide. These are currently extremely promising for ship combat, and it is recommended to go for them shortly after completing the guide by targeting Veiled Krakens, Vampyre Krakens, Great White Sharks and Armoured Kraken tasks.</w:t>
       </w:r>
     </w:p>
     <w:p>
@@ -7745,6 +7756,34 @@
           <w:rtl w:val="0"/>
         </w:rPr>
         <w:t xml:space="preserve">: see next pages.</w:t>
+      </w:r>
+    </w:p>
+    <w:p>
+      <w:pPr>
+        <w:ind w:left="0" w:firstLine="0"/>
+        <w:jc w:val="left"/>
+        <w:rPr/>
+      </w:pPr>
+      <w:r>
+        <w:rPr>
+          <w:rtl w:val="0"/>
+        </w:rPr>
+      </w:r>
+    </w:p>
+    <w:p>
+      <w:pPr>
+        <w:jc w:val="center"/>
+        <w:rPr/>
+      </w:pPr>
+      <w:r>
+        <w:rPr>
+          <w:b w:val="1"/>
+          <w:bCs w:val="1"/>
+          <w:sz w:val="36"/>
+          <w:szCs w:val="36"/>
+          <w:rtl w:val="0"/>
+        </w:rPr>
+        <w:t xml:space="preserve">==END OF CHAPTER 3==</w:t>
       </w:r>
       <w:r>
         <w:rPr>
@@ -7891,7 +7930,31 @@
         </w:rPr>
         <w:t xml:space="preserve">8</w:t>
       </w:r>
-      <w:r>
+    </w:p>
+    <w:p>
+      <w:pPr>
+        <w:keepNext w:val="0"/>
+        <w:keepLines w:val="0"/>
+        <w:pageBreakBefore w:val="0"/>
+        <w:widowControl w:val="1"/>
+        <w:numPr>
+          <w:ilvl w:val="0"/>
+          <w:numId w:val="1"/>
+        </w:numPr>
+        <w:pBdr>
+          <w:top w:space="0" w:sz="0" w:val="nil"/>
+          <w:left w:space="0" w:sz="0" w:val="nil"/>
+          <w:bottom w:space="0" w:sz="0" w:val="nil"/>
+          <w:right w:space="0" w:sz="0" w:val="nil"/>
+          <w:between w:space="0" w:sz="0" w:val="nil"/>
+        </w:pBdr>
+        <w:shd w:fill="auto" w:val="clear"/>
+        <w:tabs>
+          <w:tab w:val="left" w:leader="none" w:pos="0"/>
+        </w:tabs>
+        <w:spacing w:after="0" w:before="0" w:line="288" w:lineRule="auto"/>
+        <w:ind w:left="720" w:right="0" w:hanging="360"/>
+        <w:jc w:val="left"/>
         <w:rPr>
           <w:rFonts w:ascii="Liberation Serif" w:cs="Liberation Serif" w:eastAsia="Liberation Serif" w:hAnsi="Liberation Serif"/>
           <w:b w:val="0"/>
@@ -7906,17 +7969,8 @@
           <w:u w:val="none"/>
           <w:shd w:fill="auto" w:val="clear"/>
           <w:vertAlign w:val="baseline"/>
-          <w:rtl w:val="0"/>
-        </w:rPr>
-        <w:t xml:space="preserve">, Str: 8</w:t>
-      </w:r>
-      <w:r>
-        <w:rPr>
-          <w:color w:val="00a933"/>
-          <w:rtl w:val="0"/>
-        </w:rPr>
-        <w:t xml:space="preserve">8</w:t>
-      </w:r>
+        </w:rPr>
+      </w:pPr>
       <w:r>
         <w:rPr>
           <w:rFonts w:ascii="Liberation Serif" w:cs="Liberation Serif" w:eastAsia="Liberation Serif" w:hAnsi="Liberation Serif"/>
@@ -7934,16 +7988,40 @@
           <w:vertAlign w:val="baseline"/>
           <w:rtl w:val="0"/>
         </w:rPr>
-        <w:t xml:space="preserve"> Def: 7</w:t>
+        <w:t xml:space="preserve">Str: 8</w:t>
       </w:r>
       <w:r>
         <w:rPr>
           <w:color w:val="00a933"/>
           <w:rtl w:val="0"/>
         </w:rPr>
-        <w:t xml:space="preserve">6</w:t>
-      </w:r>
-      <w:r>
+        <w:t xml:space="preserve">8</w:t>
+      </w:r>
+    </w:p>
+    <w:p>
+      <w:pPr>
+        <w:keepNext w:val="0"/>
+        <w:keepLines w:val="0"/>
+        <w:pageBreakBefore w:val="0"/>
+        <w:widowControl w:val="1"/>
+        <w:numPr>
+          <w:ilvl w:val="0"/>
+          <w:numId w:val="1"/>
+        </w:numPr>
+        <w:pBdr>
+          <w:top w:space="0" w:sz="0" w:val="nil"/>
+          <w:left w:space="0" w:sz="0" w:val="nil"/>
+          <w:bottom w:space="0" w:sz="0" w:val="nil"/>
+          <w:right w:space="0" w:sz="0" w:val="nil"/>
+          <w:between w:space="0" w:sz="0" w:val="nil"/>
+        </w:pBdr>
+        <w:shd w:fill="auto" w:val="clear"/>
+        <w:tabs>
+          <w:tab w:val="left" w:leader="none" w:pos="0"/>
+        </w:tabs>
+        <w:spacing w:after="0" w:before="0" w:line="288" w:lineRule="auto"/>
+        <w:ind w:left="720" w:right="0" w:hanging="360"/>
+        <w:jc w:val="left"/>
         <w:rPr>
           <w:rFonts w:ascii="Liberation Serif" w:cs="Liberation Serif" w:eastAsia="Liberation Serif" w:hAnsi="Liberation Serif"/>
           <w:b w:val="0"/>
@@ -7958,17 +8036,8 @@
           <w:u w:val="none"/>
           <w:shd w:fill="auto" w:val="clear"/>
           <w:vertAlign w:val="baseline"/>
-          <w:rtl w:val="0"/>
-        </w:rPr>
-        <w:t xml:space="preserve">, HP: 8</w:t>
-      </w:r>
-      <w:r>
-        <w:rPr>
-          <w:color w:val="00a933"/>
-          <w:rtl w:val="0"/>
-        </w:rPr>
-        <w:t xml:space="preserve">7</w:t>
-      </w:r>
+        </w:rPr>
+      </w:pPr>
       <w:r>
         <w:rPr>
           <w:rFonts w:ascii="Liberation Serif" w:cs="Liberation Serif" w:eastAsia="Liberation Serif" w:hAnsi="Liberation Serif"/>
@@ -7986,7 +8055,7 @@
           <w:vertAlign w:val="baseline"/>
           <w:rtl w:val="0"/>
         </w:rPr>
-        <w:t xml:space="preserve">, Ranged: 93, Prayer: 7</w:t>
+        <w:t xml:space="preserve">Def: 7</w:t>
       </w:r>
       <w:r>
         <w:rPr>
@@ -7995,7 +8064,31 @@
         </w:rPr>
         <w:t xml:space="preserve">6</w:t>
       </w:r>
-      <w:r>
+    </w:p>
+    <w:p>
+      <w:pPr>
+        <w:keepNext w:val="0"/>
+        <w:keepLines w:val="0"/>
+        <w:pageBreakBefore w:val="0"/>
+        <w:widowControl w:val="1"/>
+        <w:numPr>
+          <w:ilvl w:val="0"/>
+          <w:numId w:val="1"/>
+        </w:numPr>
+        <w:pBdr>
+          <w:top w:space="0" w:sz="0" w:val="nil"/>
+          <w:left w:space="0" w:sz="0" w:val="nil"/>
+          <w:bottom w:space="0" w:sz="0" w:val="nil"/>
+          <w:right w:space="0" w:sz="0" w:val="nil"/>
+          <w:between w:space="0" w:sz="0" w:val="nil"/>
+        </w:pBdr>
+        <w:shd w:fill="auto" w:val="clear"/>
+        <w:tabs>
+          <w:tab w:val="left" w:leader="none" w:pos="0"/>
+        </w:tabs>
+        <w:spacing w:after="0" w:before="0" w:line="288" w:lineRule="auto"/>
+        <w:ind w:left="720" w:right="0" w:hanging="360"/>
+        <w:jc w:val="left"/>
         <w:rPr>
           <w:rFonts w:ascii="Liberation Serif" w:cs="Liberation Serif" w:eastAsia="Liberation Serif" w:hAnsi="Liberation Serif"/>
           <w:b w:val="0"/>
@@ -8010,9 +8103,249 @@
           <w:u w:val="none"/>
           <w:shd w:fill="auto" w:val="clear"/>
           <w:vertAlign w:val="baseline"/>
-          <w:rtl w:val="0"/>
-        </w:rPr>
-        <w:t xml:space="preserve"> (probably higher), Magic: 9</w:t>
+        </w:rPr>
+      </w:pPr>
+      <w:r>
+        <w:rPr>
+          <w:rFonts w:ascii="Liberation Serif" w:cs="Liberation Serif" w:eastAsia="Liberation Serif" w:hAnsi="Liberation Serif"/>
+          <w:b w:val="0"/>
+          <w:bCs w:val="0"/>
+          <w:i w:val="0"/>
+          <w:iCs w:val="0"/>
+          <w:smallCaps w:val="0"/>
+          <w:strike w:val="0"/>
+          <w:color w:val="00a933"/>
+          <w:sz w:val="24"/>
+          <w:szCs w:val="24"/>
+          <w:u w:val="none"/>
+          <w:shd w:fill="auto" w:val="clear"/>
+          <w:vertAlign w:val="baseline"/>
+          <w:rtl w:val="0"/>
+        </w:rPr>
+        <w:t xml:space="preserve">HP: 8</w:t>
+      </w:r>
+      <w:r>
+        <w:rPr>
+          <w:color w:val="00a933"/>
+          <w:rtl w:val="0"/>
+        </w:rPr>
+        <w:t xml:space="preserve">7</w:t>
+      </w:r>
+    </w:p>
+    <w:p>
+      <w:pPr>
+        <w:keepNext w:val="0"/>
+        <w:keepLines w:val="0"/>
+        <w:pageBreakBefore w:val="0"/>
+        <w:widowControl w:val="1"/>
+        <w:numPr>
+          <w:ilvl w:val="0"/>
+          <w:numId w:val="1"/>
+        </w:numPr>
+        <w:pBdr>
+          <w:top w:space="0" w:sz="0" w:val="nil"/>
+          <w:left w:space="0" w:sz="0" w:val="nil"/>
+          <w:bottom w:space="0" w:sz="0" w:val="nil"/>
+          <w:right w:space="0" w:sz="0" w:val="nil"/>
+          <w:between w:space="0" w:sz="0" w:val="nil"/>
+        </w:pBdr>
+        <w:shd w:fill="auto" w:val="clear"/>
+        <w:tabs>
+          <w:tab w:val="left" w:leader="none" w:pos="0"/>
+        </w:tabs>
+        <w:spacing w:after="0" w:before="0" w:line="288" w:lineRule="auto"/>
+        <w:ind w:left="720" w:right="0" w:hanging="360"/>
+        <w:jc w:val="left"/>
+        <w:rPr>
+          <w:rFonts w:ascii="Liberation Serif" w:cs="Liberation Serif" w:eastAsia="Liberation Serif" w:hAnsi="Liberation Serif"/>
+          <w:b w:val="0"/>
+          <w:bCs w:val="0"/>
+          <w:i w:val="0"/>
+          <w:iCs w:val="0"/>
+          <w:smallCaps w:val="0"/>
+          <w:strike w:val="0"/>
+          <w:color w:val="00a933"/>
+          <w:sz w:val="24"/>
+          <w:szCs w:val="24"/>
+          <w:u w:val="none"/>
+          <w:shd w:fill="auto" w:val="clear"/>
+          <w:vertAlign w:val="baseline"/>
+        </w:rPr>
+      </w:pPr>
+      <w:r>
+        <w:rPr>
+          <w:rFonts w:ascii="Liberation Serif" w:cs="Liberation Serif" w:eastAsia="Liberation Serif" w:hAnsi="Liberation Serif"/>
+          <w:b w:val="0"/>
+          <w:bCs w:val="0"/>
+          <w:i w:val="0"/>
+          <w:iCs w:val="0"/>
+          <w:smallCaps w:val="0"/>
+          <w:strike w:val="0"/>
+          <w:color w:val="00a933"/>
+          <w:sz w:val="24"/>
+          <w:szCs w:val="24"/>
+          <w:u w:val="none"/>
+          <w:shd w:fill="auto" w:val="clear"/>
+          <w:vertAlign w:val="baseline"/>
+          <w:rtl w:val="0"/>
+        </w:rPr>
+        <w:t xml:space="preserve">Ranged: 93</w:t>
+      </w:r>
+      <w:r>
+        <w:rPr>
+          <w:rtl w:val="0"/>
+        </w:rPr>
+      </w:r>
+    </w:p>
+    <w:p>
+      <w:pPr>
+        <w:keepNext w:val="0"/>
+        <w:keepLines w:val="0"/>
+        <w:pageBreakBefore w:val="0"/>
+        <w:widowControl w:val="1"/>
+        <w:numPr>
+          <w:ilvl w:val="0"/>
+          <w:numId w:val="1"/>
+        </w:numPr>
+        <w:pBdr>
+          <w:top w:space="0" w:sz="0" w:val="nil"/>
+          <w:left w:space="0" w:sz="0" w:val="nil"/>
+          <w:bottom w:space="0" w:sz="0" w:val="nil"/>
+          <w:right w:space="0" w:sz="0" w:val="nil"/>
+          <w:between w:space="0" w:sz="0" w:val="nil"/>
+        </w:pBdr>
+        <w:shd w:fill="auto" w:val="clear"/>
+        <w:tabs>
+          <w:tab w:val="left" w:leader="none" w:pos="0"/>
+        </w:tabs>
+        <w:spacing w:after="0" w:before="0" w:line="288" w:lineRule="auto"/>
+        <w:ind w:left="720" w:right="0" w:hanging="360"/>
+        <w:jc w:val="left"/>
+        <w:rPr>
+          <w:rFonts w:ascii="Liberation Serif" w:cs="Liberation Serif" w:eastAsia="Liberation Serif" w:hAnsi="Liberation Serif"/>
+          <w:b w:val="0"/>
+          <w:bCs w:val="0"/>
+          <w:i w:val="0"/>
+          <w:iCs w:val="0"/>
+          <w:smallCaps w:val="0"/>
+          <w:strike w:val="0"/>
+          <w:color w:val="00a933"/>
+          <w:sz w:val="24"/>
+          <w:szCs w:val="24"/>
+          <w:u w:val="none"/>
+          <w:shd w:fill="auto" w:val="clear"/>
+          <w:vertAlign w:val="baseline"/>
+        </w:rPr>
+      </w:pPr>
+      <w:r>
+        <w:rPr>
+          <w:rFonts w:ascii="Liberation Serif" w:cs="Liberation Serif" w:eastAsia="Liberation Serif" w:hAnsi="Liberation Serif"/>
+          <w:b w:val="0"/>
+          <w:bCs w:val="0"/>
+          <w:i w:val="0"/>
+          <w:iCs w:val="0"/>
+          <w:smallCaps w:val="0"/>
+          <w:strike w:val="0"/>
+          <w:color w:val="00a933"/>
+          <w:sz w:val="24"/>
+          <w:szCs w:val="24"/>
+          <w:u w:val="none"/>
+          <w:shd w:fill="auto" w:val="clear"/>
+          <w:vertAlign w:val="baseline"/>
+          <w:rtl w:val="0"/>
+        </w:rPr>
+        <w:t xml:space="preserve">Prayer: 7</w:t>
+      </w:r>
+      <w:r>
+        <w:rPr>
+          <w:color w:val="00a933"/>
+          <w:rtl w:val="0"/>
+        </w:rPr>
+        <w:t xml:space="preserve">6</w:t>
+      </w:r>
+      <w:r>
+        <w:rPr>
+          <w:rFonts w:ascii="Liberation Serif" w:cs="Liberation Serif" w:eastAsia="Liberation Serif" w:hAnsi="Liberation Serif"/>
+          <w:b w:val="0"/>
+          <w:bCs w:val="0"/>
+          <w:i w:val="0"/>
+          <w:iCs w:val="0"/>
+          <w:smallCaps w:val="0"/>
+          <w:strike w:val="0"/>
+          <w:color w:val="00a933"/>
+          <w:sz w:val="24"/>
+          <w:szCs w:val="24"/>
+          <w:u w:val="none"/>
+          <w:shd w:fill="auto" w:val="clear"/>
+          <w:vertAlign w:val="baseline"/>
+          <w:rtl w:val="0"/>
+        </w:rPr>
+        <w:t xml:space="preserve"> (probably higher)</w:t>
+      </w:r>
+      <w:r>
+        <w:rPr>
+          <w:rtl w:val="0"/>
+        </w:rPr>
+      </w:r>
+    </w:p>
+    <w:p>
+      <w:pPr>
+        <w:keepNext w:val="0"/>
+        <w:keepLines w:val="0"/>
+        <w:pageBreakBefore w:val="0"/>
+        <w:widowControl w:val="1"/>
+        <w:numPr>
+          <w:ilvl w:val="0"/>
+          <w:numId w:val="1"/>
+        </w:numPr>
+        <w:pBdr>
+          <w:top w:space="0" w:sz="0" w:val="nil"/>
+          <w:left w:space="0" w:sz="0" w:val="nil"/>
+          <w:bottom w:space="0" w:sz="0" w:val="nil"/>
+          <w:right w:space="0" w:sz="0" w:val="nil"/>
+          <w:between w:space="0" w:sz="0" w:val="nil"/>
+        </w:pBdr>
+        <w:shd w:fill="auto" w:val="clear"/>
+        <w:tabs>
+          <w:tab w:val="left" w:leader="none" w:pos="0"/>
+        </w:tabs>
+        <w:spacing w:after="0" w:before="0" w:line="288" w:lineRule="auto"/>
+        <w:ind w:left="720" w:right="0" w:hanging="360"/>
+        <w:jc w:val="left"/>
+        <w:rPr>
+          <w:rFonts w:ascii="Liberation Serif" w:cs="Liberation Serif" w:eastAsia="Liberation Serif" w:hAnsi="Liberation Serif"/>
+          <w:b w:val="0"/>
+          <w:bCs w:val="0"/>
+          <w:i w:val="0"/>
+          <w:iCs w:val="0"/>
+          <w:smallCaps w:val="0"/>
+          <w:strike w:val="0"/>
+          <w:color w:val="00a933"/>
+          <w:sz w:val="24"/>
+          <w:szCs w:val="24"/>
+          <w:u w:val="none"/>
+          <w:shd w:fill="auto" w:val="clear"/>
+          <w:vertAlign w:val="baseline"/>
+        </w:rPr>
+      </w:pPr>
+      <w:r>
+        <w:rPr>
+          <w:rFonts w:ascii="Liberation Serif" w:cs="Liberation Serif" w:eastAsia="Liberation Serif" w:hAnsi="Liberation Serif"/>
+          <w:b w:val="0"/>
+          <w:bCs w:val="0"/>
+          <w:i w:val="0"/>
+          <w:iCs w:val="0"/>
+          <w:smallCaps w:val="0"/>
+          <w:strike w:val="0"/>
+          <w:color w:val="00a933"/>
+          <w:sz w:val="24"/>
+          <w:szCs w:val="24"/>
+          <w:u w:val="none"/>
+          <w:shd w:fill="auto" w:val="clear"/>
+          <w:vertAlign w:val="baseline"/>
+          <w:rtl w:val="0"/>
+        </w:rPr>
+        <w:t xml:space="preserve">Magic: 9</w:t>
       </w:r>
       <w:r>
         <w:rPr>
@@ -9308,7 +9641,7 @@
             <w:u w:val="single"/>
             <w:rtl w:val="0"/>
           </w:rPr>
-          <w:t xml:space="preserve">20260525Chapter1</w:t>
+          <w:t xml:space="preserve">20260607Chapter1</w:t>
         </w:r>
       </w:hyperlink>
       <w:r>
@@ -9334,7 +9667,7 @@
             <w:u w:val="single"/>
             <w:rtl w:val="0"/>
           </w:rPr>
-          <w:t xml:space="preserve">20260525Chapter2</w:t>
+          <w:t xml:space="preserve">20260607Chapter2</w:t>
         </w:r>
       </w:hyperlink>
       <w:r>
@@ -9360,7 +9693,7 @@
             <w:u w:val="single"/>
             <w:rtl w:val="0"/>
           </w:rPr>
-          <w:t xml:space="preserve">20260525Chapter3</w:t>
+          <w:t xml:space="preserve">20260607Chapter3</w:t>
         </w:r>
       </w:hyperlink>
       <w:r>
@@ -9386,7 +9719,7 @@
             <w:u w:val="single"/>
             <w:rtl w:val="0"/>
           </w:rPr>
-          <w:t xml:space="preserve">20260525DetailedStepsGuide</w:t>
+          <w:t xml:space="preserve">20260607DetailedStepsGuide</w:t>
         </w:r>
       </w:hyperlink>
       <w:r>
@@ -9432,7 +9765,7 @@
           <w:rFonts w:ascii="Arial" w:cs="Arial" w:eastAsia="Arial" w:hAnsi="Arial"/>
           <w:rtl w:val="0"/>
         </w:rPr>
-        <w:t xml:space="preserve">Tool for comparing Landlubber to current: </w:t>
+        <w:t xml:space="preserve">Tool for comparing Landlubber and immediately-after-sailing: </w:t>
       </w:r>
       <w:hyperlink r:id="rId70">
         <w:r>
@@ -9453,6 +9786,18 @@
     </w:p>
     <w:p>
       <w:pPr>
+        <w:rPr>
+          <w:rFonts w:ascii="Arial" w:cs="Arial" w:eastAsia="Arial" w:hAnsi="Arial"/>
+        </w:rPr>
+      </w:pPr>
+      <w:r>
+        <w:rPr>
+          <w:rtl w:val="0"/>
+        </w:rPr>
+      </w:r>
+    </w:p>
+    <w:p>
+      <w:pPr>
         <w:rPr/>
       </w:pPr>
       <w:r>
@@ -9971,10 +10316,7 @@
     <w:p>
       <w:pPr>
         <w:spacing w:line="276" w:lineRule="auto"/>
-        <w:rPr>
-          <w:sz w:val="26"/>
-          <w:szCs w:val="26"/>
-        </w:rPr>
+        <w:rPr/>
       </w:pPr>
       <w:hyperlink r:id="rId88">
         <w:r>
@@ -9995,2950 +10337,2957 @@
     </w:p>
     <w:p>
       <w:pPr>
-        <w:rPr/>
-      </w:pPr>
-      <w:r>
-        <w:br w:type="page"/>
-      </w:r>
-      <w:r>
-        <w:rPr>
-          <w:rtl w:val="0"/>
-        </w:rPr>
-      </w:r>
-    </w:p>
-    <w:p>
-      <w:pPr>
-        <w:jc w:val="left"/>
-        <w:rPr>
-          <w:b w:val="0"/>
-          <w:bCs w:val="0"/>
-          <w:i w:val="0"/>
-          <w:iCs w:val="0"/>
-          <w:strike w:val="0"/>
-          <w:color w:val="c9211e"/>
-          <w:sz w:val="24"/>
-          <w:szCs w:val="24"/>
-          <w:u w:val="none"/>
-        </w:rPr>
-      </w:pPr>
-      <w:r>
-        <w:rPr>
-          <w:b w:val="0"/>
-          <w:bCs w:val="0"/>
-          <w:i w:val="0"/>
-          <w:iCs w:val="0"/>
-          <w:strike w:val="0"/>
-          <w:color w:val="c9211e"/>
-          <w:sz w:val="24"/>
-          <w:szCs w:val="24"/>
-          <w:u w:val="none"/>
-          <w:rtl w:val="0"/>
-        </w:rPr>
-        <w:t xml:space="preserve">Ranged</w:t>
-      </w:r>
-    </w:p>
-    <w:p>
-      <w:pPr>
-        <w:jc w:val="left"/>
-        <w:rPr/>
-      </w:pPr>
-      <w:r>
-        <w:rPr>
-          <w:b w:val="0"/>
-          <w:bCs w:val="0"/>
-          <w:i w:val="0"/>
-          <w:iCs w:val="0"/>
-          <w:strike w:val="0"/>
-          <w:color w:val="c9211e"/>
-          <w:sz w:val="24"/>
-          <w:szCs w:val="24"/>
-          <w:u w:val="none"/>
-          <w:rtl w:val="0"/>
-        </w:rPr>
-        <w:tab/>
-        <w:t xml:space="preserve">93-99</w:t>
-        <w:tab/>
-        <w:tab/>
-        <w:t xml:space="preserve">Slayer (gorillas, shamans, f-bow Vorkath, hydra, gargoyles, etc)</w:t>
-      </w:r>
-      <w:r>
-        <w:rPr>
-          <w:rtl w:val="0"/>
-        </w:rPr>
-      </w:r>
-    </w:p>
-    <w:p>
-      <w:pPr>
-        <w:jc w:val="left"/>
-        <w:rPr/>
-      </w:pPr>
-      <w:r>
-        <w:rPr>
-          <w:b w:val="0"/>
-          <w:bCs w:val="0"/>
-          <w:i w:val="0"/>
-          <w:iCs w:val="0"/>
-          <w:strike w:val="0"/>
-          <w:color w:val="c9211e"/>
-          <w:sz w:val="24"/>
-          <w:szCs w:val="24"/>
-          <w:u w:val="none"/>
-          <w:rtl w:val="0"/>
-        </w:rPr>
-        <w:tab/>
-        <w:t xml:space="preserve">99+</w:t>
-        <w:tab/>
-        <w:tab/>
-        <w:t xml:space="preserve">black chins in MM2</w:t>
-      </w:r>
-      <w:r>
-        <w:rPr>
-          <w:rtl w:val="0"/>
-        </w:rPr>
-      </w:r>
-    </w:p>
-    <w:p>
-      <w:pPr>
-        <w:jc w:val="left"/>
-        <w:rPr>
-          <w:b w:val="0"/>
-          <w:bCs w:val="0"/>
-          <w:i w:val="0"/>
-          <w:iCs w:val="0"/>
-          <w:strike w:val="0"/>
-          <w:color w:val="c9211e"/>
-          <w:sz w:val="24"/>
-          <w:szCs w:val="24"/>
-          <w:u w:val="none"/>
-        </w:rPr>
-      </w:pPr>
-      <w:r>
-        <w:rPr>
-          <w:rtl w:val="0"/>
-        </w:rPr>
-      </w:r>
-    </w:p>
-    <w:p>
-      <w:pPr>
-        <w:jc w:val="left"/>
-        <w:rPr>
-          <w:b w:val="0"/>
-          <w:bCs w:val="0"/>
-          <w:i w:val="0"/>
-          <w:iCs w:val="0"/>
-          <w:strike w:val="0"/>
-          <w:color w:val="c9211e"/>
-          <w:sz w:val="24"/>
-          <w:szCs w:val="24"/>
-          <w:u w:val="none"/>
-        </w:rPr>
-      </w:pPr>
-      <w:r>
-        <w:rPr>
-          <w:b w:val="0"/>
-          <w:bCs w:val="0"/>
-          <w:i w:val="0"/>
-          <w:iCs w:val="0"/>
-          <w:strike w:val="0"/>
-          <w:color w:val="c9211e"/>
-          <w:sz w:val="24"/>
-          <w:szCs w:val="24"/>
-          <w:u w:val="none"/>
-          <w:rtl w:val="0"/>
-        </w:rPr>
-        <w:t xml:space="preserve">Prayer</w:t>
-      </w:r>
-    </w:p>
-    <w:p>
-      <w:pPr>
-        <w:jc w:val="left"/>
-        <w:rPr/>
-      </w:pPr>
-      <w:r>
-        <w:rPr>
-          <w:b w:val="0"/>
-          <w:bCs w:val="0"/>
-          <w:i w:val="0"/>
-          <w:iCs w:val="0"/>
-          <w:strike w:val="0"/>
-          <w:color w:val="c9211e"/>
-          <w:sz w:val="24"/>
-          <w:szCs w:val="24"/>
-          <w:u w:val="none"/>
-          <w:rtl w:val="0"/>
-        </w:rPr>
-        <w:tab/>
-        <w:t xml:space="preserve">70-99</w:t>
-        <w:tab/>
-        <w:tab/>
-        <w:t xml:space="preserve">Dragon bones on Wildy altar/bonecrusher/ash sanctifier/Arceuus spells/Ensouled heads</w:t>
-      </w:r>
-      <w:r>
-        <w:rPr>
-          <w:rtl w:val="0"/>
-        </w:rPr>
-      </w:r>
-    </w:p>
-    <w:p>
-      <w:pPr>
-        <w:jc w:val="left"/>
-        <w:rPr>
-          <w:b w:val="0"/>
-          <w:bCs w:val="0"/>
-          <w:i w:val="0"/>
-          <w:iCs w:val="0"/>
-          <w:strike w:val="0"/>
-          <w:color w:val="c9211e"/>
-          <w:sz w:val="24"/>
-          <w:szCs w:val="24"/>
-          <w:u w:val="none"/>
-        </w:rPr>
-      </w:pPr>
-      <w:r>
-        <w:rPr>
-          <w:b w:val="0"/>
-          <w:bCs w:val="0"/>
-          <w:i w:val="0"/>
-          <w:iCs w:val="0"/>
-          <w:strike w:val="0"/>
-          <w:color w:val="c9211e"/>
-          <w:sz w:val="24"/>
-          <w:szCs w:val="24"/>
-          <w:u w:val="none"/>
-          <w:rtl w:val="0"/>
-        </w:rPr>
-        <w:tab/>
-        <w:t xml:space="preserve">99+</w:t>
-        <w:tab/>
-        <w:tab/>
-        <w:t xml:space="preserve">Dragon + superior dragon bones on Wildy altar</w:t>
-      </w:r>
-    </w:p>
-    <w:p>
-      <w:pPr>
-        <w:jc w:val="left"/>
-        <w:rPr>
-          <w:b w:val="0"/>
-          <w:bCs w:val="0"/>
-          <w:i w:val="0"/>
-          <w:iCs w:val="0"/>
-          <w:strike w:val="0"/>
-          <w:color w:val="c9211e"/>
-          <w:sz w:val="24"/>
-          <w:szCs w:val="24"/>
-          <w:u w:val="none"/>
-        </w:rPr>
-      </w:pPr>
-      <w:r>
-        <w:rPr>
-          <w:rtl w:val="0"/>
-        </w:rPr>
-      </w:r>
-    </w:p>
-    <w:p>
-      <w:pPr>
-        <w:jc w:val="left"/>
-        <w:rPr>
-          <w:b w:val="0"/>
-          <w:bCs w:val="0"/>
-          <w:i w:val="0"/>
-          <w:iCs w:val="0"/>
-          <w:strike w:val="0"/>
-          <w:color w:val="c9211e"/>
-          <w:sz w:val="24"/>
-          <w:szCs w:val="24"/>
-          <w:u w:val="none"/>
-        </w:rPr>
-      </w:pPr>
-      <w:r>
-        <w:rPr>
-          <w:b w:val="0"/>
-          <w:bCs w:val="0"/>
-          <w:i w:val="0"/>
-          <w:iCs w:val="0"/>
-          <w:strike w:val="0"/>
-          <w:color w:val="c9211e"/>
-          <w:sz w:val="24"/>
-          <w:szCs w:val="24"/>
-          <w:u w:val="none"/>
-          <w:rtl w:val="0"/>
-        </w:rPr>
-        <w:t xml:space="preserve">Magic+Defence</w:t>
-      </w:r>
-    </w:p>
-    <w:p>
-      <w:pPr>
-        <w:jc w:val="left"/>
-        <w:rPr>
-          <w:b w:val="0"/>
-          <w:bCs w:val="0"/>
-          <w:i w:val="0"/>
-          <w:iCs w:val="0"/>
-          <w:strike w:val="0"/>
-          <w:color w:val="c9211e"/>
-          <w:sz w:val="24"/>
-          <w:szCs w:val="24"/>
-          <w:u w:val="none"/>
-        </w:rPr>
-      </w:pPr>
-      <w:r>
-        <w:rPr>
-          <w:b w:val="0"/>
-          <w:bCs w:val="0"/>
-          <w:i w:val="0"/>
-          <w:iCs w:val="0"/>
-          <w:strike w:val="0"/>
-          <w:color w:val="c9211e"/>
-          <w:sz w:val="24"/>
-          <w:szCs w:val="24"/>
-          <w:u w:val="none"/>
-          <w:rtl w:val="0"/>
-        </w:rPr>
-        <w:tab/>
-        <w:t xml:space="preserve">90+</w:t>
-        <w:tab/>
-        <w:tab/>
-        <w:t xml:space="preserve">Defensive-cast barrage Slayer</w:t>
-      </w:r>
-    </w:p>
-    <w:p>
-      <w:pPr>
-        <w:jc w:val="left"/>
-        <w:rPr>
-          <w:b w:val="0"/>
-          <w:bCs w:val="0"/>
-          <w:i w:val="0"/>
-          <w:iCs w:val="0"/>
-          <w:strike w:val="0"/>
-          <w:color w:val="c9211e"/>
-          <w:sz w:val="24"/>
-          <w:szCs w:val="24"/>
-          <w:u w:val="none"/>
-        </w:rPr>
-      </w:pPr>
-      <w:r>
-        <w:rPr>
-          <w:rtl w:val="0"/>
-        </w:rPr>
-      </w:r>
-    </w:p>
-    <w:p>
-      <w:pPr>
-        <w:jc w:val="left"/>
-        <w:rPr>
-          <w:b w:val="0"/>
-          <w:bCs w:val="0"/>
-          <w:i w:val="0"/>
-          <w:iCs w:val="0"/>
-          <w:strike w:val="0"/>
-          <w:color w:val="c9211e"/>
-          <w:sz w:val="24"/>
-          <w:szCs w:val="24"/>
-          <w:u w:val="none"/>
-        </w:rPr>
-      </w:pPr>
-      <w:r>
-        <w:rPr>
-          <w:b w:val="0"/>
-          <w:bCs w:val="0"/>
-          <w:i w:val="0"/>
-          <w:iCs w:val="0"/>
-          <w:strike w:val="0"/>
-          <w:color w:val="c9211e"/>
-          <w:sz w:val="24"/>
-          <w:szCs w:val="24"/>
-          <w:u w:val="none"/>
-          <w:rtl w:val="0"/>
-        </w:rPr>
-        <w:t xml:space="preserve">Runecraft</w:t>
-      </w:r>
-    </w:p>
-    <w:p>
-      <w:pPr>
-        <w:jc w:val="left"/>
-        <w:rPr>
-          <w:b w:val="0"/>
-          <w:bCs w:val="0"/>
-          <w:i w:val="0"/>
-          <w:iCs w:val="0"/>
-          <w:strike w:val="0"/>
-          <w:color w:val="c9211e"/>
-          <w:sz w:val="24"/>
-          <w:szCs w:val="24"/>
-          <w:u w:val="none"/>
-        </w:rPr>
-      </w:pPr>
-      <w:r>
-        <w:rPr>
-          <w:b w:val="0"/>
-          <w:bCs w:val="0"/>
-          <w:i w:val="0"/>
-          <w:iCs w:val="0"/>
-          <w:strike w:val="0"/>
-          <w:color w:val="c9211e"/>
-          <w:sz w:val="24"/>
-          <w:szCs w:val="24"/>
-          <w:u w:val="none"/>
-          <w:rtl w:val="0"/>
-        </w:rPr>
-        <w:tab/>
-        <w:t xml:space="preserve">77-99</w:t>
-        <w:tab/>
-        <w:tab/>
-        <w:t xml:space="preserve">Multiskilling ZMI</w:t>
-      </w:r>
-    </w:p>
-    <w:p>
-      <w:pPr>
-        <w:ind w:left="2160" w:firstLine="0"/>
-        <w:jc w:val="left"/>
-        <w:rPr>
-          <w:color w:val="c9211e"/>
-        </w:rPr>
-      </w:pPr>
-      <w:r>
-        <w:rPr>
-          <w:b w:val="0"/>
-          <w:bCs w:val="0"/>
-          <w:i w:val="0"/>
-          <w:iCs w:val="0"/>
-          <w:strike w:val="0"/>
-          <w:color w:val="c9211e"/>
-          <w:sz w:val="24"/>
-          <w:szCs w:val="24"/>
-          <w:u w:val="none"/>
-          <w:rtl w:val="0"/>
-        </w:rPr>
-        <w:t xml:space="preserve">Multiskilling G</w:t>
-      </w:r>
-      <w:r>
-        <w:rPr>
-          <w:color w:val="c9211e"/>
-          <w:rtl w:val="0"/>
-        </w:rPr>
-        <w:t xml:space="preserve">otR (only use the west essence mine, spend all downtime doing other skilling activities like fletching or cutting gems then dropping)</w:t>
-      </w:r>
-    </w:p>
-    <w:p>
-      <w:pPr>
-        <w:jc w:val="left"/>
-        <w:rPr>
-          <w:color w:val="c9211e"/>
-        </w:rPr>
-      </w:pPr>
-      <w:r>
-        <w:rPr>
-          <w:color w:val="c9211e"/>
-          <w:rtl w:val="0"/>
-        </w:rPr>
-        <w:tab/>
-        <w:tab/>
-        <w:tab/>
-        <w:t xml:space="preserve">ZMI altar (daeyalt/banked p ess)</w:t>
-      </w:r>
-    </w:p>
-    <w:p>
-      <w:pPr>
-        <w:jc w:val="left"/>
-        <w:rPr>
-          <w:color w:val="c9211e"/>
-        </w:rPr>
-      </w:pPr>
-      <w:r>
-        <w:rPr>
-          <w:color w:val="c9211e"/>
-          <w:rtl w:val="0"/>
-        </w:rPr>
-        <w:tab/>
-        <w:tab/>
-        <w:tab/>
-        <w:t xml:space="preserve">True blood rc (banked p ess/daeyalt)</w:t>
-      </w:r>
-    </w:p>
-    <w:p>
-      <w:pPr>
-        <w:jc w:val="left"/>
-        <w:rPr>
-          <w:color w:val="c9211e"/>
-        </w:rPr>
-      </w:pPr>
-      <w:r>
-        <w:rPr>
-          <w:color w:val="c9211e"/>
-          <w:rtl w:val="0"/>
-        </w:rPr>
-        <w:tab/>
-        <w:tab/>
-        <w:tab/>
-        <w:t xml:space="preserve">Lava runes (banked p ess/daeyalt)</w:t>
-      </w:r>
-    </w:p>
-    <w:p>
-      <w:pPr>
-        <w:jc w:val="left"/>
-        <w:rPr>
-          <w:b w:val="0"/>
-          <w:bCs w:val="0"/>
-          <w:i w:val="0"/>
-          <w:iCs w:val="0"/>
-          <w:strike w:val="0"/>
-          <w:color w:val="c9211e"/>
-          <w:sz w:val="24"/>
-          <w:szCs w:val="24"/>
-          <w:u w:val="none"/>
-        </w:rPr>
-      </w:pPr>
-      <w:r>
-        <w:rPr>
-          <w:b w:val="0"/>
-          <w:bCs w:val="0"/>
-          <w:i w:val="0"/>
-          <w:iCs w:val="0"/>
-          <w:strike w:val="0"/>
-          <w:color w:val="c9211e"/>
-          <w:sz w:val="24"/>
-          <w:szCs w:val="24"/>
-          <w:u w:val="none"/>
-          <w:rtl w:val="0"/>
-        </w:rPr>
-        <w:tab/>
-        <w:t xml:space="preserve">99+</w:t>
-        <w:tab/>
-        <w:tab/>
-        <w:t xml:space="preserve">Multiskilling ZMI/GotR/Daeyalt ZMI/Daeyalt lavas with Crafting cape</w:t>
-      </w:r>
-    </w:p>
-    <w:p>
-      <w:pPr>
-        <w:jc w:val="left"/>
-        <w:rPr>
-          <w:b w:val="0"/>
-          <w:bCs w:val="0"/>
-          <w:i w:val="0"/>
-          <w:iCs w:val="0"/>
-          <w:strike w:val="0"/>
-          <w:color w:val="c9211e"/>
-          <w:sz w:val="24"/>
-          <w:szCs w:val="24"/>
-          <w:u w:val="none"/>
-        </w:rPr>
-      </w:pPr>
-      <w:r>
-        <w:rPr>
-          <w:rtl w:val="0"/>
-        </w:rPr>
-      </w:r>
-    </w:p>
-    <w:p>
-      <w:pPr>
-        <w:jc w:val="left"/>
-        <w:rPr>
-          <w:b w:val="0"/>
-          <w:bCs w:val="0"/>
-          <w:i w:val="0"/>
-          <w:iCs w:val="0"/>
-          <w:strike w:val="0"/>
-          <w:color w:val="c9211e"/>
-          <w:sz w:val="24"/>
-          <w:szCs w:val="24"/>
-          <w:u w:val="none"/>
-        </w:rPr>
-      </w:pPr>
-      <w:r>
-        <w:rPr>
-          <w:b w:val="0"/>
-          <w:bCs w:val="0"/>
-          <w:i w:val="0"/>
-          <w:iCs w:val="0"/>
-          <w:strike w:val="0"/>
-          <w:color w:val="c9211e"/>
-          <w:sz w:val="24"/>
-          <w:szCs w:val="24"/>
-          <w:u w:val="none"/>
-          <w:rtl w:val="0"/>
-        </w:rPr>
-        <w:t xml:space="preserve">Construction</w:t>
-      </w:r>
-    </w:p>
-    <w:p>
-      <w:pPr>
-        <w:jc w:val="left"/>
-        <w:rPr>
-          <w:b w:val="0"/>
-          <w:bCs w:val="0"/>
-          <w:i w:val="0"/>
-          <w:iCs w:val="0"/>
-          <w:strike w:val="0"/>
-          <w:color w:val="c9211e"/>
-          <w:sz w:val="24"/>
-          <w:szCs w:val="24"/>
-          <w:u w:val="none"/>
-        </w:rPr>
-      </w:pPr>
-      <w:r>
-        <w:rPr>
-          <w:b w:val="0"/>
-          <w:bCs w:val="0"/>
-          <w:i w:val="0"/>
-          <w:iCs w:val="0"/>
-          <w:strike w:val="0"/>
-          <w:color w:val="c9211e"/>
-          <w:sz w:val="24"/>
-          <w:szCs w:val="24"/>
-          <w:u w:val="none"/>
-          <w:rtl w:val="0"/>
-        </w:rPr>
-        <w:tab/>
-        <w:t xml:space="preserve">83-99</w:t>
-        <w:tab/>
-        <w:tab/>
-        <w:t xml:space="preserve">Myth capes + mahog tables (kingdom)</w:t>
-      </w:r>
-    </w:p>
-    <w:p>
-      <w:pPr>
-        <w:jc w:val="left"/>
-        <w:rPr>
-          <w:b w:val="0"/>
-          <w:bCs w:val="0"/>
-          <w:i w:val="0"/>
-          <w:iCs w:val="0"/>
-          <w:strike w:val="0"/>
-          <w:color w:val="c9211e"/>
-          <w:sz w:val="24"/>
-          <w:szCs w:val="24"/>
-          <w:u w:val="none"/>
-        </w:rPr>
-      </w:pPr>
-      <w:r>
-        <w:rPr>
-          <w:b w:val="0"/>
-          <w:bCs w:val="0"/>
-          <w:i w:val="0"/>
-          <w:iCs w:val="0"/>
-          <w:strike w:val="0"/>
-          <w:color w:val="c9211e"/>
-          <w:sz w:val="24"/>
-          <w:szCs w:val="24"/>
-          <w:u w:val="none"/>
-          <w:rtl w:val="0"/>
-        </w:rPr>
-        <w:tab/>
-        <w:t xml:space="preserve">99+</w:t>
-        <w:tab/>
-        <w:tab/>
-        <w:t xml:space="preserve">Myth capes + mahog tables (kingdom)</w:t>
-      </w:r>
-    </w:p>
-    <w:p>
-      <w:pPr>
-        <w:jc w:val="left"/>
-        <w:rPr>
-          <w:b w:val="0"/>
-          <w:bCs w:val="0"/>
-          <w:i w:val="0"/>
-          <w:iCs w:val="0"/>
-          <w:strike w:val="0"/>
-          <w:color w:val="c9211e"/>
-          <w:sz w:val="24"/>
-          <w:szCs w:val="24"/>
-          <w:u w:val="none"/>
-        </w:rPr>
-      </w:pPr>
-      <w:r>
-        <w:rPr>
-          <w:rtl w:val="0"/>
-        </w:rPr>
-      </w:r>
-    </w:p>
-    <w:p>
-      <w:pPr>
-        <w:jc w:val="left"/>
-        <w:rPr>
-          <w:b w:val="0"/>
-          <w:bCs w:val="0"/>
-          <w:i w:val="0"/>
-          <w:iCs w:val="0"/>
-          <w:strike w:val="0"/>
-          <w:color w:val="c9211e"/>
-          <w:sz w:val="24"/>
-          <w:szCs w:val="24"/>
-          <w:u w:val="none"/>
-        </w:rPr>
-      </w:pPr>
-      <w:r>
-        <w:rPr>
-          <w:b w:val="0"/>
-          <w:bCs w:val="0"/>
-          <w:i w:val="0"/>
-          <w:iCs w:val="0"/>
-          <w:strike w:val="0"/>
-          <w:color w:val="c9211e"/>
-          <w:sz w:val="24"/>
-          <w:szCs w:val="24"/>
-          <w:u w:val="none"/>
-          <w:rtl w:val="0"/>
-        </w:rPr>
-        <w:t xml:space="preserve">Agility</w:t>
-      </w:r>
-    </w:p>
-    <w:p>
-      <w:pPr>
-        <w:jc w:val="left"/>
-        <w:rPr>
-          <w:b w:val="0"/>
-          <w:bCs w:val="0"/>
-          <w:i w:val="0"/>
-          <w:iCs w:val="0"/>
-          <w:strike w:val="0"/>
-          <w:color w:val="c9211e"/>
-          <w:sz w:val="24"/>
-          <w:szCs w:val="24"/>
-          <w:u w:val="none"/>
-        </w:rPr>
-      </w:pPr>
-      <w:r>
-        <w:rPr>
-          <w:b w:val="0"/>
-          <w:bCs w:val="0"/>
-          <w:i w:val="0"/>
-          <w:iCs w:val="0"/>
-          <w:strike w:val="0"/>
-          <w:color w:val="c9211e"/>
-          <w:sz w:val="24"/>
-          <w:szCs w:val="24"/>
-          <w:u w:val="none"/>
-          <w:rtl w:val="0"/>
-        </w:rPr>
-        <w:tab/>
-        <w:t xml:space="preserve">98-99</w:t>
-        <w:tab/>
-        <w:tab/>
-        <w:t xml:space="preserve">Force-spawn marks on Ardy course</w:t>
-      </w:r>
-    </w:p>
-    <w:p>
-      <w:pPr>
-        <w:jc w:val="left"/>
-        <w:rPr>
-          <w:b w:val="0"/>
-          <w:bCs w:val="0"/>
-          <w:i w:val="0"/>
-          <w:iCs w:val="0"/>
-          <w:strike w:val="0"/>
-          <w:color w:val="c9211e"/>
-          <w:sz w:val="24"/>
-          <w:szCs w:val="24"/>
-          <w:u w:val="none"/>
-        </w:rPr>
-      </w:pPr>
-      <w:r>
-        <w:rPr>
-          <w:b w:val="0"/>
-          <w:bCs w:val="0"/>
-          <w:i w:val="0"/>
-          <w:iCs w:val="0"/>
-          <w:strike w:val="0"/>
-          <w:color w:val="c9211e"/>
-          <w:sz w:val="24"/>
-          <w:szCs w:val="24"/>
-          <w:u w:val="none"/>
-          <w:rtl w:val="0"/>
-        </w:rPr>
-        <w:tab/>
-        <w:t xml:space="preserve">99+</w:t>
-        <w:tab/>
-        <w:tab/>
-        <w:t xml:space="preserve">Sepulchre (looting/no-loot), Ardy as needed</w:t>
-      </w:r>
-    </w:p>
-    <w:p>
-      <w:pPr>
-        <w:jc w:val="left"/>
-        <w:rPr>
-          <w:b w:val="0"/>
-          <w:bCs w:val="0"/>
-          <w:i w:val="0"/>
-          <w:iCs w:val="0"/>
-          <w:strike w:val="0"/>
-          <w:color w:val="c9211e"/>
-          <w:sz w:val="24"/>
-          <w:szCs w:val="24"/>
-          <w:u w:val="none"/>
-        </w:rPr>
-      </w:pPr>
-      <w:r>
-        <w:rPr>
-          <w:rtl w:val="0"/>
-        </w:rPr>
-      </w:r>
-    </w:p>
-    <w:p>
-      <w:pPr>
-        <w:jc w:val="left"/>
-        <w:rPr>
-          <w:b w:val="0"/>
-          <w:bCs w:val="0"/>
-          <w:i w:val="0"/>
-          <w:iCs w:val="0"/>
-          <w:strike w:val="0"/>
-          <w:color w:val="c9211e"/>
-          <w:sz w:val="24"/>
-          <w:szCs w:val="24"/>
-          <w:u w:val="none"/>
-        </w:rPr>
-      </w:pPr>
-      <w:r>
-        <w:rPr>
-          <w:b w:val="0"/>
-          <w:bCs w:val="0"/>
-          <w:i w:val="0"/>
-          <w:iCs w:val="0"/>
-          <w:strike w:val="0"/>
-          <w:color w:val="c9211e"/>
-          <w:sz w:val="24"/>
-          <w:szCs w:val="24"/>
-          <w:u w:val="none"/>
-          <w:rtl w:val="0"/>
-        </w:rPr>
-        <w:t xml:space="preserve">Herblore</w:t>
-      </w:r>
-    </w:p>
-    <w:p>
-      <w:pPr>
-        <w:jc w:val="left"/>
-        <w:rPr>
-          <w:b w:val="0"/>
-          <w:bCs w:val="0"/>
-          <w:i w:val="0"/>
-          <w:iCs w:val="0"/>
-          <w:strike w:val="0"/>
-          <w:color w:val="c9211e"/>
-          <w:sz w:val="24"/>
-          <w:szCs w:val="24"/>
-          <w:u w:val="none"/>
-        </w:rPr>
-      </w:pPr>
-      <w:r>
-        <w:rPr>
-          <w:b w:val="0"/>
-          <w:bCs w:val="0"/>
-          <w:i w:val="0"/>
-          <w:iCs w:val="0"/>
-          <w:strike w:val="0"/>
-          <w:color w:val="c9211e"/>
-          <w:sz w:val="24"/>
-          <w:szCs w:val="24"/>
-          <w:u w:val="none"/>
-          <w:rtl w:val="0"/>
-        </w:rPr>
-        <w:tab/>
-        <w:t xml:space="preserve">81-99</w:t>
-        <w:tab/>
-        <w:tab/>
-        <w:t xml:space="preserve">Make pots using herbs from contract seeds + dags/nechs</w:t>
-      </w:r>
-    </w:p>
-    <w:p>
-      <w:pPr>
-        <w:jc w:val="left"/>
-        <w:rPr>
-          <w:b w:val="0"/>
-          <w:bCs w:val="0"/>
-          <w:i w:val="0"/>
-          <w:iCs w:val="0"/>
-          <w:strike w:val="0"/>
-          <w:color w:val="c9211e"/>
-          <w:sz w:val="24"/>
-          <w:szCs w:val="24"/>
-          <w:u w:val="none"/>
-        </w:rPr>
-      </w:pPr>
-      <w:r>
-        <w:rPr>
-          <w:b w:val="0"/>
-          <w:bCs w:val="0"/>
-          <w:i w:val="0"/>
-          <w:iCs w:val="0"/>
-          <w:strike w:val="0"/>
-          <w:color w:val="c9211e"/>
-          <w:sz w:val="24"/>
-          <w:szCs w:val="24"/>
-          <w:u w:val="none"/>
-          <w:rtl w:val="0"/>
-        </w:rPr>
-        <w:tab/>
-        <w:t xml:space="preserve">99+</w:t>
-        <w:tab/>
-        <w:tab/>
-        <w:t xml:space="preserve">Make pots using herbs from contract seeds + dags/nechs:</w:t>
-      </w:r>
-    </w:p>
-    <w:p>
-      <w:pPr>
-        <w:jc w:val="left"/>
-        <w:rPr>
-          <w:b w:val="0"/>
-          <w:bCs w:val="0"/>
-          <w:i w:val="0"/>
-          <w:iCs w:val="0"/>
-          <w:strike w:val="0"/>
-          <w:color w:val="c9211e"/>
-          <w:sz w:val="24"/>
-          <w:szCs w:val="24"/>
-          <w:u w:val="none"/>
-        </w:rPr>
-      </w:pPr>
-      <w:r>
-        <w:rPr>
-          <w:b w:val="0"/>
-          <w:bCs w:val="0"/>
-          <w:i w:val="0"/>
-          <w:iCs w:val="0"/>
-          <w:strike w:val="0"/>
-          <w:color w:val="c9211e"/>
-          <w:sz w:val="24"/>
-          <w:szCs w:val="24"/>
-          <w:u w:val="none"/>
-          <w:rtl w:val="0"/>
-        </w:rPr>
-        <w:tab/>
-        <w:tab/>
-        <w:tab/>
-      </w:r>
-    </w:p>
-    <w:p>
-      <w:pPr>
-        <w:jc w:val="left"/>
-        <w:rPr>
-          <w:b w:val="0"/>
-          <w:bCs w:val="0"/>
-          <w:i w:val="0"/>
-          <w:iCs w:val="0"/>
-          <w:strike w:val="0"/>
-          <w:color w:val="c9211e"/>
-          <w:sz w:val="24"/>
-          <w:szCs w:val="24"/>
-          <w:u w:val="none"/>
-        </w:rPr>
-      </w:pPr>
-      <w:r>
-        <w:rPr>
-          <w:b w:val="0"/>
-          <w:bCs w:val="0"/>
-          <w:i w:val="0"/>
-          <w:iCs w:val="0"/>
-          <w:strike w:val="0"/>
-          <w:color w:val="c9211e"/>
-          <w:sz w:val="24"/>
-          <w:szCs w:val="24"/>
-          <w:u w:val="none"/>
-          <w:rtl w:val="0"/>
-        </w:rPr>
-        <w:tab/>
-        <w:tab/>
-        <w:tab/>
-        <w:t xml:space="preserve">ranking (1=best, 12=worst):</w:t>
-      </w:r>
-    </w:p>
-    <w:p>
-      <w:pPr>
-        <w:jc w:val="left"/>
-        <w:rPr>
-          <w:b w:val="0"/>
-          <w:bCs w:val="0"/>
-          <w:i w:val="0"/>
-          <w:iCs w:val="0"/>
-          <w:strike w:val="0"/>
-          <w:color w:val="c9211e"/>
-          <w:sz w:val="24"/>
-          <w:szCs w:val="24"/>
-          <w:u w:val="none"/>
-        </w:rPr>
-      </w:pPr>
-      <w:r>
-        <w:rPr>
-          <w:b w:val="0"/>
-          <w:bCs w:val="0"/>
-          <w:i w:val="0"/>
-          <w:iCs w:val="0"/>
-          <w:strike w:val="0"/>
-          <w:color w:val="c9211e"/>
-          <w:sz w:val="24"/>
-          <w:szCs w:val="24"/>
-          <w:u w:val="none"/>
-          <w:rtl w:val="0"/>
-        </w:rPr>
-        <w:tab/>
-        <w:tab/>
-        <w:tab/>
-        <w:tab/>
-        <w:t xml:space="preserve">0. Barb mixes using banked caviar (as available)</w:t>
-      </w:r>
-    </w:p>
-    <w:p>
-      <w:pPr>
-        <w:jc w:val="left"/>
-        <w:rPr>
-          <w:b w:val="0"/>
-          <w:bCs w:val="0"/>
-          <w:i w:val="0"/>
-          <w:iCs w:val="0"/>
-          <w:strike w:val="0"/>
-          <w:color w:val="c9211e"/>
-          <w:sz w:val="24"/>
-          <w:szCs w:val="24"/>
-          <w:u w:val="none"/>
-        </w:rPr>
-      </w:pPr>
-      <w:r>
-        <w:rPr>
-          <w:b w:val="0"/>
-          <w:bCs w:val="0"/>
-          <w:i w:val="0"/>
-          <w:iCs w:val="0"/>
-          <w:strike w:val="0"/>
-          <w:color w:val="c9211e"/>
-          <w:sz w:val="24"/>
-          <w:szCs w:val="24"/>
-          <w:u w:val="none"/>
-          <w:rtl w:val="0"/>
-        </w:rPr>
-        <w:tab/>
-        <w:tab/>
-        <w:tab/>
-        <w:tab/>
-        <w:t xml:space="preserve">1. brews using BH nests (not mole)</w:t>
-      </w:r>
-    </w:p>
-    <w:p>
-      <w:pPr>
-        <w:jc w:val="left"/>
-        <w:rPr>
-          <w:b w:val="0"/>
-          <w:bCs w:val="0"/>
-          <w:i w:val="0"/>
-          <w:iCs w:val="0"/>
-          <w:strike w:val="0"/>
-          <w:color w:val="c9211e"/>
-          <w:sz w:val="24"/>
-          <w:szCs w:val="24"/>
-          <w:u w:val="none"/>
-        </w:rPr>
-      </w:pPr>
-      <w:r>
-        <w:rPr>
-          <w:b w:val="0"/>
-          <w:bCs w:val="0"/>
-          <w:i w:val="0"/>
-          <w:iCs w:val="0"/>
-          <w:strike w:val="0"/>
-          <w:color w:val="c9211e"/>
-          <w:sz w:val="24"/>
-          <w:szCs w:val="24"/>
-          <w:u w:val="none"/>
-          <w:rtl w:val="0"/>
-        </w:rPr>
-        <w:tab/>
-        <w:tab/>
-        <w:tab/>
-        <w:tab/>
-        <w:t xml:space="preserve">2. SCBs</w:t>
-      </w:r>
-    </w:p>
-    <w:p>
-      <w:pPr>
-        <w:jc w:val="left"/>
-        <w:rPr>
-          <w:b w:val="0"/>
-          <w:bCs w:val="0"/>
-          <w:i w:val="0"/>
-          <w:iCs w:val="0"/>
-          <w:strike w:val="0"/>
-          <w:color w:val="c9211e"/>
-          <w:sz w:val="24"/>
-          <w:szCs w:val="24"/>
-          <w:u w:val="none"/>
-        </w:rPr>
-      </w:pPr>
-      <w:r>
-        <w:rPr>
-          <w:b w:val="0"/>
-          <w:bCs w:val="0"/>
-          <w:i w:val="0"/>
-          <w:iCs w:val="0"/>
-          <w:strike w:val="0"/>
-          <w:color w:val="c9211e"/>
-          <w:sz w:val="24"/>
-          <w:szCs w:val="24"/>
-          <w:u w:val="none"/>
-          <w:rtl w:val="0"/>
-        </w:rPr>
-        <w:tab/>
-        <w:tab/>
-        <w:tab/>
-        <w:tab/>
-        <w:t xml:space="preserve">3. stamina pots (only as needed)</w:t>
-      </w:r>
-    </w:p>
-    <w:p>
-      <w:pPr>
-        <w:jc w:val="left"/>
-        <w:rPr>
-          <w:b w:val="0"/>
-          <w:bCs w:val="0"/>
-          <w:i w:val="0"/>
-          <w:iCs w:val="0"/>
-          <w:strike w:val="0"/>
-          <w:color w:val="c9211e"/>
-          <w:sz w:val="24"/>
-          <w:szCs w:val="24"/>
-          <w:u w:val="none"/>
-        </w:rPr>
-      </w:pPr>
-      <w:r>
-        <w:rPr>
-          <w:b w:val="0"/>
-          <w:bCs w:val="0"/>
-          <w:i w:val="0"/>
-          <w:iCs w:val="0"/>
-          <w:strike w:val="0"/>
-          <w:color w:val="c9211e"/>
-          <w:sz w:val="24"/>
-          <w:szCs w:val="24"/>
-          <w:u w:val="none"/>
-          <w:rtl w:val="0"/>
-        </w:rPr>
-        <w:tab/>
-        <w:tab/>
-        <w:tab/>
-        <w:tab/>
-        <w:t xml:space="preserve">4. magic pots</w:t>
-      </w:r>
-    </w:p>
-    <w:p>
-      <w:pPr>
-        <w:jc w:val="left"/>
-        <w:rPr>
-          <w:b w:val="0"/>
-          <w:bCs w:val="0"/>
-          <w:i w:val="0"/>
-          <w:iCs w:val="0"/>
-          <w:strike w:val="0"/>
-          <w:color w:val="c9211e"/>
-          <w:sz w:val="24"/>
-          <w:szCs w:val="24"/>
-          <w:u w:val="none"/>
-        </w:rPr>
-      </w:pPr>
-      <w:r>
-        <w:rPr>
-          <w:b w:val="0"/>
-          <w:bCs w:val="0"/>
-          <w:i w:val="0"/>
-          <w:iCs w:val="0"/>
-          <w:strike w:val="0"/>
-          <w:color w:val="c9211e"/>
-          <w:sz w:val="24"/>
-          <w:szCs w:val="24"/>
-          <w:u w:val="none"/>
-          <w:rtl w:val="0"/>
-        </w:rPr>
-        <w:tab/>
-        <w:tab/>
-        <w:tab/>
-        <w:tab/>
-        <w:t xml:space="preserve">5. super def pots</w:t>
-      </w:r>
-    </w:p>
-    <w:p>
-      <w:pPr>
-        <w:jc w:val="left"/>
-        <w:rPr/>
-      </w:pPr>
-      <w:r>
-        <w:rPr>
-          <w:b w:val="0"/>
-          <w:bCs w:val="0"/>
-          <w:i w:val="0"/>
-          <w:iCs w:val="0"/>
-          <w:strike w:val="0"/>
-          <w:color w:val="c9211e"/>
-          <w:sz w:val="24"/>
-          <w:szCs w:val="24"/>
-          <w:u w:val="none"/>
-          <w:rtl w:val="0"/>
-        </w:rPr>
-        <w:tab/>
-        <w:tab/>
-        <w:tab/>
-        <w:tab/>
-        <w:t xml:space="preserve">6. super str pots</w:t>
-      </w:r>
-      <w:r>
-        <w:rPr>
-          <w:rtl w:val="0"/>
-        </w:rPr>
-      </w:r>
-    </w:p>
-    <w:p>
-      <w:pPr>
-        <w:jc w:val="left"/>
-        <w:rPr/>
-      </w:pPr>
-      <w:r>
-        <w:rPr>
-          <w:b w:val="0"/>
-          <w:bCs w:val="0"/>
-          <w:i w:val="0"/>
-          <w:iCs w:val="0"/>
-          <w:strike w:val="0"/>
-          <w:color w:val="c9211e"/>
-          <w:sz w:val="24"/>
-          <w:szCs w:val="24"/>
-          <w:u w:val="none"/>
-          <w:rtl w:val="0"/>
-        </w:rPr>
-        <w:tab/>
-        <w:tab/>
-        <w:tab/>
-        <w:tab/>
-        <w:t xml:space="preserve">7. fishing pots (most avantoes)</w:t>
-      </w:r>
-      <w:r>
-        <w:rPr>
-          <w:rtl w:val="0"/>
-        </w:rPr>
-      </w:r>
-    </w:p>
-    <w:p>
-      <w:pPr>
-        <w:jc w:val="left"/>
-        <w:rPr>
-          <w:b w:val="0"/>
-          <w:bCs w:val="0"/>
-          <w:i w:val="0"/>
-          <w:iCs w:val="0"/>
-          <w:strike w:val="0"/>
-          <w:color w:val="c9211e"/>
-          <w:sz w:val="24"/>
-          <w:szCs w:val="24"/>
-          <w:u w:val="none"/>
-        </w:rPr>
-      </w:pPr>
-      <w:r>
-        <w:rPr>
-          <w:b w:val="0"/>
-          <w:bCs w:val="0"/>
-          <w:i w:val="0"/>
-          <w:iCs w:val="0"/>
-          <w:strike w:val="0"/>
-          <w:color w:val="c9211e"/>
-          <w:sz w:val="24"/>
-          <w:szCs w:val="24"/>
-          <w:u w:val="none"/>
-          <w:rtl w:val="0"/>
-        </w:rPr>
-        <w:tab/>
-        <w:tab/>
-        <w:tab/>
-        <w:tab/>
-        <w:t xml:space="preserve">8. super atk pots</w:t>
-      </w:r>
-    </w:p>
-    <w:p>
-      <w:pPr>
-        <w:jc w:val="left"/>
-        <w:rPr>
-          <w:b w:val="0"/>
-          <w:bCs w:val="0"/>
-          <w:i w:val="0"/>
-          <w:iCs w:val="0"/>
-          <w:strike w:val="0"/>
-          <w:color w:val="c9211e"/>
-          <w:sz w:val="24"/>
-          <w:szCs w:val="24"/>
-          <w:u w:val="none"/>
-        </w:rPr>
-      </w:pPr>
-      <w:r>
-        <w:rPr>
-          <w:b w:val="0"/>
-          <w:bCs w:val="0"/>
-          <w:i w:val="0"/>
-          <w:iCs w:val="0"/>
-          <w:strike w:val="0"/>
-          <w:color w:val="c9211e"/>
-          <w:sz w:val="24"/>
-          <w:szCs w:val="24"/>
-          <w:u w:val="none"/>
-          <w:rtl w:val="0"/>
-        </w:rPr>
-        <w:tab/>
-        <w:tab/>
-        <w:tab/>
-        <w:tab/>
-        <w:t xml:space="preserve">9. super restores</w:t>
-      </w:r>
-    </w:p>
-    <w:p>
-      <w:pPr>
-        <w:jc w:val="left"/>
-        <w:rPr>
-          <w:b w:val="0"/>
-          <w:bCs w:val="0"/>
-          <w:i w:val="0"/>
-          <w:iCs w:val="0"/>
-          <w:strike w:val="0"/>
-          <w:color w:val="c9211e"/>
-          <w:sz w:val="24"/>
-          <w:szCs w:val="24"/>
-          <w:u w:val="none"/>
-        </w:rPr>
-      </w:pPr>
-      <w:r>
-        <w:rPr>
-          <w:b w:val="0"/>
-          <w:bCs w:val="0"/>
-          <w:i w:val="0"/>
-          <w:iCs w:val="0"/>
-          <w:strike w:val="0"/>
-          <w:color w:val="c9211e"/>
-          <w:sz w:val="24"/>
-          <w:szCs w:val="24"/>
-          <w:u w:val="none"/>
-          <w:rtl w:val="0"/>
-        </w:rPr>
-        <w:tab/>
-        <w:tab/>
-        <w:tab/>
-        <w:tab/>
-        <w:t xml:space="preserve">10. super energy pots (don’t make w/o amylase)</w:t>
-      </w:r>
-    </w:p>
-    <w:p>
-      <w:pPr>
-        <w:jc w:val="left"/>
-        <w:rPr>
-          <w:b w:val="0"/>
-          <w:bCs w:val="0"/>
-          <w:i w:val="0"/>
-          <w:iCs w:val="0"/>
-          <w:strike w:val="0"/>
-          <w:color w:val="c9211e"/>
-          <w:sz w:val="24"/>
-          <w:szCs w:val="24"/>
-          <w:u w:val="none"/>
-        </w:rPr>
-      </w:pPr>
-      <w:r>
-        <w:rPr>
-          <w:b w:val="0"/>
-          <w:bCs w:val="0"/>
-          <w:i w:val="0"/>
-          <w:iCs w:val="0"/>
-          <w:strike w:val="0"/>
-          <w:color w:val="c9211e"/>
-          <w:sz w:val="24"/>
-          <w:szCs w:val="24"/>
-          <w:u w:val="none"/>
-          <w:rtl w:val="0"/>
-        </w:rPr>
-        <w:tab/>
-        <w:tab/>
-        <w:tab/>
-        <w:tab/>
-        <w:t xml:space="preserve">11. prayer pots (only as needed)</w:t>
-      </w:r>
-    </w:p>
-    <w:p>
-      <w:pPr>
-        <w:jc w:val="left"/>
-        <w:rPr>
-          <w:b w:val="0"/>
-          <w:bCs w:val="0"/>
-          <w:i w:val="0"/>
-          <w:iCs w:val="0"/>
-          <w:strike w:val="0"/>
-          <w:color w:val="c9211e"/>
-          <w:sz w:val="24"/>
-          <w:szCs w:val="24"/>
-          <w:u w:val="none"/>
-        </w:rPr>
-      </w:pPr>
-      <w:r>
-        <w:rPr>
-          <w:b w:val="0"/>
-          <w:bCs w:val="0"/>
-          <w:i w:val="0"/>
-          <w:iCs w:val="0"/>
-          <w:strike w:val="0"/>
-          <w:color w:val="c9211e"/>
-          <w:sz w:val="24"/>
-          <w:szCs w:val="24"/>
-          <w:u w:val="none"/>
-          <w:rtl w:val="0"/>
-        </w:rPr>
-        <w:tab/>
-        <w:tab/>
-        <w:tab/>
-        <w:tab/>
-        <w:t xml:space="preserve">12. ranging pots (only as needed)</w:t>
-      </w:r>
-    </w:p>
-    <w:p>
-      <w:pPr>
-        <w:jc w:val="left"/>
-        <w:rPr/>
-      </w:pPr>
-      <w:r>
-        <w:rPr>
-          <w:b w:val="0"/>
-          <w:bCs w:val="0"/>
-          <w:i w:val="0"/>
-          <w:iCs w:val="0"/>
-          <w:strike w:val="0"/>
-          <w:color w:val="c9211e"/>
-          <w:sz w:val="24"/>
-          <w:szCs w:val="24"/>
-          <w:u w:val="none"/>
-          <w:rtl w:val="0"/>
-        </w:rPr>
-        <w:tab/>
-        <w:tab/>
-        <w:tab/>
-        <w:tab/>
-        <w:t xml:space="preserve">13. energy pots using kingdom harras (do not plant)</w:t>
-      </w:r>
-      <w:r>
-        <w:rPr>
-          <w:rtl w:val="0"/>
-        </w:rPr>
-      </w:r>
-    </w:p>
-    <w:p>
-      <w:pPr>
-        <w:jc w:val="left"/>
-        <w:rPr>
-          <w:b w:val="0"/>
-          <w:bCs w:val="0"/>
-          <w:i w:val="0"/>
-          <w:iCs w:val="0"/>
-          <w:strike w:val="0"/>
-          <w:color w:val="c9211e"/>
-          <w:sz w:val="24"/>
-          <w:szCs w:val="24"/>
-          <w:u w:val="none"/>
-        </w:rPr>
-      </w:pPr>
-      <w:r>
-        <w:rPr>
-          <w:rtl w:val="0"/>
-        </w:rPr>
-      </w:r>
-    </w:p>
-    <w:p>
-      <w:pPr>
-        <w:jc w:val="left"/>
-        <w:rPr>
-          <w:b w:val="0"/>
-          <w:bCs w:val="0"/>
-          <w:i w:val="0"/>
-          <w:iCs w:val="0"/>
-          <w:strike w:val="0"/>
-          <w:color w:val="c9211e"/>
-          <w:sz w:val="24"/>
-          <w:szCs w:val="24"/>
-          <w:u w:val="none"/>
-        </w:rPr>
-      </w:pPr>
-      <w:r>
-        <w:rPr>
-          <w:b w:val="0"/>
-          <w:bCs w:val="0"/>
-          <w:i w:val="0"/>
-          <w:iCs w:val="0"/>
-          <w:strike w:val="0"/>
-          <w:color w:val="c9211e"/>
-          <w:sz w:val="24"/>
-          <w:szCs w:val="24"/>
-          <w:u w:val="none"/>
-          <w:rtl w:val="0"/>
-        </w:rPr>
-        <w:t xml:space="preserve">Thieving</w:t>
-      </w:r>
-    </w:p>
-    <w:p>
-      <w:pPr>
-        <w:jc w:val="left"/>
-        <w:rPr>
-          <w:b w:val="0"/>
-          <w:bCs w:val="0"/>
-          <w:i w:val="0"/>
-          <w:iCs w:val="0"/>
-          <w:strike w:val="0"/>
-          <w:color w:val="c9211e"/>
-          <w:sz w:val="24"/>
-          <w:szCs w:val="24"/>
-          <w:u w:val="none"/>
-        </w:rPr>
-      </w:pPr>
-      <w:r>
-        <w:rPr>
-          <w:b w:val="0"/>
-          <w:bCs w:val="0"/>
-          <w:i w:val="0"/>
-          <w:iCs w:val="0"/>
-          <w:strike w:val="0"/>
-          <w:color w:val="c9211e"/>
-          <w:sz w:val="24"/>
-          <w:szCs w:val="24"/>
-          <w:u w:val="none"/>
-          <w:rtl w:val="0"/>
-        </w:rPr>
-        <w:tab/>
-        <w:t xml:space="preserve">96-99</w:t>
-        <w:tab/>
-        <w:tab/>
-        <w:t xml:space="preserve">Artefacts + glassblowing or elf knights</w:t>
-      </w:r>
-    </w:p>
-    <w:p>
-      <w:pPr>
-        <w:jc w:val="left"/>
-        <w:rPr>
-          <w:b w:val="0"/>
-          <w:bCs w:val="0"/>
-          <w:i w:val="0"/>
-          <w:iCs w:val="0"/>
-          <w:strike w:val="0"/>
-          <w:color w:val="c9211e"/>
-          <w:sz w:val="24"/>
-          <w:szCs w:val="24"/>
-          <w:u w:val="none"/>
-        </w:rPr>
-      </w:pPr>
-      <w:r>
-        <w:rPr>
-          <w:b w:val="0"/>
-          <w:bCs w:val="0"/>
-          <w:i w:val="0"/>
-          <w:iCs w:val="0"/>
-          <w:strike w:val="0"/>
-          <w:color w:val="c9211e"/>
-          <w:sz w:val="24"/>
-          <w:szCs w:val="24"/>
-          <w:u w:val="none"/>
-          <w:rtl w:val="0"/>
-        </w:rPr>
-        <w:tab/>
-        <w:t xml:space="preserve">99+</w:t>
-        <w:tab/>
-        <w:tab/>
-        <w:t xml:space="preserve">Artefacts + glassblowing, elf knights as needed</w:t>
-      </w:r>
-    </w:p>
-    <w:p>
-      <w:pPr>
-        <w:jc w:val="left"/>
-        <w:rPr>
-          <w:color w:val="c9211e"/>
-        </w:rPr>
-      </w:pPr>
-      <w:r>
-        <w:rPr>
-          <w:rtl w:val="0"/>
-        </w:rPr>
-      </w:r>
-    </w:p>
-    <w:p>
-      <w:pPr>
-        <w:jc w:val="left"/>
-        <w:rPr>
-          <w:color w:val="c9211e"/>
-        </w:rPr>
-      </w:pPr>
-      <w:r>
-        <w:rPr>
-          <w:color w:val="c9211e"/>
-          <w:rtl w:val="0"/>
-        </w:rPr>
-        <w:t xml:space="preserve">Attack/Strength</w:t>
-      </w:r>
-    </w:p>
-    <w:p>
-      <w:pPr>
-        <w:jc w:val="left"/>
-        <w:rPr>
-          <w:color w:val="c9211e"/>
-        </w:rPr>
-      </w:pPr>
-      <w:r>
-        <w:rPr>
-          <w:color w:val="c9211e"/>
-          <w:rtl w:val="0"/>
-        </w:rPr>
-        <w:tab/>
-        <w:t xml:space="preserve">70’s-99</w:t>
-        <w:tab/>
-        <w:t xml:space="preserve">Slayer, afk NMZ/sand crabs/PVM is needed to reach 99.</w:t>
-      </w:r>
-    </w:p>
-    <w:p>
-      <w:pPr>
-        <w:jc w:val="left"/>
-        <w:rPr>
-          <w:color w:val="c9211e"/>
-        </w:rPr>
-      </w:pPr>
-      <w:r>
-        <w:rPr>
-          <w:rtl w:val="0"/>
-        </w:rPr>
-      </w:r>
-    </w:p>
-    <w:p>
-      <w:pPr>
-        <w:jc w:val="left"/>
-        <w:rPr>
-          <w:b w:val="0"/>
-          <w:bCs w:val="0"/>
-          <w:i w:val="0"/>
-          <w:iCs w:val="0"/>
-          <w:strike w:val="0"/>
-          <w:color w:val="c9211e"/>
-          <w:sz w:val="24"/>
-          <w:szCs w:val="24"/>
-          <w:u w:val="none"/>
-        </w:rPr>
-      </w:pPr>
-      <w:r>
-        <w:rPr>
-          <w:b w:val="0"/>
-          <w:bCs w:val="0"/>
-          <w:i w:val="0"/>
-          <w:iCs w:val="0"/>
-          <w:strike w:val="0"/>
-          <w:color w:val="c9211e"/>
-          <w:sz w:val="24"/>
-          <w:szCs w:val="24"/>
-          <w:u w:val="none"/>
-          <w:rtl w:val="0"/>
-        </w:rPr>
-        <w:t xml:space="preserve">Crafting</w:t>
-      </w:r>
-    </w:p>
-    <w:p>
-      <w:pPr>
-        <w:jc w:val="left"/>
-        <w:rPr/>
-      </w:pPr>
-      <w:r>
-        <w:rPr>
-          <w:b w:val="0"/>
-          <w:bCs w:val="0"/>
-          <w:i w:val="0"/>
-          <w:iCs w:val="0"/>
-          <w:strike w:val="0"/>
-          <w:color w:val="c9211e"/>
-          <w:sz w:val="24"/>
-          <w:szCs w:val="24"/>
-          <w:u w:val="none"/>
-          <w:rtl w:val="0"/>
-        </w:rPr>
-        <w:tab/>
-        <w:t xml:space="preserve">93-99</w:t>
-        <w:tab/>
-        <w:tab/>
-        <w:t xml:space="preserve">Artefacts + glassblowing, bankstand blow while forcing MOGs</w:t>
-      </w:r>
-      <w:r>
-        <w:rPr>
-          <w:rtl w:val="0"/>
-        </w:rPr>
-      </w:r>
-    </w:p>
-    <w:p>
-      <w:pPr>
-        <w:jc w:val="left"/>
-        <w:rPr/>
-      </w:pPr>
-      <w:r>
-        <w:rPr>
-          <w:b w:val="0"/>
-          <w:bCs w:val="0"/>
-          <w:i w:val="0"/>
-          <w:iCs w:val="0"/>
-          <w:strike w:val="0"/>
-          <w:color w:val="c9211e"/>
-          <w:sz w:val="24"/>
-          <w:szCs w:val="24"/>
-          <w:u w:val="none"/>
-          <w:rtl w:val="0"/>
-        </w:rPr>
-        <w:tab/>
-        <w:t xml:space="preserve">99+</w:t>
-        <w:tab/>
-        <w:tab/>
-        <w:t xml:space="preserve">Artefacts + glassblowing, bankstand blow while forcing MOGs</w:t>
-      </w:r>
-      <w:r>
-        <w:rPr>
-          <w:rtl w:val="0"/>
-        </w:rPr>
-      </w:r>
-    </w:p>
-    <w:p>
-      <w:pPr>
-        <w:jc w:val="left"/>
-        <w:rPr>
-          <w:b w:val="0"/>
-          <w:bCs w:val="0"/>
-          <w:i w:val="0"/>
-          <w:iCs w:val="0"/>
-          <w:strike w:val="0"/>
-          <w:color w:val="c9211e"/>
-          <w:sz w:val="24"/>
-          <w:szCs w:val="24"/>
-          <w:u w:val="none"/>
-        </w:rPr>
-      </w:pPr>
-      <w:r>
-        <w:rPr>
-          <w:rtl w:val="0"/>
-        </w:rPr>
-      </w:r>
-    </w:p>
-    <w:p>
-      <w:pPr>
-        <w:jc w:val="left"/>
-        <w:rPr>
-          <w:b w:val="0"/>
-          <w:bCs w:val="0"/>
-          <w:i w:val="0"/>
-          <w:iCs w:val="0"/>
-          <w:strike w:val="0"/>
-          <w:color w:val="c9211e"/>
-          <w:sz w:val="24"/>
-          <w:szCs w:val="24"/>
-          <w:u w:val="none"/>
-        </w:rPr>
-      </w:pPr>
-      <w:r>
-        <w:rPr>
-          <w:b w:val="0"/>
-          <w:bCs w:val="0"/>
-          <w:i w:val="0"/>
-          <w:iCs w:val="0"/>
-          <w:strike w:val="0"/>
-          <w:color w:val="c9211e"/>
-          <w:sz w:val="24"/>
-          <w:szCs w:val="24"/>
-          <w:u w:val="none"/>
-          <w:rtl w:val="0"/>
-        </w:rPr>
-        <w:t xml:space="preserve">Fletching</w:t>
-      </w:r>
-    </w:p>
-    <w:p>
-      <w:pPr>
-        <w:jc w:val="left"/>
-        <w:rPr/>
-      </w:pPr>
-      <w:r>
-        <w:rPr>
-          <w:b w:val="0"/>
-          <w:bCs w:val="0"/>
-          <w:i w:val="0"/>
-          <w:iCs w:val="0"/>
-          <w:strike w:val="0"/>
-          <w:color w:val="c9211e"/>
-          <w:sz w:val="24"/>
-          <w:szCs w:val="24"/>
-          <w:u w:val="none"/>
-          <w:rtl w:val="0"/>
-        </w:rPr>
-        <w:tab/>
-        <w:t xml:space="preserve">82-99</w:t>
-        <w:tab/>
-        <w:tab/>
-        <w:t xml:space="preserve">0-time broad arrows during activities (though really this is difficult)</w:t>
-      </w:r>
-      <w:r>
-        <w:rPr>
-          <w:rtl w:val="0"/>
-        </w:rPr>
-      </w:r>
-    </w:p>
-    <w:p>
-      <w:pPr>
-        <w:jc w:val="left"/>
-        <w:rPr>
-          <w:b w:val="0"/>
-          <w:bCs w:val="0"/>
-          <w:i w:val="0"/>
-          <w:iCs w:val="0"/>
-          <w:strike w:val="0"/>
-          <w:color w:val="c9211e"/>
-          <w:sz w:val="24"/>
-          <w:szCs w:val="24"/>
-          <w:u w:val="none"/>
-        </w:rPr>
-      </w:pPr>
-      <w:r>
-        <w:rPr>
-          <w:b w:val="0"/>
-          <w:bCs w:val="0"/>
-          <w:i w:val="0"/>
-          <w:iCs w:val="0"/>
-          <w:strike w:val="0"/>
-          <w:color w:val="c9211e"/>
-          <w:sz w:val="24"/>
-          <w:szCs w:val="24"/>
-          <w:u w:val="none"/>
-          <w:rtl w:val="0"/>
-        </w:rPr>
-        <w:tab/>
-        <w:t xml:space="preserve">99+</w:t>
-        <w:tab/>
-        <w:tab/>
-        <w:t xml:space="preserve">0-time broad arrows during Sepulchre and farm runs</w:t>
-      </w:r>
-    </w:p>
-    <w:p>
-      <w:pPr>
-        <w:jc w:val="left"/>
-        <w:rPr>
-          <w:b w:val="0"/>
-          <w:bCs w:val="0"/>
-          <w:i w:val="0"/>
-          <w:iCs w:val="0"/>
-          <w:strike w:val="0"/>
-          <w:color w:val="c9211e"/>
-          <w:sz w:val="24"/>
-          <w:szCs w:val="24"/>
-          <w:u w:val="none"/>
-        </w:rPr>
-      </w:pPr>
-      <w:r>
-        <w:rPr>
-          <w:rtl w:val="0"/>
-        </w:rPr>
-      </w:r>
-    </w:p>
-    <w:p>
-      <w:pPr>
-        <w:jc w:val="left"/>
-        <w:rPr>
-          <w:b w:val="0"/>
-          <w:bCs w:val="0"/>
-          <w:i w:val="0"/>
-          <w:iCs w:val="0"/>
-          <w:strike w:val="0"/>
-          <w:color w:val="c9211e"/>
-          <w:sz w:val="24"/>
-          <w:szCs w:val="24"/>
-          <w:u w:val="none"/>
-        </w:rPr>
-      </w:pPr>
-      <w:r>
-        <w:rPr>
-          <w:b w:val="0"/>
-          <w:bCs w:val="0"/>
-          <w:i w:val="0"/>
-          <w:iCs w:val="0"/>
-          <w:strike w:val="0"/>
-          <w:color w:val="c9211e"/>
-          <w:sz w:val="24"/>
-          <w:szCs w:val="24"/>
-          <w:u w:val="none"/>
-          <w:rtl w:val="0"/>
-        </w:rPr>
-        <w:t xml:space="preserve">Slayer</w:t>
-      </w:r>
-    </w:p>
-    <w:p>
-      <w:pPr>
-        <w:jc w:val="left"/>
-        <w:rPr/>
-      </w:pPr>
-      <w:r>
-        <w:rPr>
-          <w:b w:val="0"/>
-          <w:bCs w:val="0"/>
-          <w:i w:val="0"/>
-          <w:iCs w:val="0"/>
-          <w:strike w:val="0"/>
-          <w:color w:val="c9211e"/>
-          <w:sz w:val="24"/>
-          <w:szCs w:val="24"/>
-          <w:u w:val="none"/>
-          <w:rtl w:val="0"/>
-        </w:rPr>
-        <w:tab/>
-        <w:t xml:space="preserve">73-95</w:t>
-        <w:tab/>
-        <w:tab/>
-        <w:t xml:space="preserve">Follow Slayer guide</w:t>
-      </w:r>
-      <w:r>
-        <w:rPr>
-          <w:rtl w:val="0"/>
-        </w:rPr>
-      </w:r>
-    </w:p>
-    <w:p>
-      <w:pPr>
-        <w:jc w:val="left"/>
-        <w:rPr/>
-      </w:pPr>
-      <w:r>
-        <w:rPr>
-          <w:b w:val="0"/>
-          <w:bCs w:val="0"/>
-          <w:i w:val="0"/>
-          <w:iCs w:val="0"/>
-          <w:strike w:val="0"/>
-          <w:color w:val="c9211e"/>
-          <w:sz w:val="24"/>
-          <w:szCs w:val="24"/>
-          <w:u w:val="none"/>
-          <w:rtl w:val="0"/>
-        </w:rPr>
-        <w:tab/>
-        <w:t xml:space="preserve">95-97</w:t>
-        <w:tab/>
-        <w:tab/>
-        <w:t xml:space="preserve">Follow Konar Slayer guide</w:t>
-      </w:r>
-      <w:r>
-        <w:rPr>
-          <w:rtl w:val="0"/>
-        </w:rPr>
-      </w:r>
-    </w:p>
-    <w:p>
-      <w:pPr>
-        <w:jc w:val="left"/>
-        <w:rPr/>
-      </w:pPr>
-      <w:r>
-        <w:rPr>
-          <w:b w:val="0"/>
-          <w:bCs w:val="0"/>
-          <w:i w:val="0"/>
-          <w:iCs w:val="0"/>
-          <w:strike w:val="0"/>
-          <w:color w:val="c9211e"/>
-          <w:sz w:val="24"/>
-          <w:szCs w:val="24"/>
-          <w:u w:val="none"/>
-          <w:rtl w:val="0"/>
-        </w:rPr>
-        <w:tab/>
-        <w:t xml:space="preserve">97+</w:t>
-        <w:tab/>
-        <w:tab/>
-      </w:r>
-      <w:r>
-        <w:rPr>
-          <w:color w:val="c9211e"/>
-          <w:rtl w:val="0"/>
-        </w:rPr>
-        <w:t xml:space="preserve">Turael for imbued heart</w:t>
-      </w:r>
-      <w:r>
-        <w:rPr>
-          <w:rtl w:val="0"/>
-        </w:rPr>
-      </w:r>
-    </w:p>
-    <w:p>
-      <w:pPr>
-        <w:jc w:val="left"/>
-        <w:rPr>
-          <w:b w:val="0"/>
-          <w:bCs w:val="0"/>
-          <w:i w:val="0"/>
-          <w:iCs w:val="0"/>
-          <w:strike w:val="0"/>
-          <w:color w:val="c9211e"/>
-          <w:sz w:val="24"/>
-          <w:szCs w:val="24"/>
-          <w:u w:val="none"/>
-        </w:rPr>
-      </w:pPr>
-      <w:r>
-        <w:rPr>
-          <w:rtl w:val="0"/>
-        </w:rPr>
-      </w:r>
-    </w:p>
-    <w:p>
-      <w:pPr>
-        <w:jc w:val="left"/>
-        <w:rPr>
-          <w:b w:val="0"/>
-          <w:bCs w:val="0"/>
-          <w:i w:val="0"/>
-          <w:iCs w:val="0"/>
-          <w:strike w:val="0"/>
-          <w:color w:val="c9211e"/>
-          <w:sz w:val="24"/>
-          <w:szCs w:val="24"/>
-          <w:u w:val="none"/>
-        </w:rPr>
-      </w:pPr>
-      <w:r>
-        <w:rPr>
-          <w:b w:val="0"/>
-          <w:bCs w:val="0"/>
-          <w:i w:val="0"/>
-          <w:iCs w:val="0"/>
-          <w:strike w:val="0"/>
-          <w:color w:val="c9211e"/>
-          <w:sz w:val="24"/>
-          <w:szCs w:val="24"/>
-          <w:u w:val="none"/>
-          <w:rtl w:val="0"/>
-        </w:rPr>
-        <w:t xml:space="preserve">Hunter</w:t>
-      </w:r>
-    </w:p>
-    <w:p>
-      <w:pPr>
-        <w:jc w:val="left"/>
-        <w:rPr/>
-      </w:pPr>
-      <w:r>
-        <w:rPr>
-          <w:b w:val="0"/>
-          <w:bCs w:val="0"/>
-          <w:i w:val="0"/>
-          <w:iCs w:val="0"/>
-          <w:strike w:val="0"/>
-          <w:color w:val="c9211e"/>
-          <w:sz w:val="24"/>
-          <w:szCs w:val="24"/>
-          <w:u w:val="none"/>
-          <w:rtl w:val="0"/>
-        </w:rPr>
-        <w:tab/>
-        <w:t xml:space="preserve">94-99</w:t>
-        <w:tab/>
-        <w:tab/>
-        <w:t xml:space="preserve">Mahog/yew/magic(/redwood) BH runs to match toadflax</w:t>
-      </w:r>
-      <w:r>
-        <w:rPr>
-          <w:rtl w:val="0"/>
-        </w:rPr>
-      </w:r>
-    </w:p>
-    <w:p>
-      <w:pPr>
-        <w:jc w:val="left"/>
-        <w:rPr>
-          <w:b w:val="0"/>
-          <w:bCs w:val="0"/>
-          <w:i w:val="0"/>
-          <w:iCs w:val="0"/>
-          <w:strike w:val="0"/>
-          <w:color w:val="c9211e"/>
-          <w:sz w:val="24"/>
-          <w:szCs w:val="24"/>
-          <w:u w:val="none"/>
-        </w:rPr>
-      </w:pPr>
-      <w:r>
-        <w:rPr>
-          <w:b w:val="0"/>
-          <w:bCs w:val="0"/>
-          <w:i w:val="0"/>
-          <w:iCs w:val="0"/>
-          <w:strike w:val="0"/>
-          <w:color w:val="c9211e"/>
-          <w:sz w:val="24"/>
-          <w:szCs w:val="24"/>
-          <w:u w:val="none"/>
-          <w:rtl w:val="0"/>
-        </w:rPr>
-        <w:tab/>
-        <w:t xml:space="preserve">99+</w:t>
-        <w:tab/>
-        <w:tab/>
-        <w:t xml:space="preserve">Magic BH runs to match toadflax, black chins for rest</w:t>
-      </w:r>
-    </w:p>
-    <w:p>
-      <w:pPr>
-        <w:jc w:val="left"/>
-        <w:rPr>
-          <w:b w:val="0"/>
-          <w:bCs w:val="0"/>
-          <w:i w:val="0"/>
-          <w:iCs w:val="0"/>
-          <w:strike w:val="0"/>
-          <w:color w:val="c9211e"/>
-          <w:sz w:val="24"/>
-          <w:szCs w:val="24"/>
-          <w:u w:val="none"/>
-        </w:rPr>
-      </w:pPr>
-      <w:r>
-        <w:rPr>
-          <w:rtl w:val="0"/>
-        </w:rPr>
-      </w:r>
-    </w:p>
-    <w:p>
-      <w:pPr>
-        <w:jc w:val="left"/>
-        <w:rPr>
-          <w:b w:val="0"/>
-          <w:bCs w:val="0"/>
-          <w:i w:val="0"/>
-          <w:iCs w:val="0"/>
-          <w:strike w:val="0"/>
-          <w:color w:val="c9211e"/>
-          <w:sz w:val="24"/>
-          <w:szCs w:val="24"/>
-          <w:u w:val="none"/>
-        </w:rPr>
-      </w:pPr>
-      <w:r>
-        <w:rPr>
-          <w:b w:val="0"/>
-          <w:bCs w:val="0"/>
-          <w:i w:val="0"/>
-          <w:iCs w:val="0"/>
-          <w:strike w:val="0"/>
-          <w:color w:val="c9211e"/>
-          <w:sz w:val="24"/>
-          <w:szCs w:val="24"/>
-          <w:u w:val="none"/>
-          <w:rtl w:val="0"/>
-        </w:rPr>
-        <w:t xml:space="preserve">Mining</w:t>
-      </w:r>
-    </w:p>
-    <w:p>
-      <w:pPr>
-        <w:jc w:val="left"/>
-        <w:rPr/>
-      </w:pPr>
-      <w:r>
-        <w:rPr>
-          <w:b w:val="0"/>
-          <w:bCs w:val="0"/>
-          <w:i w:val="0"/>
-          <w:iCs w:val="0"/>
-          <w:strike w:val="0"/>
-          <w:color w:val="c9211e"/>
-          <w:sz w:val="24"/>
-          <w:szCs w:val="24"/>
-          <w:u w:val="none"/>
-          <w:rtl w:val="0"/>
-        </w:rPr>
-        <w:tab/>
-        <w:t xml:space="preserve">80-99</w:t>
-        <w:tab/>
-        <w:tab/>
-      </w:r>
-      <w:r>
-        <w:rPr>
-          <w:color w:val="c9211e"/>
-          <w:rtl w:val="0"/>
-        </w:rPr>
-        <w:t xml:space="preserve">3t gem rocks</w:t>
-      </w:r>
-      <w:r>
-        <w:rPr>
-          <w:b w:val="0"/>
-          <w:bCs w:val="0"/>
-          <w:i w:val="0"/>
-          <w:iCs w:val="0"/>
-          <w:strike w:val="0"/>
-          <w:color w:val="c9211e"/>
-          <w:sz w:val="24"/>
-          <w:szCs w:val="24"/>
-          <w:u w:val="none"/>
-          <w:rtl w:val="0"/>
-        </w:rPr>
-        <w:t xml:space="preserve">, with 3s1g as needed. </w:t>
-      </w:r>
-      <w:r>
-        <w:rPr>
-          <w:color w:val="c9211e"/>
-          <w:rtl w:val="0"/>
-        </w:rPr>
-        <w:t xml:space="preserve">3t4g is of comparable efficiency (including banked crafting xp). </w:t>
-      </w:r>
-      <w:r>
-        <w:rPr>
-          <w:b w:val="0"/>
-          <w:bCs w:val="0"/>
-          <w:i w:val="0"/>
-          <w:iCs w:val="0"/>
-          <w:strike w:val="0"/>
-          <w:color w:val="c9211e"/>
-          <w:sz w:val="24"/>
-          <w:szCs w:val="24"/>
-          <w:u w:val="none"/>
-          <w:rtl w:val="0"/>
-        </w:rPr>
-        <w:t xml:space="preserve">Volcanic mine (requires level 84), blast mine optional downgrades</w:t>
-      </w:r>
-      <w:r>
-        <w:rPr>
-          <w:rtl w:val="0"/>
-        </w:rPr>
-      </w:r>
-    </w:p>
-    <w:p>
-      <w:pPr>
-        <w:jc w:val="left"/>
-        <w:rPr>
-          <w:b w:val="0"/>
-          <w:bCs w:val="0"/>
-          <w:i w:val="0"/>
-          <w:iCs w:val="0"/>
-          <w:strike w:val="0"/>
-          <w:color w:val="c9211e"/>
-          <w:sz w:val="24"/>
-          <w:szCs w:val="24"/>
-          <w:u w:val="none"/>
-        </w:rPr>
-      </w:pPr>
-      <w:r>
-        <w:rPr>
-          <w:b w:val="0"/>
-          <w:bCs w:val="0"/>
-          <w:i w:val="0"/>
-          <w:iCs w:val="0"/>
-          <w:strike w:val="0"/>
-          <w:color w:val="c9211e"/>
-          <w:sz w:val="24"/>
-          <w:szCs w:val="24"/>
-          <w:u w:val="none"/>
-          <w:rtl w:val="0"/>
-        </w:rPr>
-        <w:tab/>
-        <w:t xml:space="preserve">99+</w:t>
-        <w:tab/>
-        <w:tab/>
-      </w:r>
-      <w:r>
-        <w:rPr>
-          <w:color w:val="c9211e"/>
-          <w:rtl w:val="0"/>
-        </w:rPr>
-        <w:t xml:space="preserve">3t gem rocks, with 3s1g as needed. 3t4g is of comparable efficiency (including banked crafting xp). Volcanic mine (requires level 84), blast mine optional downgrades</w:t>
-      </w:r>
-      <w:r>
-        <w:rPr>
-          <w:rtl w:val="0"/>
-        </w:rPr>
-      </w:r>
-    </w:p>
-    <w:p>
-      <w:pPr>
-        <w:jc w:val="left"/>
-        <w:rPr>
-          <w:b w:val="0"/>
-          <w:bCs w:val="0"/>
-          <w:i w:val="0"/>
-          <w:iCs w:val="0"/>
-          <w:strike w:val="0"/>
-          <w:color w:val="c9211e"/>
-          <w:sz w:val="24"/>
-          <w:szCs w:val="24"/>
-          <w:u w:val="none"/>
-        </w:rPr>
-      </w:pPr>
-      <w:r>
-        <w:rPr>
-          <w:rtl w:val="0"/>
-        </w:rPr>
-      </w:r>
-    </w:p>
-    <w:p>
-      <w:pPr>
-        <w:jc w:val="left"/>
-        <w:rPr>
-          <w:b w:val="0"/>
-          <w:bCs w:val="0"/>
-          <w:i w:val="0"/>
-          <w:iCs w:val="0"/>
-          <w:strike w:val="0"/>
-          <w:color w:val="c9211e"/>
-          <w:sz w:val="24"/>
-          <w:szCs w:val="24"/>
-          <w:u w:val="none"/>
-        </w:rPr>
-      </w:pPr>
-      <w:r>
-        <w:rPr>
-          <w:b w:val="0"/>
-          <w:bCs w:val="0"/>
-          <w:i w:val="0"/>
-          <w:iCs w:val="0"/>
-          <w:strike w:val="0"/>
-          <w:color w:val="c9211e"/>
-          <w:sz w:val="24"/>
-          <w:szCs w:val="24"/>
-          <w:u w:val="none"/>
-          <w:rtl w:val="0"/>
-        </w:rPr>
-        <w:t xml:space="preserve">Smithing</w:t>
-      </w:r>
-    </w:p>
-    <w:p>
-      <w:pPr>
-        <w:jc w:val="left"/>
-        <w:rPr>
-          <w:b w:val="0"/>
-          <w:bCs w:val="0"/>
-          <w:i w:val="0"/>
-          <w:iCs w:val="0"/>
-          <w:strike w:val="0"/>
-          <w:color w:val="c9211e"/>
-          <w:sz w:val="24"/>
-          <w:szCs w:val="24"/>
-          <w:u w:val="none"/>
-        </w:rPr>
-      </w:pPr>
-      <w:r>
-        <w:rPr>
-          <w:b w:val="0"/>
-          <w:bCs w:val="0"/>
-          <w:i w:val="0"/>
-          <w:iCs w:val="0"/>
-          <w:strike w:val="0"/>
-          <w:color w:val="c9211e"/>
-          <w:sz w:val="24"/>
-          <w:szCs w:val="24"/>
-          <w:u w:val="none"/>
-          <w:rtl w:val="0"/>
-        </w:rPr>
-        <w:tab/>
-        <w:t xml:space="preserve">86-99</w:t>
-        <w:tab/>
-        <w:tab/>
-        <w:t xml:space="preserve">UIM gold with glove swap, Hybrid ore UIM smelting for addy (alchs) and rune (darts).</w:t>
-      </w:r>
-    </w:p>
-    <w:p>
-      <w:pPr>
-        <w:jc w:val="left"/>
-        <w:rPr>
-          <w:b w:val="0"/>
-          <w:bCs w:val="0"/>
-          <w:i w:val="0"/>
-          <w:iCs w:val="0"/>
-          <w:strike w:val="0"/>
-          <w:color w:val="c9211e"/>
-          <w:sz w:val="24"/>
-          <w:szCs w:val="24"/>
-          <w:u w:val="none"/>
-        </w:rPr>
-      </w:pPr>
-      <w:r>
-        <w:rPr>
-          <w:b w:val="0"/>
-          <w:bCs w:val="0"/>
-          <w:i w:val="0"/>
-          <w:iCs w:val="0"/>
-          <w:strike w:val="0"/>
-          <w:color w:val="c9211e"/>
-          <w:sz w:val="24"/>
-          <w:szCs w:val="24"/>
-          <w:u w:val="none"/>
-          <w:rtl w:val="0"/>
-        </w:rPr>
-        <w:tab/>
-        <w:t xml:space="preserve">99+</w:t>
-        <w:tab/>
-        <w:tab/>
-        <w:t xml:space="preserve">UIM gold without glove swap</w:t>
-      </w:r>
-    </w:p>
-    <w:p>
-      <w:pPr>
-        <w:jc w:val="left"/>
-        <w:rPr>
-          <w:b w:val="0"/>
-          <w:bCs w:val="0"/>
-          <w:i w:val="0"/>
-          <w:iCs w:val="0"/>
-          <w:strike w:val="0"/>
-          <w:color w:val="c9211e"/>
-          <w:sz w:val="24"/>
-          <w:szCs w:val="24"/>
-          <w:u w:val="none"/>
-        </w:rPr>
-      </w:pPr>
-      <w:r>
-        <w:rPr>
-          <w:rtl w:val="0"/>
-        </w:rPr>
-      </w:r>
-    </w:p>
-    <w:p>
-      <w:pPr>
-        <w:jc w:val="left"/>
-        <w:rPr>
-          <w:b w:val="0"/>
-          <w:bCs w:val="0"/>
-          <w:i w:val="0"/>
-          <w:iCs w:val="0"/>
-          <w:strike w:val="0"/>
-          <w:color w:val="c9211e"/>
-          <w:sz w:val="24"/>
-          <w:szCs w:val="24"/>
-          <w:u w:val="none"/>
-        </w:rPr>
-      </w:pPr>
-      <w:r>
-        <w:rPr>
-          <w:b w:val="0"/>
-          <w:bCs w:val="0"/>
-          <w:i w:val="0"/>
-          <w:iCs w:val="0"/>
-          <w:strike w:val="0"/>
-          <w:color w:val="c9211e"/>
-          <w:sz w:val="24"/>
-          <w:szCs w:val="24"/>
-          <w:u w:val="none"/>
-          <w:rtl w:val="0"/>
-        </w:rPr>
-        <w:t xml:space="preserve">Fishing</w:t>
-      </w:r>
-    </w:p>
-    <w:p>
-      <w:pPr>
-        <w:jc w:val="left"/>
-        <w:rPr>
-          <w:b w:val="0"/>
-          <w:bCs w:val="0"/>
-          <w:i w:val="0"/>
-          <w:iCs w:val="0"/>
-          <w:strike w:val="0"/>
-          <w:color w:val="c9211e"/>
-          <w:sz w:val="24"/>
-          <w:szCs w:val="24"/>
-          <w:u w:val="none"/>
-        </w:rPr>
-      </w:pPr>
-      <w:r>
-        <w:rPr>
-          <w:b w:val="0"/>
-          <w:bCs w:val="0"/>
-          <w:i w:val="0"/>
-          <w:iCs w:val="0"/>
-          <w:strike w:val="0"/>
-          <w:color w:val="c9211e"/>
-          <w:sz w:val="24"/>
-          <w:szCs w:val="24"/>
-          <w:u w:val="none"/>
-          <w:rtl w:val="0"/>
-        </w:rPr>
-        <w:tab/>
-        <w:t xml:space="preserve">99+</w:t>
-        <w:tab/>
-        <w:tab/>
-        <w:t xml:space="preserve">3t cut-eat Barblore</w:t>
-      </w:r>
-    </w:p>
-    <w:p>
-      <w:pPr>
-        <w:jc w:val="left"/>
-        <w:rPr>
-          <w:b w:val="0"/>
-          <w:bCs w:val="0"/>
-          <w:i w:val="0"/>
-          <w:iCs w:val="0"/>
-          <w:strike w:val="0"/>
-          <w:color w:val="c9211e"/>
-          <w:sz w:val="24"/>
-          <w:szCs w:val="24"/>
-          <w:u w:val="none"/>
-        </w:rPr>
-      </w:pPr>
-      <w:r>
-        <w:rPr>
-          <w:rtl w:val="0"/>
-        </w:rPr>
-      </w:r>
-    </w:p>
-    <w:p>
-      <w:pPr>
-        <w:jc w:val="left"/>
-        <w:rPr>
-          <w:b w:val="0"/>
-          <w:bCs w:val="0"/>
-          <w:i w:val="0"/>
-          <w:iCs w:val="0"/>
-          <w:strike w:val="0"/>
-          <w:color w:val="c9211e"/>
-          <w:sz w:val="24"/>
-          <w:szCs w:val="24"/>
-          <w:u w:val="none"/>
-        </w:rPr>
-      </w:pPr>
-      <w:r>
-        <w:rPr>
-          <w:b w:val="0"/>
-          <w:bCs w:val="0"/>
-          <w:i w:val="0"/>
-          <w:iCs w:val="0"/>
-          <w:strike w:val="0"/>
-          <w:color w:val="c9211e"/>
-          <w:sz w:val="24"/>
-          <w:szCs w:val="24"/>
-          <w:u w:val="none"/>
-          <w:rtl w:val="0"/>
-        </w:rPr>
-        <w:t xml:space="preserve">Cooking</w:t>
-      </w:r>
-    </w:p>
-    <w:p>
-      <w:pPr>
-        <w:jc w:val="left"/>
-        <w:rPr/>
-      </w:pPr>
-      <w:r>
-        <w:rPr>
-          <w:b w:val="0"/>
-          <w:bCs w:val="0"/>
-          <w:i w:val="0"/>
-          <w:iCs w:val="0"/>
-          <w:strike w:val="0"/>
-          <w:color w:val="c9211e"/>
-          <w:sz w:val="24"/>
-          <w:szCs w:val="24"/>
-          <w:u w:val="none"/>
-          <w:rtl w:val="0"/>
-        </w:rPr>
-        <w:tab/>
-        <w:t xml:space="preserve">87-99</w:t>
-        <w:tab/>
-        <w:tab/>
-        <w:t xml:space="preserve">Zulrah/Vorkath grapes into wines, karambwans</w:t>
-      </w:r>
-      <w:r>
-        <w:rPr>
-          <w:rtl w:val="0"/>
-        </w:rPr>
-      </w:r>
-    </w:p>
-    <w:p>
-      <w:pPr>
-        <w:jc w:val="left"/>
-        <w:rPr>
-          <w:b w:val="0"/>
-          <w:bCs w:val="0"/>
-          <w:i w:val="0"/>
-          <w:iCs w:val="0"/>
-          <w:strike w:val="0"/>
-          <w:color w:val="c9211e"/>
-          <w:sz w:val="24"/>
-          <w:szCs w:val="24"/>
-          <w:u w:val="none"/>
-        </w:rPr>
-      </w:pPr>
-      <w:r>
-        <w:rPr>
-          <w:b w:val="0"/>
-          <w:bCs w:val="0"/>
-          <w:i w:val="0"/>
-          <w:iCs w:val="0"/>
-          <w:strike w:val="0"/>
-          <w:color w:val="c9211e"/>
-          <w:sz w:val="24"/>
-          <w:szCs w:val="24"/>
-          <w:u w:val="none"/>
-          <w:rtl w:val="0"/>
-        </w:rPr>
-        <w:tab/>
-        <w:t xml:space="preserve">99+</w:t>
-        <w:tab/>
-        <w:tab/>
-        <w:t xml:space="preserve">Vorkath grapes into wines, firebwans for rest</w:t>
-      </w:r>
-    </w:p>
-    <w:p>
-      <w:pPr>
-        <w:jc w:val="left"/>
-        <w:rPr>
-          <w:b w:val="0"/>
-          <w:bCs w:val="0"/>
-          <w:i w:val="0"/>
-          <w:iCs w:val="0"/>
-          <w:strike w:val="0"/>
-          <w:color w:val="c9211e"/>
-          <w:sz w:val="24"/>
-          <w:szCs w:val="24"/>
-          <w:u w:val="none"/>
-        </w:rPr>
-      </w:pPr>
-      <w:r>
-        <w:rPr>
-          <w:rtl w:val="0"/>
-        </w:rPr>
-      </w:r>
-    </w:p>
-    <w:p>
-      <w:pPr>
-        <w:jc w:val="left"/>
-        <w:rPr>
-          <w:b w:val="0"/>
-          <w:bCs w:val="0"/>
-          <w:i w:val="0"/>
-          <w:iCs w:val="0"/>
-          <w:strike w:val="0"/>
-          <w:color w:val="c9211e"/>
-          <w:sz w:val="24"/>
-          <w:szCs w:val="24"/>
-          <w:u w:val="none"/>
-        </w:rPr>
-      </w:pPr>
-      <w:r>
-        <w:rPr>
-          <w:b w:val="0"/>
-          <w:bCs w:val="0"/>
-          <w:i w:val="0"/>
-          <w:iCs w:val="0"/>
-          <w:strike w:val="0"/>
-          <w:color w:val="c9211e"/>
-          <w:sz w:val="24"/>
-          <w:szCs w:val="24"/>
-          <w:u w:val="none"/>
-          <w:rtl w:val="0"/>
-        </w:rPr>
-        <w:t xml:space="preserve">Firemaking</w:t>
-      </w:r>
-    </w:p>
-    <w:p>
-      <w:pPr>
-        <w:jc w:val="left"/>
-        <w:rPr>
-          <w:b w:val="0"/>
-          <w:bCs w:val="0"/>
-          <w:i w:val="0"/>
-          <w:iCs w:val="0"/>
-          <w:strike w:val="0"/>
-          <w:color w:val="c9211e"/>
-          <w:sz w:val="24"/>
-          <w:szCs w:val="24"/>
-          <w:u w:val="none"/>
-        </w:rPr>
-      </w:pPr>
-      <w:r>
-        <w:rPr>
-          <w:b w:val="0"/>
-          <w:bCs w:val="0"/>
-          <w:i w:val="0"/>
-          <w:iCs w:val="0"/>
-          <w:strike w:val="0"/>
-          <w:color w:val="c9211e"/>
-          <w:sz w:val="24"/>
-          <w:szCs w:val="24"/>
-          <w:u w:val="none"/>
-          <w:rtl w:val="0"/>
-        </w:rPr>
-        <w:tab/>
-        <w:t xml:space="preserve">99+</w:t>
-        <w:tab/>
-        <w:tab/>
-        <w:t xml:space="preserve">WT world-hopping, or single-world with bankstanding between games</w:t>
-      </w:r>
-    </w:p>
-    <w:p>
-      <w:pPr>
-        <w:jc w:val="left"/>
-        <w:rPr>
-          <w:b w:val="0"/>
-          <w:bCs w:val="0"/>
-          <w:i w:val="0"/>
-          <w:iCs w:val="0"/>
-          <w:strike w:val="0"/>
-          <w:color w:val="c9211e"/>
-          <w:sz w:val="24"/>
-          <w:szCs w:val="24"/>
-          <w:u w:val="none"/>
-        </w:rPr>
-      </w:pPr>
-      <w:r>
-        <w:rPr>
-          <w:rtl w:val="0"/>
-        </w:rPr>
-      </w:r>
-    </w:p>
-    <w:p>
-      <w:pPr>
-        <w:jc w:val="left"/>
-        <w:rPr>
-          <w:b w:val="0"/>
-          <w:bCs w:val="0"/>
-          <w:i w:val="0"/>
-          <w:iCs w:val="0"/>
-          <w:strike w:val="0"/>
-          <w:color w:val="c9211e"/>
-          <w:sz w:val="24"/>
-          <w:szCs w:val="24"/>
-          <w:u w:val="none"/>
-        </w:rPr>
-      </w:pPr>
-      <w:r>
-        <w:rPr>
-          <w:b w:val="0"/>
-          <w:bCs w:val="0"/>
-          <w:i w:val="0"/>
-          <w:iCs w:val="0"/>
-          <w:strike w:val="0"/>
-          <w:color w:val="c9211e"/>
-          <w:sz w:val="24"/>
-          <w:szCs w:val="24"/>
-          <w:u w:val="none"/>
-          <w:rtl w:val="0"/>
-        </w:rPr>
-        <w:t xml:space="preserve">Woodcutting</w:t>
-      </w:r>
-    </w:p>
-    <w:p>
-      <w:pPr>
-        <w:jc w:val="left"/>
-        <w:rPr>
-          <w:b w:val="0"/>
-          <w:bCs w:val="0"/>
-          <w:i w:val="0"/>
-          <w:iCs w:val="0"/>
-          <w:strike w:val="0"/>
-          <w:color w:val="c9211e"/>
-          <w:sz w:val="24"/>
-          <w:szCs w:val="24"/>
-          <w:u w:val="none"/>
-        </w:rPr>
-      </w:pPr>
-      <w:r>
-        <w:rPr>
-          <w:b w:val="0"/>
-          <w:bCs w:val="0"/>
-          <w:i w:val="0"/>
-          <w:iCs w:val="0"/>
-          <w:strike w:val="0"/>
-          <w:color w:val="c9211e"/>
-          <w:sz w:val="24"/>
-          <w:szCs w:val="24"/>
-          <w:u w:val="none"/>
-          <w:rtl w:val="0"/>
-        </w:rPr>
-        <w:tab/>
-        <w:t xml:space="preserve">75-99</w:t>
-        <w:tab/>
-        <w:tab/>
-        <w:t xml:space="preserve">1.5t teaks + butler, 1.5t teaks + dropping for rest</w:t>
-      </w:r>
-    </w:p>
-    <w:p>
-      <w:pPr>
-        <w:jc w:val="left"/>
-        <w:rPr>
-          <w:color w:val="c9211e"/>
-        </w:rPr>
-      </w:pPr>
-      <w:r>
-        <w:rPr>
-          <w:color w:val="c9211e"/>
-          <w:rtl w:val="0"/>
-        </w:rPr>
-        <w:tab/>
-        <w:t xml:space="preserve">90-99</w:t>
-        <w:tab/>
-        <w:tab/>
-        <w:t xml:space="preserve">Infernal axe redwoods as a possible downgrade (really not that strong, but very popular)</w:t>
-      </w:r>
-    </w:p>
-    <w:p>
-      <w:pPr>
-        <w:jc w:val="left"/>
-        <w:rPr>
-          <w:b w:val="0"/>
-          <w:bCs w:val="0"/>
-          <w:i w:val="0"/>
-          <w:iCs w:val="0"/>
-          <w:strike w:val="0"/>
-          <w:color w:val="c9211e"/>
-          <w:sz w:val="24"/>
-          <w:szCs w:val="24"/>
-          <w:u w:val="none"/>
-        </w:rPr>
-      </w:pPr>
-      <w:r>
-        <w:rPr>
-          <w:b w:val="0"/>
-          <w:bCs w:val="0"/>
-          <w:i w:val="0"/>
-          <w:iCs w:val="0"/>
-          <w:strike w:val="0"/>
-          <w:color w:val="c9211e"/>
-          <w:sz w:val="24"/>
-          <w:szCs w:val="24"/>
-          <w:u w:val="none"/>
-          <w:rtl w:val="0"/>
-        </w:rPr>
-        <w:tab/>
-        <w:t xml:space="preserve">99+</w:t>
-        <w:tab/>
-        <w:tab/>
-        <w:t xml:space="preserve">1.5t teaks + butler, 1.5t teaks + dropping for rest</w:t>
-      </w:r>
-    </w:p>
-    <w:p>
-      <w:pPr>
-        <w:jc w:val="left"/>
-        <w:rPr>
-          <w:b w:val="0"/>
-          <w:bCs w:val="0"/>
-          <w:i w:val="0"/>
-          <w:iCs w:val="0"/>
-          <w:strike w:val="0"/>
-          <w:color w:val="c9211e"/>
-          <w:sz w:val="24"/>
-          <w:szCs w:val="24"/>
-          <w:u w:val="none"/>
-        </w:rPr>
-      </w:pPr>
-      <w:r>
-        <w:rPr>
-          <w:rtl w:val="0"/>
-        </w:rPr>
-      </w:r>
-    </w:p>
-    <w:p>
-      <w:pPr>
-        <w:jc w:val="left"/>
-        <w:rPr>
-          <w:b w:val="0"/>
-          <w:bCs w:val="0"/>
-          <w:i w:val="0"/>
-          <w:iCs w:val="0"/>
-          <w:strike w:val="0"/>
-          <w:color w:val="c9211e"/>
-          <w:sz w:val="24"/>
-          <w:szCs w:val="24"/>
-          <w:u w:val="none"/>
-        </w:rPr>
-      </w:pPr>
-      <w:r>
-        <w:rPr>
-          <w:b w:val="0"/>
-          <w:bCs w:val="0"/>
-          <w:i w:val="0"/>
-          <w:iCs w:val="0"/>
-          <w:strike w:val="0"/>
-          <w:color w:val="c9211e"/>
-          <w:sz w:val="24"/>
-          <w:szCs w:val="24"/>
-          <w:u w:val="none"/>
-          <w:rtl w:val="0"/>
-        </w:rPr>
-        <w:t xml:space="preserve">Farming</w:t>
-      </w:r>
-    </w:p>
-    <w:p>
-      <w:pPr>
-        <w:jc w:val="left"/>
-        <w:rPr>
-          <w:b w:val="0"/>
-          <w:bCs w:val="0"/>
-          <w:i w:val="0"/>
-          <w:iCs w:val="0"/>
-          <w:strike w:val="0"/>
-          <w:color w:val="c9211e"/>
-          <w:sz w:val="24"/>
-          <w:szCs w:val="24"/>
-          <w:u w:val="none"/>
-        </w:rPr>
-      </w:pPr>
-      <w:r>
-        <w:rPr>
-          <w:b w:val="0"/>
-          <w:bCs w:val="0"/>
-          <w:i w:val="0"/>
-          <w:iCs w:val="0"/>
-          <w:strike w:val="0"/>
-          <w:color w:val="c9211e"/>
-          <w:sz w:val="24"/>
-          <w:szCs w:val="24"/>
-          <w:u w:val="none"/>
-          <w:rtl w:val="0"/>
-        </w:rPr>
-        <w:tab/>
-        <w:t xml:space="preserve">99+</w:t>
-        <w:tab/>
-        <w:tab/>
-        <w:t xml:space="preserve">hard farming contracts, fruit tree and hardwood runs, herb runs as needed</w:t>
-      </w:r>
-    </w:p>
-    <w:p>
-      <w:pPr>
-        <w:jc w:val="left"/>
-        <w:rPr>
-          <w:color w:val="c9211e"/>
-        </w:rPr>
-      </w:pPr>
-      <w:r>
-        <w:rPr>
-          <w:color w:val="c9211e"/>
-          <w:rtl w:val="0"/>
-        </w:rPr>
-        <w:t xml:space="preserve">Sailing</w:t>
-      </w:r>
-    </w:p>
-    <w:p>
-      <w:pPr>
-        <w:ind w:firstLine="720"/>
-        <w:jc w:val="left"/>
-        <w:rPr>
-          <w:b w:val="0"/>
-          <w:bCs w:val="0"/>
-          <w:i w:val="0"/>
-          <w:iCs w:val="0"/>
-          <w:strike w:val="0"/>
-          <w:color w:val="000000"/>
-          <w:sz w:val="24"/>
-          <w:szCs w:val="24"/>
-          <w:u w:val="none"/>
-        </w:rPr>
-      </w:pPr>
-      <w:r>
-        <w:rPr>
-          <w:color w:val="c9211e"/>
-          <w:rtl w:val="0"/>
-        </w:rPr>
-        <w:t xml:space="preserve">78-99</w:t>
-        <w:tab/>
-        <w:tab/>
-        <w:t xml:space="preserve">Gwenith Glide is fastest, but several alternatives are attractive as well. Salvaging is low effort and quite high XP, and ship combat might prove promising in the future. Deepsea trawling gives lots of fish and so-so fishing xp but bad sailing xp (</w:t>
-      </w:r>
+        <w:spacing w:line="276" w:lineRule="auto"/>
+        <w:rPr>
+          <w:sz w:val="26"/>
+          <w:szCs w:val="26"/>
+        </w:rPr>
+      </w:pPr>
       <w:hyperlink r:id="rId89">
         <w:r>
           <w:rPr>
-            <w:color w:val="0000ee"/>
+            <w:color w:val="1155cc"/>
             <w:u w:val="single"/>
             <w:rtl w:val="0"/>
           </w:rPr>
-          <w:t xml:space="preserve">marlin trawling | 60k fishing, 28k sailing</w:t>
+          <w:t xml:space="preserve">20260607BRUHsailerChangelog.txt</w:t>
         </w:r>
       </w:hyperlink>
       <w:r>
         <w:rPr>
-          <w:color w:val="c9211e"/>
-          <w:rtl w:val="0"/>
-        </w:rPr>
-        <w:t xml:space="preserve">), and courier tasks continue to be reasonable xp and good opportunities to multiskill</w:t>
+          <w:rtl w:val="0"/>
+        </w:rPr>
+      </w:r>
+    </w:p>
+    <w:p>
+      <w:pPr>
+        <w:rPr/>
+      </w:pPr>
+      <w:r>
+        <w:br w:type="page"/>
+      </w:r>
+      <w:r>
+        <w:rPr>
+          <w:rtl w:val="0"/>
+        </w:rPr>
+      </w:r>
+    </w:p>
+    <w:p>
+      <w:pPr>
+        <w:jc w:val="left"/>
+        <w:rPr>
+          <w:b w:val="0"/>
+          <w:bCs w:val="0"/>
+          <w:i w:val="0"/>
+          <w:iCs w:val="0"/>
+          <w:strike w:val="0"/>
+          <w:color w:val="c9211e"/>
+          <w:sz w:val="24"/>
+          <w:szCs w:val="24"/>
+          <w:u w:val="none"/>
+        </w:rPr>
+      </w:pPr>
+      <w:r>
+        <w:rPr>
+          <w:b w:val="0"/>
+          <w:bCs w:val="0"/>
+          <w:i w:val="0"/>
+          <w:iCs w:val="0"/>
+          <w:strike w:val="0"/>
+          <w:color w:val="c9211e"/>
+          <w:sz w:val="24"/>
+          <w:szCs w:val="24"/>
+          <w:u w:val="none"/>
+          <w:rtl w:val="0"/>
+        </w:rPr>
+        <w:t xml:space="preserve">Ranged</w:t>
+      </w:r>
+    </w:p>
+    <w:p>
+      <w:pPr>
+        <w:jc w:val="left"/>
+        <w:rPr/>
+      </w:pPr>
+      <w:r>
+        <w:rPr>
+          <w:b w:val="0"/>
+          <w:bCs w:val="0"/>
+          <w:i w:val="0"/>
+          <w:iCs w:val="0"/>
+          <w:strike w:val="0"/>
+          <w:color w:val="c9211e"/>
+          <w:sz w:val="24"/>
+          <w:szCs w:val="24"/>
+          <w:u w:val="none"/>
+          <w:rtl w:val="0"/>
+        </w:rPr>
+        <w:tab/>
+        <w:t xml:space="preserve">93-99</w:t>
+        <w:tab/>
+        <w:tab/>
+        <w:t xml:space="preserve">Slayer (gorillas, shamans, f-bow Vorkath, hydra, gargoyles, etc)</w:t>
+      </w:r>
+      <w:r>
+        <w:rPr>
+          <w:rtl w:val="0"/>
+        </w:rPr>
+      </w:r>
+    </w:p>
+    <w:p>
+      <w:pPr>
+        <w:jc w:val="left"/>
+        <w:rPr/>
+      </w:pPr>
+      <w:r>
+        <w:rPr>
+          <w:b w:val="0"/>
+          <w:bCs w:val="0"/>
+          <w:i w:val="0"/>
+          <w:iCs w:val="0"/>
+          <w:strike w:val="0"/>
+          <w:color w:val="c9211e"/>
+          <w:sz w:val="24"/>
+          <w:szCs w:val="24"/>
+          <w:u w:val="none"/>
+          <w:rtl w:val="0"/>
+        </w:rPr>
+        <w:tab/>
+        <w:t xml:space="preserve">99+</w:t>
+        <w:tab/>
+        <w:tab/>
+        <w:t xml:space="preserve">black chins in MM2</w:t>
+      </w:r>
+      <w:r>
+        <w:rPr>
+          <w:rtl w:val="0"/>
+        </w:rPr>
+      </w:r>
+    </w:p>
+    <w:p>
+      <w:pPr>
+        <w:jc w:val="left"/>
+        <w:rPr>
+          <w:b w:val="0"/>
+          <w:bCs w:val="0"/>
+          <w:i w:val="0"/>
+          <w:iCs w:val="0"/>
+          <w:strike w:val="0"/>
+          <w:color w:val="c9211e"/>
+          <w:sz w:val="24"/>
+          <w:szCs w:val="24"/>
+          <w:u w:val="none"/>
+        </w:rPr>
+      </w:pPr>
+      <w:r>
+        <w:rPr>
+          <w:rtl w:val="0"/>
+        </w:rPr>
+      </w:r>
+    </w:p>
+    <w:p>
+      <w:pPr>
+        <w:jc w:val="left"/>
+        <w:rPr>
+          <w:b w:val="0"/>
+          <w:bCs w:val="0"/>
+          <w:i w:val="0"/>
+          <w:iCs w:val="0"/>
+          <w:strike w:val="0"/>
+          <w:color w:val="c9211e"/>
+          <w:sz w:val="24"/>
+          <w:szCs w:val="24"/>
+          <w:u w:val="none"/>
+        </w:rPr>
+      </w:pPr>
+      <w:r>
+        <w:rPr>
+          <w:b w:val="0"/>
+          <w:bCs w:val="0"/>
+          <w:i w:val="0"/>
+          <w:iCs w:val="0"/>
+          <w:strike w:val="0"/>
+          <w:color w:val="c9211e"/>
+          <w:sz w:val="24"/>
+          <w:szCs w:val="24"/>
+          <w:u w:val="none"/>
+          <w:rtl w:val="0"/>
+        </w:rPr>
+        <w:t xml:space="preserve">Prayer</w:t>
+      </w:r>
+    </w:p>
+    <w:p>
+      <w:pPr>
+        <w:jc w:val="left"/>
+        <w:rPr/>
+      </w:pPr>
+      <w:r>
+        <w:rPr>
+          <w:b w:val="0"/>
+          <w:bCs w:val="0"/>
+          <w:i w:val="0"/>
+          <w:iCs w:val="0"/>
+          <w:strike w:val="0"/>
+          <w:color w:val="c9211e"/>
+          <w:sz w:val="24"/>
+          <w:szCs w:val="24"/>
+          <w:u w:val="none"/>
+          <w:rtl w:val="0"/>
+        </w:rPr>
+        <w:tab/>
+        <w:t xml:space="preserve">70-99</w:t>
+        <w:tab/>
+        <w:tab/>
+        <w:t xml:space="preserve">Dragon bones on Wildy altar/bonecrusher/ash sanctifier/Arceuus spells/Ensouled heads</w:t>
+      </w:r>
+      <w:r>
+        <w:rPr>
+          <w:rtl w:val="0"/>
+        </w:rPr>
+      </w:r>
+    </w:p>
+    <w:p>
+      <w:pPr>
+        <w:jc w:val="left"/>
+        <w:rPr>
+          <w:b w:val="0"/>
+          <w:bCs w:val="0"/>
+          <w:i w:val="0"/>
+          <w:iCs w:val="0"/>
+          <w:strike w:val="0"/>
+          <w:color w:val="c9211e"/>
+          <w:sz w:val="24"/>
+          <w:szCs w:val="24"/>
+          <w:u w:val="none"/>
+        </w:rPr>
+      </w:pPr>
+      <w:r>
+        <w:rPr>
+          <w:b w:val="0"/>
+          <w:bCs w:val="0"/>
+          <w:i w:val="0"/>
+          <w:iCs w:val="0"/>
+          <w:strike w:val="0"/>
+          <w:color w:val="c9211e"/>
+          <w:sz w:val="24"/>
+          <w:szCs w:val="24"/>
+          <w:u w:val="none"/>
+          <w:rtl w:val="0"/>
+        </w:rPr>
+        <w:tab/>
+        <w:t xml:space="preserve">99+</w:t>
+        <w:tab/>
+        <w:tab/>
+        <w:t xml:space="preserve">Dragon + superior dragon bones on Wildy altar</w:t>
+      </w:r>
+    </w:p>
+    <w:p>
+      <w:pPr>
+        <w:jc w:val="left"/>
+        <w:rPr>
+          <w:b w:val="0"/>
+          <w:bCs w:val="0"/>
+          <w:i w:val="0"/>
+          <w:iCs w:val="0"/>
+          <w:strike w:val="0"/>
+          <w:color w:val="c9211e"/>
+          <w:sz w:val="24"/>
+          <w:szCs w:val="24"/>
+          <w:u w:val="none"/>
+        </w:rPr>
+      </w:pPr>
+      <w:r>
+        <w:rPr>
+          <w:rtl w:val="0"/>
+        </w:rPr>
+      </w:r>
+    </w:p>
+    <w:p>
+      <w:pPr>
+        <w:jc w:val="left"/>
+        <w:rPr>
+          <w:b w:val="0"/>
+          <w:bCs w:val="0"/>
+          <w:i w:val="0"/>
+          <w:iCs w:val="0"/>
+          <w:strike w:val="0"/>
+          <w:color w:val="c9211e"/>
+          <w:sz w:val="24"/>
+          <w:szCs w:val="24"/>
+          <w:u w:val="none"/>
+        </w:rPr>
+      </w:pPr>
+      <w:r>
+        <w:rPr>
+          <w:b w:val="0"/>
+          <w:bCs w:val="0"/>
+          <w:i w:val="0"/>
+          <w:iCs w:val="0"/>
+          <w:strike w:val="0"/>
+          <w:color w:val="c9211e"/>
+          <w:sz w:val="24"/>
+          <w:szCs w:val="24"/>
+          <w:u w:val="none"/>
+          <w:rtl w:val="0"/>
+        </w:rPr>
+        <w:t xml:space="preserve">Magic+Defence</w:t>
+      </w:r>
+    </w:p>
+    <w:p>
+      <w:pPr>
+        <w:jc w:val="left"/>
+        <w:rPr>
+          <w:b w:val="0"/>
+          <w:bCs w:val="0"/>
+          <w:i w:val="0"/>
+          <w:iCs w:val="0"/>
+          <w:strike w:val="0"/>
+          <w:color w:val="c9211e"/>
+          <w:sz w:val="24"/>
+          <w:szCs w:val="24"/>
+          <w:u w:val="none"/>
+        </w:rPr>
+      </w:pPr>
+      <w:r>
+        <w:rPr>
+          <w:b w:val="0"/>
+          <w:bCs w:val="0"/>
+          <w:i w:val="0"/>
+          <w:iCs w:val="0"/>
+          <w:strike w:val="0"/>
+          <w:color w:val="c9211e"/>
+          <w:sz w:val="24"/>
+          <w:szCs w:val="24"/>
+          <w:u w:val="none"/>
+          <w:rtl w:val="0"/>
+        </w:rPr>
+        <w:tab/>
+        <w:t xml:space="preserve">90+</w:t>
+        <w:tab/>
+        <w:tab/>
+        <w:t xml:space="preserve">Defensive-cast barrage Slayer</w:t>
+      </w:r>
+    </w:p>
+    <w:p>
+      <w:pPr>
+        <w:jc w:val="left"/>
+        <w:rPr>
+          <w:b w:val="0"/>
+          <w:bCs w:val="0"/>
+          <w:i w:val="0"/>
+          <w:iCs w:val="0"/>
+          <w:strike w:val="0"/>
+          <w:color w:val="c9211e"/>
+          <w:sz w:val="24"/>
+          <w:szCs w:val="24"/>
+          <w:u w:val="none"/>
+        </w:rPr>
+      </w:pPr>
+      <w:r>
+        <w:rPr>
+          <w:rtl w:val="0"/>
+        </w:rPr>
+      </w:r>
+    </w:p>
+    <w:p>
+      <w:pPr>
+        <w:jc w:val="left"/>
+        <w:rPr>
+          <w:b w:val="0"/>
+          <w:bCs w:val="0"/>
+          <w:i w:val="0"/>
+          <w:iCs w:val="0"/>
+          <w:strike w:val="0"/>
+          <w:color w:val="c9211e"/>
+          <w:sz w:val="24"/>
+          <w:szCs w:val="24"/>
+          <w:u w:val="none"/>
+        </w:rPr>
+      </w:pPr>
+      <w:r>
+        <w:rPr>
+          <w:b w:val="0"/>
+          <w:bCs w:val="0"/>
+          <w:i w:val="0"/>
+          <w:iCs w:val="0"/>
+          <w:strike w:val="0"/>
+          <w:color w:val="c9211e"/>
+          <w:sz w:val="24"/>
+          <w:szCs w:val="24"/>
+          <w:u w:val="none"/>
+          <w:rtl w:val="0"/>
+        </w:rPr>
+        <w:t xml:space="preserve">Runecraft</w:t>
+      </w:r>
+    </w:p>
+    <w:p>
+      <w:pPr>
+        <w:jc w:val="left"/>
+        <w:rPr>
+          <w:b w:val="0"/>
+          <w:bCs w:val="0"/>
+          <w:i w:val="0"/>
+          <w:iCs w:val="0"/>
+          <w:strike w:val="0"/>
+          <w:color w:val="c9211e"/>
+          <w:sz w:val="24"/>
+          <w:szCs w:val="24"/>
+          <w:u w:val="none"/>
+        </w:rPr>
+      </w:pPr>
+      <w:r>
+        <w:rPr>
+          <w:b w:val="0"/>
+          <w:bCs w:val="0"/>
+          <w:i w:val="0"/>
+          <w:iCs w:val="0"/>
+          <w:strike w:val="0"/>
+          <w:color w:val="c9211e"/>
+          <w:sz w:val="24"/>
+          <w:szCs w:val="24"/>
+          <w:u w:val="none"/>
+          <w:rtl w:val="0"/>
+        </w:rPr>
+        <w:tab/>
+        <w:t xml:space="preserve">77-99</w:t>
+        <w:tab/>
+        <w:tab/>
+        <w:t xml:space="preserve">Multiskilling ZMI</w:t>
+      </w:r>
+    </w:p>
+    <w:p>
+      <w:pPr>
+        <w:ind w:left="2160" w:firstLine="0"/>
+        <w:jc w:val="left"/>
+        <w:rPr>
+          <w:color w:val="c9211e"/>
+        </w:rPr>
+      </w:pPr>
+      <w:r>
+        <w:rPr>
+          <w:b w:val="0"/>
+          <w:bCs w:val="0"/>
+          <w:i w:val="0"/>
+          <w:iCs w:val="0"/>
+          <w:strike w:val="0"/>
+          <w:color w:val="c9211e"/>
+          <w:sz w:val="24"/>
+          <w:szCs w:val="24"/>
+          <w:u w:val="none"/>
+          <w:rtl w:val="0"/>
+        </w:rPr>
+        <w:t xml:space="preserve">Multiskilling G</w:t>
+      </w:r>
+      <w:r>
+        <w:rPr>
+          <w:color w:val="c9211e"/>
+          <w:rtl w:val="0"/>
+        </w:rPr>
+        <w:t xml:space="preserve">otR (only use the west essence mine, spend all downtime doing other skilling activities like fletching or cutting gems then dropping)</w:t>
+      </w:r>
+    </w:p>
+    <w:p>
+      <w:pPr>
+        <w:jc w:val="left"/>
+        <w:rPr>
+          <w:color w:val="c9211e"/>
+        </w:rPr>
+      </w:pPr>
+      <w:r>
+        <w:rPr>
+          <w:color w:val="c9211e"/>
+          <w:rtl w:val="0"/>
+        </w:rPr>
+        <w:tab/>
+        <w:tab/>
+        <w:tab/>
+        <w:t xml:space="preserve">ZMI altar (daeyalt/banked p ess)</w:t>
+      </w:r>
+    </w:p>
+    <w:p>
+      <w:pPr>
+        <w:jc w:val="left"/>
+        <w:rPr>
+          <w:color w:val="c9211e"/>
+        </w:rPr>
+      </w:pPr>
+      <w:r>
+        <w:rPr>
+          <w:color w:val="c9211e"/>
+          <w:rtl w:val="0"/>
+        </w:rPr>
+        <w:tab/>
+        <w:tab/>
+        <w:tab/>
+        <w:t xml:space="preserve">True blood rc (banked p ess/daeyalt)</w:t>
+      </w:r>
+    </w:p>
+    <w:p>
+      <w:pPr>
+        <w:jc w:val="left"/>
+        <w:rPr>
+          <w:color w:val="c9211e"/>
+        </w:rPr>
+      </w:pPr>
+      <w:r>
+        <w:rPr>
+          <w:color w:val="c9211e"/>
+          <w:rtl w:val="0"/>
+        </w:rPr>
+        <w:tab/>
+        <w:tab/>
+        <w:tab/>
+        <w:t xml:space="preserve">Lava runes (banked p ess/daeyalt)</w:t>
+      </w:r>
+    </w:p>
+    <w:p>
+      <w:pPr>
+        <w:jc w:val="left"/>
+        <w:rPr>
+          <w:b w:val="0"/>
+          <w:bCs w:val="0"/>
+          <w:i w:val="0"/>
+          <w:iCs w:val="0"/>
+          <w:strike w:val="0"/>
+          <w:color w:val="c9211e"/>
+          <w:sz w:val="24"/>
+          <w:szCs w:val="24"/>
+          <w:u w:val="none"/>
+        </w:rPr>
+      </w:pPr>
+      <w:r>
+        <w:rPr>
+          <w:b w:val="0"/>
+          <w:bCs w:val="0"/>
+          <w:i w:val="0"/>
+          <w:iCs w:val="0"/>
+          <w:strike w:val="0"/>
+          <w:color w:val="c9211e"/>
+          <w:sz w:val="24"/>
+          <w:szCs w:val="24"/>
+          <w:u w:val="none"/>
+          <w:rtl w:val="0"/>
+        </w:rPr>
+        <w:tab/>
+        <w:t xml:space="preserve">99+</w:t>
+        <w:tab/>
+        <w:tab/>
+        <w:t xml:space="preserve">Multiskilling ZMI/GotR/Daeyalt ZMI/Daeyalt lavas with Crafting cape</w:t>
+      </w:r>
+    </w:p>
+    <w:p>
+      <w:pPr>
+        <w:jc w:val="left"/>
+        <w:rPr>
+          <w:b w:val="0"/>
+          <w:bCs w:val="0"/>
+          <w:i w:val="0"/>
+          <w:iCs w:val="0"/>
+          <w:strike w:val="0"/>
+          <w:color w:val="c9211e"/>
+          <w:sz w:val="24"/>
+          <w:szCs w:val="24"/>
+          <w:u w:val="none"/>
+        </w:rPr>
+      </w:pPr>
+      <w:r>
+        <w:rPr>
+          <w:rtl w:val="0"/>
+        </w:rPr>
+      </w:r>
+    </w:p>
+    <w:p>
+      <w:pPr>
+        <w:jc w:val="left"/>
+        <w:rPr>
+          <w:b w:val="0"/>
+          <w:bCs w:val="0"/>
+          <w:i w:val="0"/>
+          <w:iCs w:val="0"/>
+          <w:strike w:val="0"/>
+          <w:color w:val="c9211e"/>
+          <w:sz w:val="24"/>
+          <w:szCs w:val="24"/>
+          <w:u w:val="none"/>
+        </w:rPr>
+      </w:pPr>
+      <w:r>
+        <w:rPr>
+          <w:b w:val="0"/>
+          <w:bCs w:val="0"/>
+          <w:i w:val="0"/>
+          <w:iCs w:val="0"/>
+          <w:strike w:val="0"/>
+          <w:color w:val="c9211e"/>
+          <w:sz w:val="24"/>
+          <w:szCs w:val="24"/>
+          <w:u w:val="none"/>
+          <w:rtl w:val="0"/>
+        </w:rPr>
+        <w:t xml:space="preserve">Construction</w:t>
+      </w:r>
+    </w:p>
+    <w:p>
+      <w:pPr>
+        <w:jc w:val="left"/>
+        <w:rPr>
+          <w:b w:val="0"/>
+          <w:bCs w:val="0"/>
+          <w:i w:val="0"/>
+          <w:iCs w:val="0"/>
+          <w:strike w:val="0"/>
+          <w:color w:val="c9211e"/>
+          <w:sz w:val="24"/>
+          <w:szCs w:val="24"/>
+          <w:u w:val="none"/>
+        </w:rPr>
+      </w:pPr>
+      <w:r>
+        <w:rPr>
+          <w:b w:val="0"/>
+          <w:bCs w:val="0"/>
+          <w:i w:val="0"/>
+          <w:iCs w:val="0"/>
+          <w:strike w:val="0"/>
+          <w:color w:val="c9211e"/>
+          <w:sz w:val="24"/>
+          <w:szCs w:val="24"/>
+          <w:u w:val="none"/>
+          <w:rtl w:val="0"/>
+        </w:rPr>
+        <w:tab/>
+        <w:t xml:space="preserve">83-99</w:t>
+        <w:tab/>
+        <w:tab/>
+        <w:t xml:space="preserve">Myth capes + mahog tables (kingdom)</w:t>
+      </w:r>
+    </w:p>
+    <w:p>
+      <w:pPr>
+        <w:jc w:val="left"/>
+        <w:rPr>
+          <w:b w:val="0"/>
+          <w:bCs w:val="0"/>
+          <w:i w:val="0"/>
+          <w:iCs w:val="0"/>
+          <w:strike w:val="0"/>
+          <w:color w:val="c9211e"/>
+          <w:sz w:val="24"/>
+          <w:szCs w:val="24"/>
+          <w:u w:val="none"/>
+        </w:rPr>
+      </w:pPr>
+      <w:r>
+        <w:rPr>
+          <w:b w:val="0"/>
+          <w:bCs w:val="0"/>
+          <w:i w:val="0"/>
+          <w:iCs w:val="0"/>
+          <w:strike w:val="0"/>
+          <w:color w:val="c9211e"/>
+          <w:sz w:val="24"/>
+          <w:szCs w:val="24"/>
+          <w:u w:val="none"/>
+          <w:rtl w:val="0"/>
+        </w:rPr>
+        <w:tab/>
+        <w:t xml:space="preserve">99+</w:t>
+        <w:tab/>
+        <w:tab/>
+        <w:t xml:space="preserve">Myth capes + mahog tables (kingdom)</w:t>
+      </w:r>
+    </w:p>
+    <w:p>
+      <w:pPr>
+        <w:jc w:val="left"/>
+        <w:rPr>
+          <w:b w:val="0"/>
+          <w:bCs w:val="0"/>
+          <w:i w:val="0"/>
+          <w:iCs w:val="0"/>
+          <w:strike w:val="0"/>
+          <w:color w:val="c9211e"/>
+          <w:sz w:val="24"/>
+          <w:szCs w:val="24"/>
+          <w:u w:val="none"/>
+        </w:rPr>
+      </w:pPr>
+      <w:r>
+        <w:rPr>
+          <w:rtl w:val="0"/>
+        </w:rPr>
+      </w:r>
+    </w:p>
+    <w:p>
+      <w:pPr>
+        <w:jc w:val="left"/>
+        <w:rPr>
+          <w:b w:val="0"/>
+          <w:bCs w:val="0"/>
+          <w:i w:val="0"/>
+          <w:iCs w:val="0"/>
+          <w:strike w:val="0"/>
+          <w:color w:val="c9211e"/>
+          <w:sz w:val="24"/>
+          <w:szCs w:val="24"/>
+          <w:u w:val="none"/>
+        </w:rPr>
+      </w:pPr>
+      <w:r>
+        <w:rPr>
+          <w:b w:val="0"/>
+          <w:bCs w:val="0"/>
+          <w:i w:val="0"/>
+          <w:iCs w:val="0"/>
+          <w:strike w:val="0"/>
+          <w:color w:val="c9211e"/>
+          <w:sz w:val="24"/>
+          <w:szCs w:val="24"/>
+          <w:u w:val="none"/>
+          <w:rtl w:val="0"/>
+        </w:rPr>
+        <w:t xml:space="preserve">Agility</w:t>
+      </w:r>
+    </w:p>
+    <w:p>
+      <w:pPr>
+        <w:jc w:val="left"/>
+        <w:rPr>
+          <w:b w:val="0"/>
+          <w:bCs w:val="0"/>
+          <w:i w:val="0"/>
+          <w:iCs w:val="0"/>
+          <w:strike w:val="0"/>
+          <w:color w:val="c9211e"/>
+          <w:sz w:val="24"/>
+          <w:szCs w:val="24"/>
+          <w:u w:val="none"/>
+        </w:rPr>
+      </w:pPr>
+      <w:r>
+        <w:rPr>
+          <w:b w:val="0"/>
+          <w:bCs w:val="0"/>
+          <w:i w:val="0"/>
+          <w:iCs w:val="0"/>
+          <w:strike w:val="0"/>
+          <w:color w:val="c9211e"/>
+          <w:sz w:val="24"/>
+          <w:szCs w:val="24"/>
+          <w:u w:val="none"/>
+          <w:rtl w:val="0"/>
+        </w:rPr>
+        <w:tab/>
+        <w:t xml:space="preserve">98-99</w:t>
+        <w:tab/>
+        <w:tab/>
+        <w:t xml:space="preserve">Force-spawn marks on Ardy course</w:t>
+      </w:r>
+    </w:p>
+    <w:p>
+      <w:pPr>
+        <w:jc w:val="left"/>
+        <w:rPr>
+          <w:b w:val="0"/>
+          <w:bCs w:val="0"/>
+          <w:i w:val="0"/>
+          <w:iCs w:val="0"/>
+          <w:strike w:val="0"/>
+          <w:color w:val="c9211e"/>
+          <w:sz w:val="24"/>
+          <w:szCs w:val="24"/>
+          <w:u w:val="none"/>
+        </w:rPr>
+      </w:pPr>
+      <w:r>
+        <w:rPr>
+          <w:b w:val="0"/>
+          <w:bCs w:val="0"/>
+          <w:i w:val="0"/>
+          <w:iCs w:val="0"/>
+          <w:strike w:val="0"/>
+          <w:color w:val="c9211e"/>
+          <w:sz w:val="24"/>
+          <w:szCs w:val="24"/>
+          <w:u w:val="none"/>
+          <w:rtl w:val="0"/>
+        </w:rPr>
+        <w:tab/>
+        <w:t xml:space="preserve">99+</w:t>
+        <w:tab/>
+        <w:tab/>
+        <w:t xml:space="preserve">Sepulchre (looting/no-loot), Ardy as needed</w:t>
+      </w:r>
+    </w:p>
+    <w:p>
+      <w:pPr>
+        <w:jc w:val="left"/>
+        <w:rPr>
+          <w:b w:val="0"/>
+          <w:bCs w:val="0"/>
+          <w:i w:val="0"/>
+          <w:iCs w:val="0"/>
+          <w:strike w:val="0"/>
+          <w:color w:val="c9211e"/>
+          <w:sz w:val="24"/>
+          <w:szCs w:val="24"/>
+          <w:u w:val="none"/>
+        </w:rPr>
+      </w:pPr>
+      <w:r>
+        <w:rPr>
+          <w:rtl w:val="0"/>
+        </w:rPr>
+      </w:r>
+    </w:p>
+    <w:p>
+      <w:pPr>
+        <w:jc w:val="left"/>
+        <w:rPr>
+          <w:b w:val="0"/>
+          <w:bCs w:val="0"/>
+          <w:i w:val="0"/>
+          <w:iCs w:val="0"/>
+          <w:strike w:val="0"/>
+          <w:color w:val="c9211e"/>
+          <w:sz w:val="24"/>
+          <w:szCs w:val="24"/>
+          <w:u w:val="none"/>
+        </w:rPr>
+      </w:pPr>
+      <w:r>
+        <w:rPr>
+          <w:b w:val="0"/>
+          <w:bCs w:val="0"/>
+          <w:i w:val="0"/>
+          <w:iCs w:val="0"/>
+          <w:strike w:val="0"/>
+          <w:color w:val="c9211e"/>
+          <w:sz w:val="24"/>
+          <w:szCs w:val="24"/>
+          <w:u w:val="none"/>
+          <w:rtl w:val="0"/>
+        </w:rPr>
+        <w:t xml:space="preserve">Herblore</w:t>
+      </w:r>
+    </w:p>
+    <w:p>
+      <w:pPr>
+        <w:jc w:val="left"/>
+        <w:rPr>
+          <w:b w:val="0"/>
+          <w:bCs w:val="0"/>
+          <w:i w:val="0"/>
+          <w:iCs w:val="0"/>
+          <w:strike w:val="0"/>
+          <w:color w:val="c9211e"/>
+          <w:sz w:val="24"/>
+          <w:szCs w:val="24"/>
+          <w:u w:val="none"/>
+        </w:rPr>
+      </w:pPr>
+      <w:r>
+        <w:rPr>
+          <w:b w:val="0"/>
+          <w:bCs w:val="0"/>
+          <w:i w:val="0"/>
+          <w:iCs w:val="0"/>
+          <w:strike w:val="0"/>
+          <w:color w:val="c9211e"/>
+          <w:sz w:val="24"/>
+          <w:szCs w:val="24"/>
+          <w:u w:val="none"/>
+          <w:rtl w:val="0"/>
+        </w:rPr>
+        <w:tab/>
+        <w:t xml:space="preserve">81-99</w:t>
+        <w:tab/>
+        <w:tab/>
+        <w:t xml:space="preserve">Make pots using herbs from contract seeds + dags/nechs</w:t>
+      </w:r>
+    </w:p>
+    <w:p>
+      <w:pPr>
+        <w:jc w:val="left"/>
+        <w:rPr>
+          <w:b w:val="0"/>
+          <w:bCs w:val="0"/>
+          <w:i w:val="0"/>
+          <w:iCs w:val="0"/>
+          <w:strike w:val="0"/>
+          <w:color w:val="c9211e"/>
+          <w:sz w:val="24"/>
+          <w:szCs w:val="24"/>
+          <w:u w:val="none"/>
+        </w:rPr>
+      </w:pPr>
+      <w:r>
+        <w:rPr>
+          <w:b w:val="0"/>
+          <w:bCs w:val="0"/>
+          <w:i w:val="0"/>
+          <w:iCs w:val="0"/>
+          <w:strike w:val="0"/>
+          <w:color w:val="c9211e"/>
+          <w:sz w:val="24"/>
+          <w:szCs w:val="24"/>
+          <w:u w:val="none"/>
+          <w:rtl w:val="0"/>
+        </w:rPr>
+        <w:tab/>
+        <w:t xml:space="preserve">99+</w:t>
+        <w:tab/>
+        <w:tab/>
+        <w:t xml:space="preserve">Make pots using herbs from contract seeds + dags/nechs:</w:t>
+      </w:r>
+    </w:p>
+    <w:p>
+      <w:pPr>
+        <w:jc w:val="left"/>
+        <w:rPr>
+          <w:b w:val="0"/>
+          <w:bCs w:val="0"/>
+          <w:i w:val="0"/>
+          <w:iCs w:val="0"/>
+          <w:strike w:val="0"/>
+          <w:color w:val="c9211e"/>
+          <w:sz w:val="24"/>
+          <w:szCs w:val="24"/>
+          <w:u w:val="none"/>
+        </w:rPr>
+      </w:pPr>
+      <w:r>
+        <w:rPr>
+          <w:b w:val="0"/>
+          <w:bCs w:val="0"/>
+          <w:i w:val="0"/>
+          <w:iCs w:val="0"/>
+          <w:strike w:val="0"/>
+          <w:color w:val="c9211e"/>
+          <w:sz w:val="24"/>
+          <w:szCs w:val="24"/>
+          <w:u w:val="none"/>
+          <w:rtl w:val="0"/>
+        </w:rPr>
+        <w:tab/>
+        <w:tab/>
+        <w:tab/>
+      </w:r>
+    </w:p>
+    <w:p>
+      <w:pPr>
+        <w:jc w:val="left"/>
+        <w:rPr>
+          <w:b w:val="0"/>
+          <w:bCs w:val="0"/>
+          <w:i w:val="0"/>
+          <w:iCs w:val="0"/>
+          <w:strike w:val="0"/>
+          <w:color w:val="c9211e"/>
+          <w:sz w:val="24"/>
+          <w:szCs w:val="24"/>
+          <w:u w:val="none"/>
+        </w:rPr>
+      </w:pPr>
+      <w:r>
+        <w:rPr>
+          <w:b w:val="0"/>
+          <w:bCs w:val="0"/>
+          <w:i w:val="0"/>
+          <w:iCs w:val="0"/>
+          <w:strike w:val="0"/>
+          <w:color w:val="c9211e"/>
+          <w:sz w:val="24"/>
+          <w:szCs w:val="24"/>
+          <w:u w:val="none"/>
+          <w:rtl w:val="0"/>
+        </w:rPr>
+        <w:tab/>
+        <w:tab/>
+        <w:tab/>
+        <w:t xml:space="preserve">ranking (1=best, 12=worst):</w:t>
+      </w:r>
+    </w:p>
+    <w:p>
+      <w:pPr>
+        <w:jc w:val="left"/>
+        <w:rPr>
+          <w:b w:val="0"/>
+          <w:bCs w:val="0"/>
+          <w:i w:val="0"/>
+          <w:iCs w:val="0"/>
+          <w:strike w:val="0"/>
+          <w:color w:val="c9211e"/>
+          <w:sz w:val="24"/>
+          <w:szCs w:val="24"/>
+          <w:u w:val="none"/>
+        </w:rPr>
+      </w:pPr>
+      <w:r>
+        <w:rPr>
+          <w:b w:val="0"/>
+          <w:bCs w:val="0"/>
+          <w:i w:val="0"/>
+          <w:iCs w:val="0"/>
+          <w:strike w:val="0"/>
+          <w:color w:val="c9211e"/>
+          <w:sz w:val="24"/>
+          <w:szCs w:val="24"/>
+          <w:u w:val="none"/>
+          <w:rtl w:val="0"/>
+        </w:rPr>
+        <w:tab/>
+        <w:tab/>
+        <w:tab/>
+        <w:tab/>
+        <w:t xml:space="preserve">0. Barb mixes using banked caviar (as available)</w:t>
+      </w:r>
+    </w:p>
+    <w:p>
+      <w:pPr>
+        <w:jc w:val="left"/>
+        <w:rPr>
+          <w:b w:val="0"/>
+          <w:bCs w:val="0"/>
+          <w:i w:val="0"/>
+          <w:iCs w:val="0"/>
+          <w:strike w:val="0"/>
+          <w:color w:val="c9211e"/>
+          <w:sz w:val="24"/>
+          <w:szCs w:val="24"/>
+          <w:u w:val="none"/>
+        </w:rPr>
+      </w:pPr>
+      <w:r>
+        <w:rPr>
+          <w:b w:val="0"/>
+          <w:bCs w:val="0"/>
+          <w:i w:val="0"/>
+          <w:iCs w:val="0"/>
+          <w:strike w:val="0"/>
+          <w:color w:val="c9211e"/>
+          <w:sz w:val="24"/>
+          <w:szCs w:val="24"/>
+          <w:u w:val="none"/>
+          <w:rtl w:val="0"/>
+        </w:rPr>
+        <w:tab/>
+        <w:tab/>
+        <w:tab/>
+        <w:tab/>
+        <w:t xml:space="preserve">1. brews using BH nests (not mole)</w:t>
+      </w:r>
+    </w:p>
+    <w:p>
+      <w:pPr>
+        <w:jc w:val="left"/>
+        <w:rPr>
+          <w:b w:val="0"/>
+          <w:bCs w:val="0"/>
+          <w:i w:val="0"/>
+          <w:iCs w:val="0"/>
+          <w:strike w:val="0"/>
+          <w:color w:val="c9211e"/>
+          <w:sz w:val="24"/>
+          <w:szCs w:val="24"/>
+          <w:u w:val="none"/>
+        </w:rPr>
+      </w:pPr>
+      <w:r>
+        <w:rPr>
+          <w:b w:val="0"/>
+          <w:bCs w:val="0"/>
+          <w:i w:val="0"/>
+          <w:iCs w:val="0"/>
+          <w:strike w:val="0"/>
+          <w:color w:val="c9211e"/>
+          <w:sz w:val="24"/>
+          <w:szCs w:val="24"/>
+          <w:u w:val="none"/>
+          <w:rtl w:val="0"/>
+        </w:rPr>
+        <w:tab/>
+        <w:tab/>
+        <w:tab/>
+        <w:tab/>
+        <w:t xml:space="preserve">2. SCBs</w:t>
+      </w:r>
+    </w:p>
+    <w:p>
+      <w:pPr>
+        <w:jc w:val="left"/>
+        <w:rPr>
+          <w:b w:val="0"/>
+          <w:bCs w:val="0"/>
+          <w:i w:val="0"/>
+          <w:iCs w:val="0"/>
+          <w:strike w:val="0"/>
+          <w:color w:val="c9211e"/>
+          <w:sz w:val="24"/>
+          <w:szCs w:val="24"/>
+          <w:u w:val="none"/>
+        </w:rPr>
+      </w:pPr>
+      <w:r>
+        <w:rPr>
+          <w:b w:val="0"/>
+          <w:bCs w:val="0"/>
+          <w:i w:val="0"/>
+          <w:iCs w:val="0"/>
+          <w:strike w:val="0"/>
+          <w:color w:val="c9211e"/>
+          <w:sz w:val="24"/>
+          <w:szCs w:val="24"/>
+          <w:u w:val="none"/>
+          <w:rtl w:val="0"/>
+        </w:rPr>
+        <w:tab/>
+        <w:tab/>
+        <w:tab/>
+        <w:tab/>
+        <w:t xml:space="preserve">3. stamina pots (only as needed)</w:t>
+      </w:r>
+    </w:p>
+    <w:p>
+      <w:pPr>
+        <w:jc w:val="left"/>
+        <w:rPr>
+          <w:b w:val="0"/>
+          <w:bCs w:val="0"/>
+          <w:i w:val="0"/>
+          <w:iCs w:val="0"/>
+          <w:strike w:val="0"/>
+          <w:color w:val="c9211e"/>
+          <w:sz w:val="24"/>
+          <w:szCs w:val="24"/>
+          <w:u w:val="none"/>
+        </w:rPr>
+      </w:pPr>
+      <w:r>
+        <w:rPr>
+          <w:b w:val="0"/>
+          <w:bCs w:val="0"/>
+          <w:i w:val="0"/>
+          <w:iCs w:val="0"/>
+          <w:strike w:val="0"/>
+          <w:color w:val="c9211e"/>
+          <w:sz w:val="24"/>
+          <w:szCs w:val="24"/>
+          <w:u w:val="none"/>
+          <w:rtl w:val="0"/>
+        </w:rPr>
+        <w:tab/>
+        <w:tab/>
+        <w:tab/>
+        <w:tab/>
+        <w:t xml:space="preserve">4. magic pots</w:t>
+      </w:r>
+    </w:p>
+    <w:p>
+      <w:pPr>
+        <w:jc w:val="left"/>
+        <w:rPr>
+          <w:b w:val="0"/>
+          <w:bCs w:val="0"/>
+          <w:i w:val="0"/>
+          <w:iCs w:val="0"/>
+          <w:strike w:val="0"/>
+          <w:color w:val="c9211e"/>
+          <w:sz w:val="24"/>
+          <w:szCs w:val="24"/>
+          <w:u w:val="none"/>
+        </w:rPr>
+      </w:pPr>
+      <w:r>
+        <w:rPr>
+          <w:b w:val="0"/>
+          <w:bCs w:val="0"/>
+          <w:i w:val="0"/>
+          <w:iCs w:val="0"/>
+          <w:strike w:val="0"/>
+          <w:color w:val="c9211e"/>
+          <w:sz w:val="24"/>
+          <w:szCs w:val="24"/>
+          <w:u w:val="none"/>
+          <w:rtl w:val="0"/>
+        </w:rPr>
+        <w:tab/>
+        <w:tab/>
+        <w:tab/>
+        <w:tab/>
+        <w:t xml:space="preserve">5. super def pots</w:t>
+      </w:r>
+    </w:p>
+    <w:p>
+      <w:pPr>
+        <w:jc w:val="left"/>
+        <w:rPr/>
+      </w:pPr>
+      <w:r>
+        <w:rPr>
+          <w:b w:val="0"/>
+          <w:bCs w:val="0"/>
+          <w:i w:val="0"/>
+          <w:iCs w:val="0"/>
+          <w:strike w:val="0"/>
+          <w:color w:val="c9211e"/>
+          <w:sz w:val="24"/>
+          <w:szCs w:val="24"/>
+          <w:u w:val="none"/>
+          <w:rtl w:val="0"/>
+        </w:rPr>
+        <w:tab/>
+        <w:tab/>
+        <w:tab/>
+        <w:tab/>
+        <w:t xml:space="preserve">6. super str pots</w:t>
+      </w:r>
+      <w:r>
+        <w:rPr>
+          <w:rtl w:val="0"/>
+        </w:rPr>
+      </w:r>
+    </w:p>
+    <w:p>
+      <w:pPr>
+        <w:jc w:val="left"/>
+        <w:rPr/>
+      </w:pPr>
+      <w:r>
+        <w:rPr>
+          <w:b w:val="0"/>
+          <w:bCs w:val="0"/>
+          <w:i w:val="0"/>
+          <w:iCs w:val="0"/>
+          <w:strike w:val="0"/>
+          <w:color w:val="c9211e"/>
+          <w:sz w:val="24"/>
+          <w:szCs w:val="24"/>
+          <w:u w:val="none"/>
+          <w:rtl w:val="0"/>
+        </w:rPr>
+        <w:tab/>
+        <w:tab/>
+        <w:tab/>
+        <w:tab/>
+        <w:t xml:space="preserve">7. fishing pots (most avantoes)</w:t>
+      </w:r>
+      <w:r>
+        <w:rPr>
+          <w:rtl w:val="0"/>
+        </w:rPr>
+      </w:r>
+    </w:p>
+    <w:p>
+      <w:pPr>
+        <w:jc w:val="left"/>
+        <w:rPr>
+          <w:b w:val="0"/>
+          <w:bCs w:val="0"/>
+          <w:i w:val="0"/>
+          <w:iCs w:val="0"/>
+          <w:strike w:val="0"/>
+          <w:color w:val="c9211e"/>
+          <w:sz w:val="24"/>
+          <w:szCs w:val="24"/>
+          <w:u w:val="none"/>
+        </w:rPr>
+      </w:pPr>
+      <w:r>
+        <w:rPr>
+          <w:b w:val="0"/>
+          <w:bCs w:val="0"/>
+          <w:i w:val="0"/>
+          <w:iCs w:val="0"/>
+          <w:strike w:val="0"/>
+          <w:color w:val="c9211e"/>
+          <w:sz w:val="24"/>
+          <w:szCs w:val="24"/>
+          <w:u w:val="none"/>
+          <w:rtl w:val="0"/>
+        </w:rPr>
+        <w:tab/>
+        <w:tab/>
+        <w:tab/>
+        <w:tab/>
+        <w:t xml:space="preserve">8. super atk pots</w:t>
+      </w:r>
+    </w:p>
+    <w:p>
+      <w:pPr>
+        <w:jc w:val="left"/>
+        <w:rPr>
+          <w:b w:val="0"/>
+          <w:bCs w:val="0"/>
+          <w:i w:val="0"/>
+          <w:iCs w:val="0"/>
+          <w:strike w:val="0"/>
+          <w:color w:val="c9211e"/>
+          <w:sz w:val="24"/>
+          <w:szCs w:val="24"/>
+          <w:u w:val="none"/>
+        </w:rPr>
+      </w:pPr>
+      <w:r>
+        <w:rPr>
+          <w:b w:val="0"/>
+          <w:bCs w:val="0"/>
+          <w:i w:val="0"/>
+          <w:iCs w:val="0"/>
+          <w:strike w:val="0"/>
+          <w:color w:val="c9211e"/>
+          <w:sz w:val="24"/>
+          <w:szCs w:val="24"/>
+          <w:u w:val="none"/>
+          <w:rtl w:val="0"/>
+        </w:rPr>
+        <w:tab/>
+        <w:tab/>
+        <w:tab/>
+        <w:tab/>
+        <w:t xml:space="preserve">9. super restores</w:t>
+      </w:r>
+    </w:p>
+    <w:p>
+      <w:pPr>
+        <w:jc w:val="left"/>
+        <w:rPr>
+          <w:b w:val="0"/>
+          <w:bCs w:val="0"/>
+          <w:i w:val="0"/>
+          <w:iCs w:val="0"/>
+          <w:strike w:val="0"/>
+          <w:color w:val="c9211e"/>
+          <w:sz w:val="24"/>
+          <w:szCs w:val="24"/>
+          <w:u w:val="none"/>
+        </w:rPr>
+      </w:pPr>
+      <w:r>
+        <w:rPr>
+          <w:b w:val="0"/>
+          <w:bCs w:val="0"/>
+          <w:i w:val="0"/>
+          <w:iCs w:val="0"/>
+          <w:strike w:val="0"/>
+          <w:color w:val="c9211e"/>
+          <w:sz w:val="24"/>
+          <w:szCs w:val="24"/>
+          <w:u w:val="none"/>
+          <w:rtl w:val="0"/>
+        </w:rPr>
+        <w:tab/>
+        <w:tab/>
+        <w:tab/>
+        <w:tab/>
+        <w:t xml:space="preserve">10. super energy pots (don’t make w/o amylase)</w:t>
+      </w:r>
+    </w:p>
+    <w:p>
+      <w:pPr>
+        <w:jc w:val="left"/>
+        <w:rPr>
+          <w:b w:val="0"/>
+          <w:bCs w:val="0"/>
+          <w:i w:val="0"/>
+          <w:iCs w:val="0"/>
+          <w:strike w:val="0"/>
+          <w:color w:val="c9211e"/>
+          <w:sz w:val="24"/>
+          <w:szCs w:val="24"/>
+          <w:u w:val="none"/>
+        </w:rPr>
+      </w:pPr>
+      <w:r>
+        <w:rPr>
+          <w:b w:val="0"/>
+          <w:bCs w:val="0"/>
+          <w:i w:val="0"/>
+          <w:iCs w:val="0"/>
+          <w:strike w:val="0"/>
+          <w:color w:val="c9211e"/>
+          <w:sz w:val="24"/>
+          <w:szCs w:val="24"/>
+          <w:u w:val="none"/>
+          <w:rtl w:val="0"/>
+        </w:rPr>
+        <w:tab/>
+        <w:tab/>
+        <w:tab/>
+        <w:tab/>
+        <w:t xml:space="preserve">11. prayer pots (only as needed)</w:t>
+      </w:r>
+    </w:p>
+    <w:p>
+      <w:pPr>
+        <w:jc w:val="left"/>
+        <w:rPr>
+          <w:b w:val="0"/>
+          <w:bCs w:val="0"/>
+          <w:i w:val="0"/>
+          <w:iCs w:val="0"/>
+          <w:strike w:val="0"/>
+          <w:color w:val="c9211e"/>
+          <w:sz w:val="24"/>
+          <w:szCs w:val="24"/>
+          <w:u w:val="none"/>
+        </w:rPr>
+      </w:pPr>
+      <w:r>
+        <w:rPr>
+          <w:b w:val="0"/>
+          <w:bCs w:val="0"/>
+          <w:i w:val="0"/>
+          <w:iCs w:val="0"/>
+          <w:strike w:val="0"/>
+          <w:color w:val="c9211e"/>
+          <w:sz w:val="24"/>
+          <w:szCs w:val="24"/>
+          <w:u w:val="none"/>
+          <w:rtl w:val="0"/>
+        </w:rPr>
+        <w:tab/>
+        <w:tab/>
+        <w:tab/>
+        <w:tab/>
+        <w:t xml:space="preserve">12. ranging pots (only as needed)</w:t>
+      </w:r>
+    </w:p>
+    <w:p>
+      <w:pPr>
+        <w:jc w:val="left"/>
+        <w:rPr/>
+      </w:pPr>
+      <w:r>
+        <w:rPr>
+          <w:b w:val="0"/>
+          <w:bCs w:val="0"/>
+          <w:i w:val="0"/>
+          <w:iCs w:val="0"/>
+          <w:strike w:val="0"/>
+          <w:color w:val="c9211e"/>
+          <w:sz w:val="24"/>
+          <w:szCs w:val="24"/>
+          <w:u w:val="none"/>
+          <w:rtl w:val="0"/>
+        </w:rPr>
+        <w:tab/>
+        <w:tab/>
+        <w:tab/>
+        <w:tab/>
+        <w:t xml:space="preserve">13. energy pots using kingdom harras (do not plant)</w:t>
+      </w:r>
+      <w:r>
+        <w:rPr>
+          <w:rtl w:val="0"/>
+        </w:rPr>
+      </w:r>
+    </w:p>
+    <w:p>
+      <w:pPr>
+        <w:jc w:val="left"/>
+        <w:rPr>
+          <w:b w:val="0"/>
+          <w:bCs w:val="0"/>
+          <w:i w:val="0"/>
+          <w:iCs w:val="0"/>
+          <w:strike w:val="0"/>
+          <w:color w:val="c9211e"/>
+          <w:sz w:val="24"/>
+          <w:szCs w:val="24"/>
+          <w:u w:val="none"/>
+        </w:rPr>
+      </w:pPr>
+      <w:r>
+        <w:rPr>
+          <w:rtl w:val="0"/>
+        </w:rPr>
+      </w:r>
+    </w:p>
+    <w:p>
+      <w:pPr>
+        <w:jc w:val="left"/>
+        <w:rPr>
+          <w:b w:val="0"/>
+          <w:bCs w:val="0"/>
+          <w:i w:val="0"/>
+          <w:iCs w:val="0"/>
+          <w:strike w:val="0"/>
+          <w:color w:val="c9211e"/>
+          <w:sz w:val="24"/>
+          <w:szCs w:val="24"/>
+          <w:u w:val="none"/>
+        </w:rPr>
+      </w:pPr>
+      <w:r>
+        <w:rPr>
+          <w:b w:val="0"/>
+          <w:bCs w:val="0"/>
+          <w:i w:val="0"/>
+          <w:iCs w:val="0"/>
+          <w:strike w:val="0"/>
+          <w:color w:val="c9211e"/>
+          <w:sz w:val="24"/>
+          <w:szCs w:val="24"/>
+          <w:u w:val="none"/>
+          <w:rtl w:val="0"/>
+        </w:rPr>
+        <w:t xml:space="preserve">Thieving</w:t>
+      </w:r>
+    </w:p>
+    <w:p>
+      <w:pPr>
+        <w:jc w:val="left"/>
+        <w:rPr>
+          <w:b w:val="0"/>
+          <w:bCs w:val="0"/>
+          <w:i w:val="0"/>
+          <w:iCs w:val="0"/>
+          <w:strike w:val="0"/>
+          <w:color w:val="c9211e"/>
+          <w:sz w:val="24"/>
+          <w:szCs w:val="24"/>
+          <w:u w:val="none"/>
+        </w:rPr>
+      </w:pPr>
+      <w:r>
+        <w:rPr>
+          <w:b w:val="0"/>
+          <w:bCs w:val="0"/>
+          <w:i w:val="0"/>
+          <w:iCs w:val="0"/>
+          <w:strike w:val="0"/>
+          <w:color w:val="c9211e"/>
+          <w:sz w:val="24"/>
+          <w:szCs w:val="24"/>
+          <w:u w:val="none"/>
+          <w:rtl w:val="0"/>
+        </w:rPr>
+        <w:tab/>
+        <w:t xml:space="preserve">96-99</w:t>
+        <w:tab/>
+        <w:tab/>
+        <w:t xml:space="preserve">Artefacts + glassblowing or elf knights</w:t>
+      </w:r>
+    </w:p>
+    <w:p>
+      <w:pPr>
+        <w:jc w:val="left"/>
+        <w:rPr>
+          <w:b w:val="0"/>
+          <w:bCs w:val="0"/>
+          <w:i w:val="0"/>
+          <w:iCs w:val="0"/>
+          <w:strike w:val="0"/>
+          <w:color w:val="c9211e"/>
+          <w:sz w:val="24"/>
+          <w:szCs w:val="24"/>
+          <w:u w:val="none"/>
+        </w:rPr>
+      </w:pPr>
+      <w:r>
+        <w:rPr>
+          <w:b w:val="0"/>
+          <w:bCs w:val="0"/>
+          <w:i w:val="0"/>
+          <w:iCs w:val="0"/>
+          <w:strike w:val="0"/>
+          <w:color w:val="c9211e"/>
+          <w:sz w:val="24"/>
+          <w:szCs w:val="24"/>
+          <w:u w:val="none"/>
+          <w:rtl w:val="0"/>
+        </w:rPr>
+        <w:tab/>
+        <w:t xml:space="preserve">99+</w:t>
+        <w:tab/>
+        <w:tab/>
+        <w:t xml:space="preserve">Artefacts + glassblowing, elf knights as needed</w:t>
+      </w:r>
+    </w:p>
+    <w:p>
+      <w:pPr>
+        <w:jc w:val="left"/>
+        <w:rPr>
+          <w:color w:val="c9211e"/>
+        </w:rPr>
+      </w:pPr>
+      <w:r>
+        <w:rPr>
+          <w:rtl w:val="0"/>
+        </w:rPr>
+      </w:r>
+    </w:p>
+    <w:p>
+      <w:pPr>
+        <w:jc w:val="left"/>
+        <w:rPr>
+          <w:color w:val="c9211e"/>
+        </w:rPr>
+      </w:pPr>
+      <w:r>
+        <w:rPr>
+          <w:color w:val="c9211e"/>
+          <w:rtl w:val="0"/>
+        </w:rPr>
+        <w:t xml:space="preserve">Attack/Strength</w:t>
+      </w:r>
+    </w:p>
+    <w:p>
+      <w:pPr>
+        <w:jc w:val="left"/>
+        <w:rPr>
+          <w:color w:val="c9211e"/>
+        </w:rPr>
+      </w:pPr>
+      <w:r>
+        <w:rPr>
+          <w:color w:val="c9211e"/>
+          <w:rtl w:val="0"/>
+        </w:rPr>
+        <w:tab/>
+        <w:t xml:space="preserve">70’s-99</w:t>
+        <w:tab/>
+        <w:t xml:space="preserve">Slayer, afk NMZ/sand crabs/PVM is needed to reach 99.</w:t>
+      </w:r>
+    </w:p>
+    <w:p>
+      <w:pPr>
+        <w:jc w:val="left"/>
+        <w:rPr>
+          <w:color w:val="c9211e"/>
+        </w:rPr>
+      </w:pPr>
+      <w:r>
+        <w:rPr>
+          <w:rtl w:val="0"/>
+        </w:rPr>
+      </w:r>
+    </w:p>
+    <w:p>
+      <w:pPr>
+        <w:jc w:val="left"/>
+        <w:rPr>
+          <w:b w:val="0"/>
+          <w:bCs w:val="0"/>
+          <w:i w:val="0"/>
+          <w:iCs w:val="0"/>
+          <w:strike w:val="0"/>
+          <w:color w:val="c9211e"/>
+          <w:sz w:val="24"/>
+          <w:szCs w:val="24"/>
+          <w:u w:val="none"/>
+        </w:rPr>
+      </w:pPr>
+      <w:r>
+        <w:rPr>
+          <w:b w:val="0"/>
+          <w:bCs w:val="0"/>
+          <w:i w:val="0"/>
+          <w:iCs w:val="0"/>
+          <w:strike w:val="0"/>
+          <w:color w:val="c9211e"/>
+          <w:sz w:val="24"/>
+          <w:szCs w:val="24"/>
+          <w:u w:val="none"/>
+          <w:rtl w:val="0"/>
+        </w:rPr>
+        <w:t xml:space="preserve">Crafting</w:t>
+      </w:r>
+    </w:p>
+    <w:p>
+      <w:pPr>
+        <w:jc w:val="left"/>
+        <w:rPr/>
+      </w:pPr>
+      <w:r>
+        <w:rPr>
+          <w:b w:val="0"/>
+          <w:bCs w:val="0"/>
+          <w:i w:val="0"/>
+          <w:iCs w:val="0"/>
+          <w:strike w:val="0"/>
+          <w:color w:val="c9211e"/>
+          <w:sz w:val="24"/>
+          <w:szCs w:val="24"/>
+          <w:u w:val="none"/>
+          <w:rtl w:val="0"/>
+        </w:rPr>
+        <w:tab/>
+        <w:t xml:space="preserve">93-99</w:t>
+        <w:tab/>
+        <w:tab/>
+        <w:t xml:space="preserve">Artefacts + glassblowing, bankstand blow while forcing MOGs</w:t>
+      </w:r>
+      <w:r>
+        <w:rPr>
+          <w:rtl w:val="0"/>
+        </w:rPr>
+      </w:r>
+    </w:p>
+    <w:p>
+      <w:pPr>
+        <w:jc w:val="left"/>
+        <w:rPr/>
+      </w:pPr>
+      <w:r>
+        <w:rPr>
+          <w:b w:val="0"/>
+          <w:bCs w:val="0"/>
+          <w:i w:val="0"/>
+          <w:iCs w:val="0"/>
+          <w:strike w:val="0"/>
+          <w:color w:val="c9211e"/>
+          <w:sz w:val="24"/>
+          <w:szCs w:val="24"/>
+          <w:u w:val="none"/>
+          <w:rtl w:val="0"/>
+        </w:rPr>
+        <w:tab/>
+        <w:t xml:space="preserve">99+</w:t>
+        <w:tab/>
+        <w:tab/>
+        <w:t xml:space="preserve">Artefacts + glassblowing, bankstand blow while forcing MOGs</w:t>
+      </w:r>
+      <w:r>
+        <w:rPr>
+          <w:rtl w:val="0"/>
+        </w:rPr>
+      </w:r>
+    </w:p>
+    <w:p>
+      <w:pPr>
+        <w:jc w:val="left"/>
+        <w:rPr>
+          <w:b w:val="0"/>
+          <w:bCs w:val="0"/>
+          <w:i w:val="0"/>
+          <w:iCs w:val="0"/>
+          <w:strike w:val="0"/>
+          <w:color w:val="c9211e"/>
+          <w:sz w:val="24"/>
+          <w:szCs w:val="24"/>
+          <w:u w:val="none"/>
+        </w:rPr>
+      </w:pPr>
+      <w:r>
+        <w:rPr>
+          <w:rtl w:val="0"/>
+        </w:rPr>
+      </w:r>
+    </w:p>
+    <w:p>
+      <w:pPr>
+        <w:jc w:val="left"/>
+        <w:rPr>
+          <w:b w:val="0"/>
+          <w:bCs w:val="0"/>
+          <w:i w:val="0"/>
+          <w:iCs w:val="0"/>
+          <w:strike w:val="0"/>
+          <w:color w:val="c9211e"/>
+          <w:sz w:val="24"/>
+          <w:szCs w:val="24"/>
+          <w:u w:val="none"/>
+        </w:rPr>
+      </w:pPr>
+      <w:r>
+        <w:rPr>
+          <w:b w:val="0"/>
+          <w:bCs w:val="0"/>
+          <w:i w:val="0"/>
+          <w:iCs w:val="0"/>
+          <w:strike w:val="0"/>
+          <w:color w:val="c9211e"/>
+          <w:sz w:val="24"/>
+          <w:szCs w:val="24"/>
+          <w:u w:val="none"/>
+          <w:rtl w:val="0"/>
+        </w:rPr>
+        <w:t xml:space="preserve">Fletching</w:t>
+      </w:r>
+    </w:p>
+    <w:p>
+      <w:pPr>
+        <w:jc w:val="left"/>
+        <w:rPr/>
+      </w:pPr>
+      <w:r>
+        <w:rPr>
+          <w:b w:val="0"/>
+          <w:bCs w:val="0"/>
+          <w:i w:val="0"/>
+          <w:iCs w:val="0"/>
+          <w:strike w:val="0"/>
+          <w:color w:val="c9211e"/>
+          <w:sz w:val="24"/>
+          <w:szCs w:val="24"/>
+          <w:u w:val="none"/>
+          <w:rtl w:val="0"/>
+        </w:rPr>
+        <w:tab/>
+        <w:t xml:space="preserve">82-99</w:t>
+        <w:tab/>
+        <w:tab/>
+        <w:t xml:space="preserve">0-time broad arrows during activities (though really this is difficult)</w:t>
+      </w:r>
+      <w:r>
+        <w:rPr>
+          <w:rtl w:val="0"/>
+        </w:rPr>
+      </w:r>
+    </w:p>
+    <w:p>
+      <w:pPr>
+        <w:jc w:val="left"/>
+        <w:rPr>
+          <w:b w:val="0"/>
+          <w:bCs w:val="0"/>
+          <w:i w:val="0"/>
+          <w:iCs w:val="0"/>
+          <w:strike w:val="0"/>
+          <w:color w:val="c9211e"/>
+          <w:sz w:val="24"/>
+          <w:szCs w:val="24"/>
+          <w:u w:val="none"/>
+        </w:rPr>
+      </w:pPr>
+      <w:r>
+        <w:rPr>
+          <w:b w:val="0"/>
+          <w:bCs w:val="0"/>
+          <w:i w:val="0"/>
+          <w:iCs w:val="0"/>
+          <w:strike w:val="0"/>
+          <w:color w:val="c9211e"/>
+          <w:sz w:val="24"/>
+          <w:szCs w:val="24"/>
+          <w:u w:val="none"/>
+          <w:rtl w:val="0"/>
+        </w:rPr>
+        <w:tab/>
+        <w:t xml:space="preserve">99+</w:t>
+        <w:tab/>
+        <w:tab/>
+        <w:t xml:space="preserve">0-time broad arrows during Sepulchre and farm runs</w:t>
+      </w:r>
+    </w:p>
+    <w:p>
+      <w:pPr>
+        <w:jc w:val="left"/>
+        <w:rPr>
+          <w:b w:val="0"/>
+          <w:bCs w:val="0"/>
+          <w:i w:val="0"/>
+          <w:iCs w:val="0"/>
+          <w:strike w:val="0"/>
+          <w:color w:val="c9211e"/>
+          <w:sz w:val="24"/>
+          <w:szCs w:val="24"/>
+          <w:u w:val="none"/>
+        </w:rPr>
+      </w:pPr>
+      <w:r>
+        <w:rPr>
+          <w:rtl w:val="0"/>
+        </w:rPr>
+      </w:r>
+    </w:p>
+    <w:p>
+      <w:pPr>
+        <w:jc w:val="left"/>
+        <w:rPr>
+          <w:b w:val="0"/>
+          <w:bCs w:val="0"/>
+          <w:i w:val="0"/>
+          <w:iCs w:val="0"/>
+          <w:strike w:val="0"/>
+          <w:color w:val="c9211e"/>
+          <w:sz w:val="24"/>
+          <w:szCs w:val="24"/>
+          <w:u w:val="none"/>
+        </w:rPr>
+      </w:pPr>
+      <w:r>
+        <w:rPr>
+          <w:b w:val="0"/>
+          <w:bCs w:val="0"/>
+          <w:i w:val="0"/>
+          <w:iCs w:val="0"/>
+          <w:strike w:val="0"/>
+          <w:color w:val="c9211e"/>
+          <w:sz w:val="24"/>
+          <w:szCs w:val="24"/>
+          <w:u w:val="none"/>
+          <w:rtl w:val="0"/>
+        </w:rPr>
+        <w:t xml:space="preserve">Slayer</w:t>
+      </w:r>
+    </w:p>
+    <w:p>
+      <w:pPr>
+        <w:jc w:val="left"/>
+        <w:rPr/>
+      </w:pPr>
+      <w:r>
+        <w:rPr>
+          <w:b w:val="0"/>
+          <w:bCs w:val="0"/>
+          <w:i w:val="0"/>
+          <w:iCs w:val="0"/>
+          <w:strike w:val="0"/>
+          <w:color w:val="c9211e"/>
+          <w:sz w:val="24"/>
+          <w:szCs w:val="24"/>
+          <w:u w:val="none"/>
+          <w:rtl w:val="0"/>
+        </w:rPr>
+        <w:tab/>
+        <w:t xml:space="preserve">73-95</w:t>
+        <w:tab/>
+        <w:tab/>
+        <w:t xml:space="preserve">Follow Slayer guide</w:t>
+      </w:r>
+      <w:r>
+        <w:rPr>
+          <w:rtl w:val="0"/>
+        </w:rPr>
+      </w:r>
+    </w:p>
+    <w:p>
+      <w:pPr>
+        <w:jc w:val="left"/>
+        <w:rPr/>
+      </w:pPr>
+      <w:r>
+        <w:rPr>
+          <w:b w:val="0"/>
+          <w:bCs w:val="0"/>
+          <w:i w:val="0"/>
+          <w:iCs w:val="0"/>
+          <w:strike w:val="0"/>
+          <w:color w:val="c9211e"/>
+          <w:sz w:val="24"/>
+          <w:szCs w:val="24"/>
+          <w:u w:val="none"/>
+          <w:rtl w:val="0"/>
+        </w:rPr>
+        <w:tab/>
+        <w:t xml:space="preserve">95-97</w:t>
+        <w:tab/>
+        <w:tab/>
+        <w:t xml:space="preserve">Follow Konar Slayer guide</w:t>
+      </w:r>
+      <w:r>
+        <w:rPr>
+          <w:rtl w:val="0"/>
+        </w:rPr>
+      </w:r>
+    </w:p>
+    <w:p>
+      <w:pPr>
+        <w:jc w:val="left"/>
+        <w:rPr/>
+      </w:pPr>
+      <w:r>
+        <w:rPr>
+          <w:b w:val="0"/>
+          <w:bCs w:val="0"/>
+          <w:i w:val="0"/>
+          <w:iCs w:val="0"/>
+          <w:strike w:val="0"/>
+          <w:color w:val="c9211e"/>
+          <w:sz w:val="24"/>
+          <w:szCs w:val="24"/>
+          <w:u w:val="none"/>
+          <w:rtl w:val="0"/>
+        </w:rPr>
+        <w:tab/>
+        <w:t xml:space="preserve">97+</w:t>
+        <w:tab/>
+        <w:tab/>
+      </w:r>
+      <w:r>
+        <w:rPr>
+          <w:color w:val="c9211e"/>
+          <w:rtl w:val="0"/>
+        </w:rPr>
+        <w:t xml:space="preserve">Turael for imbued heart</w:t>
+      </w:r>
+      <w:r>
+        <w:rPr>
+          <w:rtl w:val="0"/>
+        </w:rPr>
+      </w:r>
+    </w:p>
+    <w:p>
+      <w:pPr>
+        <w:jc w:val="left"/>
+        <w:rPr>
+          <w:b w:val="0"/>
+          <w:bCs w:val="0"/>
+          <w:i w:val="0"/>
+          <w:iCs w:val="0"/>
+          <w:strike w:val="0"/>
+          <w:color w:val="c9211e"/>
+          <w:sz w:val="24"/>
+          <w:szCs w:val="24"/>
+          <w:u w:val="none"/>
+        </w:rPr>
+      </w:pPr>
+      <w:r>
+        <w:rPr>
+          <w:rtl w:val="0"/>
+        </w:rPr>
+      </w:r>
+    </w:p>
+    <w:p>
+      <w:pPr>
+        <w:jc w:val="left"/>
+        <w:rPr>
+          <w:b w:val="0"/>
+          <w:bCs w:val="0"/>
+          <w:i w:val="0"/>
+          <w:iCs w:val="0"/>
+          <w:strike w:val="0"/>
+          <w:color w:val="c9211e"/>
+          <w:sz w:val="24"/>
+          <w:szCs w:val="24"/>
+          <w:u w:val="none"/>
+        </w:rPr>
+      </w:pPr>
+      <w:r>
+        <w:rPr>
+          <w:b w:val="0"/>
+          <w:bCs w:val="0"/>
+          <w:i w:val="0"/>
+          <w:iCs w:val="0"/>
+          <w:strike w:val="0"/>
+          <w:color w:val="c9211e"/>
+          <w:sz w:val="24"/>
+          <w:szCs w:val="24"/>
+          <w:u w:val="none"/>
+          <w:rtl w:val="0"/>
+        </w:rPr>
+        <w:t xml:space="preserve">Hunter</w:t>
+      </w:r>
+    </w:p>
+    <w:p>
+      <w:pPr>
+        <w:jc w:val="left"/>
+        <w:rPr/>
+      </w:pPr>
+      <w:r>
+        <w:rPr>
+          <w:b w:val="0"/>
+          <w:bCs w:val="0"/>
+          <w:i w:val="0"/>
+          <w:iCs w:val="0"/>
+          <w:strike w:val="0"/>
+          <w:color w:val="c9211e"/>
+          <w:sz w:val="24"/>
+          <w:szCs w:val="24"/>
+          <w:u w:val="none"/>
+          <w:rtl w:val="0"/>
+        </w:rPr>
+        <w:tab/>
+        <w:t xml:space="preserve">94-99</w:t>
+        <w:tab/>
+        <w:tab/>
+        <w:t xml:space="preserve">Mahog/yew/magic(/redwood) BH runs to match toadflax</w:t>
+      </w:r>
+      <w:r>
+        <w:rPr>
+          <w:rtl w:val="0"/>
+        </w:rPr>
+      </w:r>
+    </w:p>
+    <w:p>
+      <w:pPr>
+        <w:jc w:val="left"/>
+        <w:rPr>
+          <w:b w:val="0"/>
+          <w:bCs w:val="0"/>
+          <w:i w:val="0"/>
+          <w:iCs w:val="0"/>
+          <w:strike w:val="0"/>
+          <w:color w:val="c9211e"/>
+          <w:sz w:val="24"/>
+          <w:szCs w:val="24"/>
+          <w:u w:val="none"/>
+        </w:rPr>
+      </w:pPr>
+      <w:r>
+        <w:rPr>
+          <w:b w:val="0"/>
+          <w:bCs w:val="0"/>
+          <w:i w:val="0"/>
+          <w:iCs w:val="0"/>
+          <w:strike w:val="0"/>
+          <w:color w:val="c9211e"/>
+          <w:sz w:val="24"/>
+          <w:szCs w:val="24"/>
+          <w:u w:val="none"/>
+          <w:rtl w:val="0"/>
+        </w:rPr>
+        <w:tab/>
+        <w:t xml:space="preserve">99+</w:t>
+        <w:tab/>
+        <w:tab/>
+        <w:t xml:space="preserve">Magic BH runs to match toadflax, black chins for rest</w:t>
+      </w:r>
+    </w:p>
+    <w:p>
+      <w:pPr>
+        <w:jc w:val="left"/>
+        <w:rPr>
+          <w:b w:val="0"/>
+          <w:bCs w:val="0"/>
+          <w:i w:val="0"/>
+          <w:iCs w:val="0"/>
+          <w:strike w:val="0"/>
+          <w:color w:val="c9211e"/>
+          <w:sz w:val="24"/>
+          <w:szCs w:val="24"/>
+          <w:u w:val="none"/>
+        </w:rPr>
+      </w:pPr>
+      <w:r>
+        <w:rPr>
+          <w:rtl w:val="0"/>
+        </w:rPr>
+      </w:r>
+    </w:p>
+    <w:p>
+      <w:pPr>
+        <w:jc w:val="left"/>
+        <w:rPr>
+          <w:b w:val="0"/>
+          <w:bCs w:val="0"/>
+          <w:i w:val="0"/>
+          <w:iCs w:val="0"/>
+          <w:strike w:val="0"/>
+          <w:color w:val="c9211e"/>
+          <w:sz w:val="24"/>
+          <w:szCs w:val="24"/>
+          <w:u w:val="none"/>
+        </w:rPr>
+      </w:pPr>
+      <w:r>
+        <w:rPr>
+          <w:b w:val="0"/>
+          <w:bCs w:val="0"/>
+          <w:i w:val="0"/>
+          <w:iCs w:val="0"/>
+          <w:strike w:val="0"/>
+          <w:color w:val="c9211e"/>
+          <w:sz w:val="24"/>
+          <w:szCs w:val="24"/>
+          <w:u w:val="none"/>
+          <w:rtl w:val="0"/>
+        </w:rPr>
+        <w:t xml:space="preserve">Mining</w:t>
+      </w:r>
+    </w:p>
+    <w:p>
+      <w:pPr>
+        <w:jc w:val="left"/>
+        <w:rPr/>
+      </w:pPr>
+      <w:r>
+        <w:rPr>
+          <w:b w:val="0"/>
+          <w:bCs w:val="0"/>
+          <w:i w:val="0"/>
+          <w:iCs w:val="0"/>
+          <w:strike w:val="0"/>
+          <w:color w:val="c9211e"/>
+          <w:sz w:val="24"/>
+          <w:szCs w:val="24"/>
+          <w:u w:val="none"/>
+          <w:rtl w:val="0"/>
+        </w:rPr>
+        <w:tab/>
+        <w:t xml:space="preserve">80-99</w:t>
+        <w:tab/>
+        <w:tab/>
+      </w:r>
+      <w:r>
+        <w:rPr>
+          <w:color w:val="c9211e"/>
+          <w:rtl w:val="0"/>
+        </w:rPr>
+        <w:t xml:space="preserve">3t gem rocks</w:t>
+      </w:r>
+      <w:r>
+        <w:rPr>
+          <w:b w:val="0"/>
+          <w:bCs w:val="0"/>
+          <w:i w:val="0"/>
+          <w:iCs w:val="0"/>
+          <w:strike w:val="0"/>
+          <w:color w:val="c9211e"/>
+          <w:sz w:val="24"/>
+          <w:szCs w:val="24"/>
+          <w:u w:val="none"/>
+          <w:rtl w:val="0"/>
+        </w:rPr>
+        <w:t xml:space="preserve">, with 3s1g as needed. </w:t>
+      </w:r>
+      <w:r>
+        <w:rPr>
+          <w:color w:val="c9211e"/>
+          <w:rtl w:val="0"/>
+        </w:rPr>
+        <w:t xml:space="preserve">3t4g is of comparable efficiency (including banked crafting xp). </w:t>
+      </w:r>
+      <w:r>
+        <w:rPr>
+          <w:b w:val="0"/>
+          <w:bCs w:val="0"/>
+          <w:i w:val="0"/>
+          <w:iCs w:val="0"/>
+          <w:strike w:val="0"/>
+          <w:color w:val="c9211e"/>
+          <w:sz w:val="24"/>
+          <w:szCs w:val="24"/>
+          <w:u w:val="none"/>
+          <w:rtl w:val="0"/>
+        </w:rPr>
+        <w:t xml:space="preserve">Volcanic mine (requires level 84), blast mine optional downgrades</w:t>
+      </w:r>
+      <w:r>
+        <w:rPr>
+          <w:rtl w:val="0"/>
+        </w:rPr>
+      </w:r>
+    </w:p>
+    <w:p>
+      <w:pPr>
+        <w:jc w:val="left"/>
+        <w:rPr>
+          <w:b w:val="0"/>
+          <w:bCs w:val="0"/>
+          <w:i w:val="0"/>
+          <w:iCs w:val="0"/>
+          <w:strike w:val="0"/>
+          <w:color w:val="c9211e"/>
+          <w:sz w:val="24"/>
+          <w:szCs w:val="24"/>
+          <w:u w:val="none"/>
+        </w:rPr>
+      </w:pPr>
+      <w:r>
+        <w:rPr>
+          <w:b w:val="0"/>
+          <w:bCs w:val="0"/>
+          <w:i w:val="0"/>
+          <w:iCs w:val="0"/>
+          <w:strike w:val="0"/>
+          <w:color w:val="c9211e"/>
+          <w:sz w:val="24"/>
+          <w:szCs w:val="24"/>
+          <w:u w:val="none"/>
+          <w:rtl w:val="0"/>
+        </w:rPr>
+        <w:tab/>
+        <w:t xml:space="preserve">99+</w:t>
+        <w:tab/>
+        <w:tab/>
+      </w:r>
+      <w:r>
+        <w:rPr>
+          <w:color w:val="c9211e"/>
+          <w:rtl w:val="0"/>
+        </w:rPr>
+        <w:t xml:space="preserve">3t gem rocks, with 3s1g as needed. 3t4g is of comparable efficiency (including banked crafting xp). Volcanic mine (requires level 84), blast mine optional downgrades</w:t>
+      </w:r>
+      <w:r>
+        <w:rPr>
+          <w:rtl w:val="0"/>
+        </w:rPr>
+      </w:r>
+    </w:p>
+    <w:p>
+      <w:pPr>
+        <w:jc w:val="left"/>
+        <w:rPr>
+          <w:b w:val="0"/>
+          <w:bCs w:val="0"/>
+          <w:i w:val="0"/>
+          <w:iCs w:val="0"/>
+          <w:strike w:val="0"/>
+          <w:color w:val="c9211e"/>
+          <w:sz w:val="24"/>
+          <w:szCs w:val="24"/>
+          <w:u w:val="none"/>
+        </w:rPr>
+      </w:pPr>
+      <w:r>
+        <w:rPr>
+          <w:rtl w:val="0"/>
+        </w:rPr>
+      </w:r>
+    </w:p>
+    <w:p>
+      <w:pPr>
+        <w:jc w:val="left"/>
+        <w:rPr>
+          <w:b w:val="0"/>
+          <w:bCs w:val="0"/>
+          <w:i w:val="0"/>
+          <w:iCs w:val="0"/>
+          <w:strike w:val="0"/>
+          <w:color w:val="c9211e"/>
+          <w:sz w:val="24"/>
+          <w:szCs w:val="24"/>
+          <w:u w:val="none"/>
+        </w:rPr>
+      </w:pPr>
+      <w:r>
+        <w:rPr>
+          <w:b w:val="0"/>
+          <w:bCs w:val="0"/>
+          <w:i w:val="0"/>
+          <w:iCs w:val="0"/>
+          <w:strike w:val="0"/>
+          <w:color w:val="c9211e"/>
+          <w:sz w:val="24"/>
+          <w:szCs w:val="24"/>
+          <w:u w:val="none"/>
+          <w:rtl w:val="0"/>
+        </w:rPr>
+        <w:t xml:space="preserve">Smithing</w:t>
+      </w:r>
+    </w:p>
+    <w:p>
+      <w:pPr>
+        <w:jc w:val="left"/>
+        <w:rPr>
+          <w:b w:val="0"/>
+          <w:bCs w:val="0"/>
+          <w:i w:val="0"/>
+          <w:iCs w:val="0"/>
+          <w:strike w:val="0"/>
+          <w:color w:val="c9211e"/>
+          <w:sz w:val="24"/>
+          <w:szCs w:val="24"/>
+          <w:u w:val="none"/>
+        </w:rPr>
+      </w:pPr>
+      <w:r>
+        <w:rPr>
+          <w:b w:val="0"/>
+          <w:bCs w:val="0"/>
+          <w:i w:val="0"/>
+          <w:iCs w:val="0"/>
+          <w:strike w:val="0"/>
+          <w:color w:val="c9211e"/>
+          <w:sz w:val="24"/>
+          <w:szCs w:val="24"/>
+          <w:u w:val="none"/>
+          <w:rtl w:val="0"/>
+        </w:rPr>
+        <w:tab/>
+        <w:t xml:space="preserve">86-99</w:t>
+        <w:tab/>
+        <w:tab/>
+        <w:t xml:space="preserve">UIM gold with glove swap, Hybrid ore UIM smelting for addy (alchs) and rune (darts).</w:t>
+      </w:r>
+    </w:p>
+    <w:p>
+      <w:pPr>
+        <w:jc w:val="left"/>
+        <w:rPr>
+          <w:b w:val="0"/>
+          <w:bCs w:val="0"/>
+          <w:i w:val="0"/>
+          <w:iCs w:val="0"/>
+          <w:strike w:val="0"/>
+          <w:color w:val="c9211e"/>
+          <w:sz w:val="24"/>
+          <w:szCs w:val="24"/>
+          <w:u w:val="none"/>
+        </w:rPr>
+      </w:pPr>
+      <w:r>
+        <w:rPr>
+          <w:b w:val="0"/>
+          <w:bCs w:val="0"/>
+          <w:i w:val="0"/>
+          <w:iCs w:val="0"/>
+          <w:strike w:val="0"/>
+          <w:color w:val="c9211e"/>
+          <w:sz w:val="24"/>
+          <w:szCs w:val="24"/>
+          <w:u w:val="none"/>
+          <w:rtl w:val="0"/>
+        </w:rPr>
+        <w:tab/>
+        <w:t xml:space="preserve">99+</w:t>
+        <w:tab/>
+        <w:tab/>
+        <w:t xml:space="preserve">UIM gold without glove swap</w:t>
+      </w:r>
+    </w:p>
+    <w:p>
+      <w:pPr>
+        <w:jc w:val="left"/>
+        <w:rPr>
+          <w:b w:val="0"/>
+          <w:bCs w:val="0"/>
+          <w:i w:val="0"/>
+          <w:iCs w:val="0"/>
+          <w:strike w:val="0"/>
+          <w:color w:val="c9211e"/>
+          <w:sz w:val="24"/>
+          <w:szCs w:val="24"/>
+          <w:u w:val="none"/>
+        </w:rPr>
+      </w:pPr>
+      <w:r>
+        <w:rPr>
+          <w:rtl w:val="0"/>
+        </w:rPr>
+      </w:r>
+    </w:p>
+    <w:p>
+      <w:pPr>
+        <w:jc w:val="left"/>
+        <w:rPr>
+          <w:b w:val="0"/>
+          <w:bCs w:val="0"/>
+          <w:i w:val="0"/>
+          <w:iCs w:val="0"/>
+          <w:strike w:val="0"/>
+          <w:color w:val="c9211e"/>
+          <w:sz w:val="24"/>
+          <w:szCs w:val="24"/>
+          <w:u w:val="none"/>
+        </w:rPr>
+      </w:pPr>
+      <w:r>
+        <w:rPr>
+          <w:b w:val="0"/>
+          <w:bCs w:val="0"/>
+          <w:i w:val="0"/>
+          <w:iCs w:val="0"/>
+          <w:strike w:val="0"/>
+          <w:color w:val="c9211e"/>
+          <w:sz w:val="24"/>
+          <w:szCs w:val="24"/>
+          <w:u w:val="none"/>
+          <w:rtl w:val="0"/>
+        </w:rPr>
+        <w:t xml:space="preserve">Fishing</w:t>
+      </w:r>
+    </w:p>
+    <w:p>
+      <w:pPr>
+        <w:jc w:val="left"/>
+        <w:rPr>
+          <w:b w:val="0"/>
+          <w:bCs w:val="0"/>
+          <w:i w:val="0"/>
+          <w:iCs w:val="0"/>
+          <w:strike w:val="0"/>
+          <w:color w:val="c9211e"/>
+          <w:sz w:val="24"/>
+          <w:szCs w:val="24"/>
+          <w:u w:val="none"/>
+        </w:rPr>
+      </w:pPr>
+      <w:r>
+        <w:rPr>
+          <w:b w:val="0"/>
+          <w:bCs w:val="0"/>
+          <w:i w:val="0"/>
+          <w:iCs w:val="0"/>
+          <w:strike w:val="0"/>
+          <w:color w:val="c9211e"/>
+          <w:sz w:val="24"/>
+          <w:szCs w:val="24"/>
+          <w:u w:val="none"/>
+          <w:rtl w:val="0"/>
+        </w:rPr>
+        <w:tab/>
+        <w:t xml:space="preserve">99+</w:t>
+        <w:tab/>
+        <w:tab/>
+        <w:t xml:space="preserve">3t cut-eat Barblore</w:t>
+      </w:r>
+    </w:p>
+    <w:p>
+      <w:pPr>
+        <w:jc w:val="left"/>
+        <w:rPr>
+          <w:b w:val="0"/>
+          <w:bCs w:val="0"/>
+          <w:i w:val="0"/>
+          <w:iCs w:val="0"/>
+          <w:strike w:val="0"/>
+          <w:color w:val="c9211e"/>
+          <w:sz w:val="24"/>
+          <w:szCs w:val="24"/>
+          <w:u w:val="none"/>
+        </w:rPr>
+      </w:pPr>
+      <w:r>
+        <w:rPr>
+          <w:rtl w:val="0"/>
+        </w:rPr>
+      </w:r>
+    </w:p>
+    <w:p>
+      <w:pPr>
+        <w:jc w:val="left"/>
+        <w:rPr>
+          <w:b w:val="0"/>
+          <w:bCs w:val="0"/>
+          <w:i w:val="0"/>
+          <w:iCs w:val="0"/>
+          <w:strike w:val="0"/>
+          <w:color w:val="c9211e"/>
+          <w:sz w:val="24"/>
+          <w:szCs w:val="24"/>
+          <w:u w:val="none"/>
+        </w:rPr>
+      </w:pPr>
+      <w:r>
+        <w:rPr>
+          <w:b w:val="0"/>
+          <w:bCs w:val="0"/>
+          <w:i w:val="0"/>
+          <w:iCs w:val="0"/>
+          <w:strike w:val="0"/>
+          <w:color w:val="c9211e"/>
+          <w:sz w:val="24"/>
+          <w:szCs w:val="24"/>
+          <w:u w:val="none"/>
+          <w:rtl w:val="0"/>
+        </w:rPr>
+        <w:t xml:space="preserve">Cooking</w:t>
+      </w:r>
+    </w:p>
+    <w:p>
+      <w:pPr>
+        <w:jc w:val="left"/>
+        <w:rPr/>
+      </w:pPr>
+      <w:r>
+        <w:rPr>
+          <w:b w:val="0"/>
+          <w:bCs w:val="0"/>
+          <w:i w:val="0"/>
+          <w:iCs w:val="0"/>
+          <w:strike w:val="0"/>
+          <w:color w:val="c9211e"/>
+          <w:sz w:val="24"/>
+          <w:szCs w:val="24"/>
+          <w:u w:val="none"/>
+          <w:rtl w:val="0"/>
+        </w:rPr>
+        <w:tab/>
+        <w:t xml:space="preserve">87-99</w:t>
+        <w:tab/>
+        <w:tab/>
+        <w:t xml:space="preserve">Zulrah/Vorkath grapes into wines, karambwans</w:t>
+      </w:r>
+      <w:r>
+        <w:rPr>
+          <w:rtl w:val="0"/>
+        </w:rPr>
+      </w:r>
+    </w:p>
+    <w:p>
+      <w:pPr>
+        <w:jc w:val="left"/>
+        <w:rPr>
+          <w:b w:val="0"/>
+          <w:bCs w:val="0"/>
+          <w:i w:val="0"/>
+          <w:iCs w:val="0"/>
+          <w:strike w:val="0"/>
+          <w:color w:val="c9211e"/>
+          <w:sz w:val="24"/>
+          <w:szCs w:val="24"/>
+          <w:u w:val="none"/>
+        </w:rPr>
+      </w:pPr>
+      <w:r>
+        <w:rPr>
+          <w:b w:val="0"/>
+          <w:bCs w:val="0"/>
+          <w:i w:val="0"/>
+          <w:iCs w:val="0"/>
+          <w:strike w:val="0"/>
+          <w:color w:val="c9211e"/>
+          <w:sz w:val="24"/>
+          <w:szCs w:val="24"/>
+          <w:u w:val="none"/>
+          <w:rtl w:val="0"/>
+        </w:rPr>
+        <w:tab/>
+        <w:t xml:space="preserve">99+</w:t>
+        <w:tab/>
+        <w:tab/>
+        <w:t xml:space="preserve">Vorkath grapes into wines, firebwans for rest</w:t>
+      </w:r>
+    </w:p>
+    <w:p>
+      <w:pPr>
+        <w:jc w:val="left"/>
+        <w:rPr>
+          <w:b w:val="0"/>
+          <w:bCs w:val="0"/>
+          <w:i w:val="0"/>
+          <w:iCs w:val="0"/>
+          <w:strike w:val="0"/>
+          <w:color w:val="c9211e"/>
+          <w:sz w:val="24"/>
+          <w:szCs w:val="24"/>
+          <w:u w:val="none"/>
+        </w:rPr>
+      </w:pPr>
+      <w:r>
+        <w:rPr>
+          <w:rtl w:val="0"/>
+        </w:rPr>
+      </w:r>
+    </w:p>
+    <w:p>
+      <w:pPr>
+        <w:jc w:val="left"/>
+        <w:rPr>
+          <w:b w:val="0"/>
+          <w:bCs w:val="0"/>
+          <w:i w:val="0"/>
+          <w:iCs w:val="0"/>
+          <w:strike w:val="0"/>
+          <w:color w:val="c9211e"/>
+          <w:sz w:val="24"/>
+          <w:szCs w:val="24"/>
+          <w:u w:val="none"/>
+        </w:rPr>
+      </w:pPr>
+      <w:r>
+        <w:rPr>
+          <w:b w:val="0"/>
+          <w:bCs w:val="0"/>
+          <w:i w:val="0"/>
+          <w:iCs w:val="0"/>
+          <w:strike w:val="0"/>
+          <w:color w:val="c9211e"/>
+          <w:sz w:val="24"/>
+          <w:szCs w:val="24"/>
+          <w:u w:val="none"/>
+          <w:rtl w:val="0"/>
+        </w:rPr>
+        <w:t xml:space="preserve">Firemaking</w:t>
+      </w:r>
+    </w:p>
+    <w:p>
+      <w:pPr>
+        <w:jc w:val="left"/>
+        <w:rPr>
+          <w:b w:val="0"/>
+          <w:bCs w:val="0"/>
+          <w:i w:val="0"/>
+          <w:iCs w:val="0"/>
+          <w:strike w:val="0"/>
+          <w:color w:val="c9211e"/>
+          <w:sz w:val="24"/>
+          <w:szCs w:val="24"/>
+          <w:u w:val="none"/>
+        </w:rPr>
+      </w:pPr>
+      <w:r>
+        <w:rPr>
+          <w:b w:val="0"/>
+          <w:bCs w:val="0"/>
+          <w:i w:val="0"/>
+          <w:iCs w:val="0"/>
+          <w:strike w:val="0"/>
+          <w:color w:val="c9211e"/>
+          <w:sz w:val="24"/>
+          <w:szCs w:val="24"/>
+          <w:u w:val="none"/>
+          <w:rtl w:val="0"/>
+        </w:rPr>
+        <w:tab/>
+        <w:t xml:space="preserve">99+</w:t>
+        <w:tab/>
+        <w:tab/>
+        <w:t xml:space="preserve">WT world-hopping, or single-world with bankstanding between games</w:t>
+      </w:r>
+    </w:p>
+    <w:p>
+      <w:pPr>
+        <w:jc w:val="left"/>
+        <w:rPr>
+          <w:b w:val="0"/>
+          <w:bCs w:val="0"/>
+          <w:i w:val="0"/>
+          <w:iCs w:val="0"/>
+          <w:strike w:val="0"/>
+          <w:color w:val="c9211e"/>
+          <w:sz w:val="24"/>
+          <w:szCs w:val="24"/>
+          <w:u w:val="none"/>
+        </w:rPr>
+      </w:pPr>
+      <w:r>
+        <w:rPr>
+          <w:rtl w:val="0"/>
+        </w:rPr>
+      </w:r>
+    </w:p>
+    <w:p>
+      <w:pPr>
+        <w:jc w:val="left"/>
+        <w:rPr>
+          <w:b w:val="0"/>
+          <w:bCs w:val="0"/>
+          <w:i w:val="0"/>
+          <w:iCs w:val="0"/>
+          <w:strike w:val="0"/>
+          <w:color w:val="c9211e"/>
+          <w:sz w:val="24"/>
+          <w:szCs w:val="24"/>
+          <w:u w:val="none"/>
+        </w:rPr>
+      </w:pPr>
+      <w:r>
+        <w:rPr>
+          <w:b w:val="0"/>
+          <w:bCs w:val="0"/>
+          <w:i w:val="0"/>
+          <w:iCs w:val="0"/>
+          <w:strike w:val="0"/>
+          <w:color w:val="c9211e"/>
+          <w:sz w:val="24"/>
+          <w:szCs w:val="24"/>
+          <w:u w:val="none"/>
+          <w:rtl w:val="0"/>
+        </w:rPr>
+        <w:t xml:space="preserve">Woodcutting</w:t>
+      </w:r>
+    </w:p>
+    <w:p>
+      <w:pPr>
+        <w:jc w:val="left"/>
+        <w:rPr>
+          <w:b w:val="0"/>
+          <w:bCs w:val="0"/>
+          <w:i w:val="0"/>
+          <w:iCs w:val="0"/>
+          <w:strike w:val="0"/>
+          <w:color w:val="c9211e"/>
+          <w:sz w:val="24"/>
+          <w:szCs w:val="24"/>
+          <w:u w:val="none"/>
+        </w:rPr>
+      </w:pPr>
+      <w:r>
+        <w:rPr>
+          <w:b w:val="0"/>
+          <w:bCs w:val="0"/>
+          <w:i w:val="0"/>
+          <w:iCs w:val="0"/>
+          <w:strike w:val="0"/>
+          <w:color w:val="c9211e"/>
+          <w:sz w:val="24"/>
+          <w:szCs w:val="24"/>
+          <w:u w:val="none"/>
+          <w:rtl w:val="0"/>
+        </w:rPr>
+        <w:tab/>
+        <w:t xml:space="preserve">75-99</w:t>
+        <w:tab/>
+        <w:tab/>
+        <w:t xml:space="preserve">1.5t teaks + butler, 1.5t teaks + dropping for rest</w:t>
+      </w:r>
+    </w:p>
+    <w:p>
+      <w:pPr>
+        <w:jc w:val="left"/>
+        <w:rPr>
+          <w:color w:val="c9211e"/>
+        </w:rPr>
+      </w:pPr>
+      <w:r>
+        <w:rPr>
+          <w:color w:val="c9211e"/>
+          <w:rtl w:val="0"/>
+        </w:rPr>
+        <w:tab/>
+        <w:t xml:space="preserve">90-99</w:t>
+        <w:tab/>
+        <w:tab/>
+        <w:t xml:space="preserve">Infernal axe redwoods as a possible downgrade (really not that strong, but very popular)</w:t>
+      </w:r>
+    </w:p>
+    <w:p>
+      <w:pPr>
+        <w:jc w:val="left"/>
+        <w:rPr>
+          <w:b w:val="0"/>
+          <w:bCs w:val="0"/>
+          <w:i w:val="0"/>
+          <w:iCs w:val="0"/>
+          <w:strike w:val="0"/>
+          <w:color w:val="c9211e"/>
+          <w:sz w:val="24"/>
+          <w:szCs w:val="24"/>
+          <w:u w:val="none"/>
+        </w:rPr>
+      </w:pPr>
+      <w:r>
+        <w:rPr>
+          <w:b w:val="0"/>
+          <w:bCs w:val="0"/>
+          <w:i w:val="0"/>
+          <w:iCs w:val="0"/>
+          <w:strike w:val="0"/>
+          <w:color w:val="c9211e"/>
+          <w:sz w:val="24"/>
+          <w:szCs w:val="24"/>
+          <w:u w:val="none"/>
+          <w:rtl w:val="0"/>
+        </w:rPr>
+        <w:tab/>
+        <w:t xml:space="preserve">99+</w:t>
+        <w:tab/>
+        <w:tab/>
+        <w:t xml:space="preserve">1.5t teaks + butler, 1.5t teaks + dropping for rest</w:t>
+      </w:r>
+    </w:p>
+    <w:p>
+      <w:pPr>
+        <w:jc w:val="left"/>
+        <w:rPr>
+          <w:b w:val="0"/>
+          <w:bCs w:val="0"/>
+          <w:i w:val="0"/>
+          <w:iCs w:val="0"/>
+          <w:strike w:val="0"/>
+          <w:color w:val="c9211e"/>
+          <w:sz w:val="24"/>
+          <w:szCs w:val="24"/>
+          <w:u w:val="none"/>
+        </w:rPr>
+      </w:pPr>
+      <w:r>
+        <w:rPr>
+          <w:rtl w:val="0"/>
+        </w:rPr>
+      </w:r>
+    </w:p>
+    <w:p>
+      <w:pPr>
+        <w:jc w:val="left"/>
+        <w:rPr>
+          <w:b w:val="0"/>
+          <w:bCs w:val="0"/>
+          <w:i w:val="0"/>
+          <w:iCs w:val="0"/>
+          <w:strike w:val="0"/>
+          <w:color w:val="c9211e"/>
+          <w:sz w:val="24"/>
+          <w:szCs w:val="24"/>
+          <w:u w:val="none"/>
+        </w:rPr>
+      </w:pPr>
+      <w:r>
+        <w:rPr>
+          <w:b w:val="0"/>
+          <w:bCs w:val="0"/>
+          <w:i w:val="0"/>
+          <w:iCs w:val="0"/>
+          <w:strike w:val="0"/>
+          <w:color w:val="c9211e"/>
+          <w:sz w:val="24"/>
+          <w:szCs w:val="24"/>
+          <w:u w:val="none"/>
+          <w:rtl w:val="0"/>
+        </w:rPr>
+        <w:t xml:space="preserve">Farming</w:t>
+      </w:r>
+    </w:p>
+    <w:p>
+      <w:pPr>
+        <w:jc w:val="left"/>
+        <w:rPr>
+          <w:b w:val="0"/>
+          <w:bCs w:val="0"/>
+          <w:i w:val="0"/>
+          <w:iCs w:val="0"/>
+          <w:strike w:val="0"/>
+          <w:color w:val="c9211e"/>
+          <w:sz w:val="24"/>
+          <w:szCs w:val="24"/>
+          <w:u w:val="none"/>
+        </w:rPr>
+      </w:pPr>
+      <w:r>
+        <w:rPr>
+          <w:b w:val="0"/>
+          <w:bCs w:val="0"/>
+          <w:i w:val="0"/>
+          <w:iCs w:val="0"/>
+          <w:strike w:val="0"/>
+          <w:color w:val="c9211e"/>
+          <w:sz w:val="24"/>
+          <w:szCs w:val="24"/>
+          <w:u w:val="none"/>
+          <w:rtl w:val="0"/>
+        </w:rPr>
+        <w:tab/>
+        <w:t xml:space="preserve">99+</w:t>
+        <w:tab/>
+        <w:tab/>
+        <w:t xml:space="preserve">hard farming contracts, fruit tree and hardwood runs, herb runs as needed</w:t>
+      </w:r>
+    </w:p>
+    <w:p>
+      <w:pPr>
+        <w:jc w:val="left"/>
+        <w:rPr>
+          <w:color w:val="c9211e"/>
+        </w:rPr>
+      </w:pPr>
+      <w:r>
+        <w:rPr>
+          <w:color w:val="c9211e"/>
+          <w:rtl w:val="0"/>
+        </w:rPr>
+        <w:t xml:space="preserve">Sailing</w:t>
+      </w:r>
+    </w:p>
+    <w:p>
+      <w:pPr>
+        <w:ind w:firstLine="720"/>
+        <w:jc w:val="left"/>
+        <w:rPr>
+          <w:b w:val="0"/>
+          <w:bCs w:val="0"/>
+          <w:i w:val="0"/>
+          <w:iCs w:val="0"/>
+          <w:strike w:val="0"/>
+          <w:color w:val="000000"/>
+          <w:sz w:val="24"/>
+          <w:szCs w:val="24"/>
+          <w:u w:val="none"/>
+        </w:rPr>
+      </w:pPr>
+      <w:r>
+        <w:rPr>
+          <w:color w:val="c9211e"/>
+          <w:rtl w:val="0"/>
+        </w:rPr>
+        <w:t xml:space="preserve">78-99</w:t>
+        <w:tab/>
+        <w:tab/>
+        <w:t xml:space="preserve">Gwenith Ship combat is really solid for rewards while offering good xp, higher than Gwenyth Glide if done well. Salvaging is low effort and quite high XP, and ship combat might prove promising in the future. Deepsea trawling gives lots of fish and so-so fishing xp and sailing xp. Courier tasks continue to be reasonabe xp and good opportunities to multiskill</w:t>
       </w:r>
       <w:r>
         <w:br w:type="page"/>

--- a/source/Chapter3.docx
+++ b/source/Chapter3.docx
@@ -7276,11 +7276,7 @@
         <w:rPr>
           <w:b w:val="1"/>
           <w:bCs w:val="1"/>
-          <w:i w:val="0"/>
-          <w:iCs w:val="0"/>
-          <w:color w:val="8d1d75"/>
-          <w:sz w:val="24"/>
-          <w:szCs w:val="24"/>
+          <w:color w:val="8d1d75"/>
         </w:rPr>
       </w:pPr>
       <w:r>
@@ -7300,469 +7296,19 @@
         <w:t xml:space="preserve"> 1200 hours (rough estimate)</w:t>
       </w:r>
       <w:r>
-        <w:br w:type="page"/>
-      </w:r>
-      <w:r>
-        <w:rPr>
-          <w:rtl w:val="0"/>
-        </w:rPr>
-      </w:r>
-    </w:p>
-    <w:p>
-      <w:pPr>
-        <w:rPr>
-          <w:b w:val="1"/>
-          <w:bCs w:val="1"/>
-          <w:i w:val="0"/>
-          <w:iCs w:val="0"/>
-          <w:sz w:val="28"/>
-          <w:szCs w:val="28"/>
-        </w:rPr>
-      </w:pPr>
-      <w:r>
-        <w:rPr>
-          <w:b w:val="1"/>
-          <w:bCs w:val="1"/>
-          <w:i w:val="0"/>
-          <w:iCs w:val="0"/>
-          <w:sz w:val="28"/>
-          <w:szCs w:val="28"/>
-          <w:rtl w:val="0"/>
-        </w:rPr>
-        <w:t xml:space="preserve">3.3: Beyond BRUHsailer</w:t>
-      </w:r>
-    </w:p>
-    <w:p>
-      <w:pPr>
-        <w:jc w:val="left"/>
-        <w:rPr>
-          <w:b w:val="0"/>
-          <w:bCs w:val="0"/>
-          <w:i w:val="0"/>
-          <w:iCs w:val="0"/>
-          <w:sz w:val="24"/>
-          <w:szCs w:val="24"/>
-        </w:rPr>
-      </w:pPr>
-      <w:r>
-        <w:rPr>
-          <w:b w:val="0"/>
-          <w:bCs w:val="0"/>
-          <w:i w:val="0"/>
-          <w:iCs w:val="0"/>
-          <w:sz w:val="24"/>
-          <w:szCs w:val="24"/>
-          <w:rtl w:val="0"/>
-        </w:rPr>
-        <w:t xml:space="preserve">This is the end of this guide. At this point your stats are high enough it is no longer important to do activities in any particular order, you can do them in whatever sequence you like without losing significant time. Below we include the following as suggestions:</w:t>
-      </w:r>
-    </w:p>
-    <w:p>
-      <w:pPr>
-        <w:jc w:val="left"/>
-        <w:rPr/>
-      </w:pPr>
-      <w:r>
-        <w:rPr>
-          <w:rtl w:val="0"/>
-        </w:rPr>
-      </w:r>
-    </w:p>
-    <w:p>
-      <w:pPr>
-        <w:rPr/>
-      </w:pPr>
-      <w:hyperlink r:id="rId56">
-        <w:r>
-          <w:rPr>
-            <w:color w:val="0000ee"/>
-            <w:u w:val="single"/>
-            <w:rtl w:val="0"/>
-          </w:rPr>
-          <w:t xml:space="preserve">20260525SlayerGuide</w:t>
-        </w:r>
-      </w:hyperlink>
-      <w:r>
-        <w:rPr>
-          <w:rtl w:val="0"/>
-        </w:rPr>
-      </w:r>
-    </w:p>
-    <w:p>
-      <w:pPr>
-        <w:numPr>
-          <w:ilvl w:val="0"/>
-          <w:numId w:val="4"/>
-        </w:numPr>
-        <w:ind w:left="720" w:hanging="360"/>
-        <w:jc w:val="left"/>
-        <w:rPr>
-          <w:b w:val="0"/>
-          <w:bCs w:val="0"/>
-          <w:i w:val="0"/>
-          <w:iCs w:val="0"/>
-          <w:sz w:val="24"/>
-          <w:szCs w:val="24"/>
-          <w:u w:val="none"/>
-        </w:rPr>
-      </w:pPr>
-      <w:r>
-        <w:rPr>
-          <w:b w:val="0"/>
-          <w:bCs w:val="0"/>
-          <w:i w:val="0"/>
-          <w:iCs w:val="0"/>
-          <w:sz w:val="24"/>
-          <w:szCs w:val="24"/>
-          <w:rtl w:val="0"/>
-        </w:rPr>
-        <w:t xml:space="preserve">A Block/Skip/Do list for slayer tasks at several different slayer levels, intending to show macroefficient slayer progression. </w:t>
-      </w:r>
-    </w:p>
-    <w:p>
-      <w:pPr>
-        <w:numPr>
-          <w:ilvl w:val="0"/>
-          <w:numId w:val="4"/>
-        </w:numPr>
-        <w:ind w:left="720" w:hanging="360"/>
-        <w:jc w:val="left"/>
-        <w:rPr>
-          <w:b w:val="0"/>
-          <w:bCs w:val="0"/>
-          <w:i w:val="0"/>
-          <w:iCs w:val="0"/>
-          <w:sz w:val="24"/>
-          <w:szCs w:val="24"/>
-          <w:u w:val="none"/>
-        </w:rPr>
-      </w:pPr>
-      <w:r>
-        <w:rPr>
-          <w:b w:val="0"/>
-          <w:bCs w:val="0"/>
-          <w:i w:val="0"/>
-          <w:iCs w:val="0"/>
-          <w:sz w:val="24"/>
-          <w:szCs w:val="24"/>
-          <w:rtl w:val="0"/>
-        </w:rPr>
-        <w:t xml:space="preserve">An example of how to do every single slayer task that we recommend (location, method, gear etc).</w:t>
-      </w:r>
-    </w:p>
-    <w:p>
-      <w:pPr>
-        <w:numPr>
-          <w:ilvl w:val="0"/>
-          <w:numId w:val="4"/>
-        </w:numPr>
-        <w:ind w:left="720" w:hanging="360"/>
-        <w:jc w:val="left"/>
-        <w:rPr>
-          <w:u w:val="none"/>
-        </w:rPr>
-      </w:pPr>
-      <w:r>
-        <w:rPr>
-          <w:rtl w:val="0"/>
-        </w:rPr>
-      </w:r>
-    </w:p>
-    <w:p>
-      <w:pPr>
-        <w:jc w:val="left"/>
-        <w:rPr/>
-      </w:pPr>
-      <w:hyperlink r:id="rId57">
-        <w:r>
-          <w:rPr>
-            <w:color w:val="0000ee"/>
-            <w:u w:val="single"/>
-            <w:rtl w:val="0"/>
-          </w:rPr>
-          <w:t xml:space="preserve">20240131CombatAchievementPointReworkCA</w:t>
-        </w:r>
-      </w:hyperlink>
-      <w:r>
-        <w:rPr>
-          <w:rtl w:val="0"/>
-        </w:rPr>
-      </w:r>
-    </w:p>
-    <w:p>
-      <w:pPr>
-        <w:numPr>
-          <w:ilvl w:val="0"/>
-          <w:numId w:val="3"/>
-        </w:numPr>
-        <w:ind w:left="720" w:hanging="360"/>
-        <w:jc w:val="left"/>
-        <w:rPr>
-          <w:u w:val="none"/>
-        </w:rPr>
-      </w:pPr>
-      <w:r>
-        <w:rPr>
-          <w:rtl w:val="0"/>
-        </w:rPr>
-        <w:t xml:space="preserve">Contains a guideline for when to complete Combat Achievement tasks, sorted by difficulty (but also by points). Following this document should let you complete the Elite tier of the Combat Achievements around the time you get to level 80 slayer, so that you gain full benefits of the increased superior rate for most of the slayer grind.</w:t>
-      </w:r>
-    </w:p>
-    <w:p>
-      <w:pPr>
-        <w:numPr>
-          <w:ilvl w:val="0"/>
-          <w:numId w:val="3"/>
-        </w:numPr>
-        <w:ind w:left="720" w:hanging="360"/>
-        <w:jc w:val="left"/>
-        <w:rPr>
-          <w:u w:val="none"/>
-        </w:rPr>
-      </w:pPr>
-      <w:r>
-        <w:rPr>
-          <w:rtl w:val="0"/>
-        </w:rPr>
-        <w:t xml:space="preserve">There are spare points compared to the required milestones, so feel free to skip a number of tasks you do not enjoy.</w:t>
-      </w:r>
-    </w:p>
-    <w:p>
-      <w:pPr>
-        <w:jc w:val="left"/>
-        <w:rPr/>
-      </w:pPr>
-      <w:r>
-        <w:rPr>
-          <w:rtl w:val="0"/>
-        </w:rPr>
-      </w:r>
-    </w:p>
-    <w:p>
-      <w:pPr>
-        <w:jc w:val="left"/>
-        <w:rPr/>
-      </w:pPr>
-      <w:hyperlink r:id="rId58">
-        <w:r>
-          <w:rPr>
-            <w:color w:val="1155cc"/>
-            <w:u w:val="single"/>
-            <w:rtl w:val="0"/>
-          </w:rPr>
-          <w:t xml:space="preserve">Ladlor's Interactive Progression Chart</w:t>
-        </w:r>
-      </w:hyperlink>
-      <w:r>
-        <w:rPr>
-          <w:rtl w:val="0"/>
-        </w:rPr>
-      </w:r>
-    </w:p>
-    <w:p>
-      <w:pPr>
-        <w:jc w:val="left"/>
-        <w:rPr>
-          <w:i w:val="1"/>
-          <w:iCs w:val="1"/>
-        </w:rPr>
-      </w:pPr>
-      <w:r>
-        <w:rPr>
-          <w:i w:val="1"/>
-          <w:iCs w:val="1"/>
-          <w:rtl w:val="0"/>
-        </w:rPr>
-        <w:t xml:space="preserve">(along with the older version: </w:t>
-      </w:r>
-      <w:hyperlink r:id="rId59">
-        <w:r>
-          <w:rPr>
-            <w:i w:val="1"/>
-            <w:iCs w:val="1"/>
-            <w:color w:val="1155cc"/>
-            <w:u w:val="single"/>
-            <w:rtl w:val="0"/>
-          </w:rPr>
-          <w:t xml:space="preserve">Ladlor's gear progression V4, showing a recommended route of gear progression for irons.</w:t>
-        </w:r>
-      </w:hyperlink>
-      <w:r>
-        <w:rPr>
-          <w:i w:val="1"/>
-          <w:iCs w:val="1"/>
-          <w:rtl w:val="0"/>
-        </w:rPr>
-        <w:t xml:space="preserve"> accompanied with a </w:t>
-      </w:r>
-      <w:hyperlink r:id="rId60">
-        <w:r>
-          <w:rPr>
-            <w:i w:val="1"/>
-            <w:iCs w:val="1"/>
-            <w:color w:val="1155cc"/>
-            <w:u w:val="single"/>
-            <w:rtl w:val="0"/>
-          </w:rPr>
-          <w:t xml:space="preserve">list of the item names</w:t>
-        </w:r>
-      </w:hyperlink>
-      <w:r>
-        <w:rPr>
-          <w:i w:val="1"/>
-          <w:iCs w:val="1"/>
-          <w:rtl w:val="0"/>
-        </w:rPr>
-        <w:t xml:space="preserve">).</w:t>
-      </w:r>
-    </w:p>
-    <w:p>
-      <w:pPr>
-        <w:jc w:val="left"/>
-        <w:rPr/>
-      </w:pPr>
-      <w:r>
-        <w:rPr>
-          <w:rtl w:val="0"/>
-        </w:rPr>
-      </w:r>
-    </w:p>
-    <w:p>
-      <w:pPr>
-        <w:jc w:val="left"/>
-        <w:rPr>
-          <w:b w:val="1"/>
-          <w:bCs w:val="1"/>
-          <w:i w:val="1"/>
-          <w:iCs w:val="1"/>
-        </w:rPr>
-      </w:pPr>
-      <w:r>
-        <w:rPr>
-          <w:i w:val="1"/>
-          <w:iCs w:val="1"/>
-          <w:rtl w:val="0"/>
-        </w:rPr>
-        <w:t xml:space="preserve">For an even older and outdated version see </w:t>
-      </w:r>
-      <w:hyperlink r:id="rId61">
-        <w:r>
-          <w:rPr>
-            <w:i w:val="1"/>
-            <w:iCs w:val="1"/>
-            <w:color w:val="1155cc"/>
-            <w:u w:val="single"/>
-            <w:rtl w:val="0"/>
-          </w:rPr>
-          <w:t xml:space="preserve">https://i.imgur.com/hGNzQia.png</w:t>
-        </w:r>
-      </w:hyperlink>
-      <w:r>
-        <w:rPr>
-          <w:i w:val="1"/>
-          <w:iCs w:val="1"/>
-          <w:rtl w:val="0"/>
-        </w:rPr>
-        <w:t xml:space="preserve"> for the original PVM Progression Chart. </w:t>
-      </w:r>
-      <w:r>
-        <w:rPr>
-          <w:rtl w:val="0"/>
-        </w:rPr>
-      </w:r>
-    </w:p>
-    <w:p>
-      <w:pPr>
-        <w:jc w:val="left"/>
-        <w:rPr>
-          <w:b w:val="1"/>
-          <w:bCs w:val="1"/>
-        </w:rPr>
-      </w:pPr>
-      <w:r>
-        <w:rPr>
-          <w:rtl w:val="0"/>
-        </w:rPr>
-      </w:r>
-    </w:p>
-    <w:p>
-      <w:pPr>
-        <w:jc w:val="left"/>
-        <w:rPr/>
-      </w:pPr>
-      <w:hyperlink r:id="rId62">
-        <w:r>
-          <w:rPr>
-            <w:color w:val="1155cc"/>
-            <w:u w:val="single"/>
-            <w:rtl w:val="0"/>
-          </w:rPr>
-          <w:t xml:space="preserve">bruhsailer</w:t>
-        </w:r>
-      </w:hyperlink>
-      <w:r>
-        <w:rPr>
-          <w:rtl w:val="0"/>
-        </w:rPr>
-        <w:t xml:space="preserve"> The Images Drive, containing setups and locations for most combat.</w:t>
-      </w:r>
-    </w:p>
-    <w:p>
-      <w:pPr>
-        <w:jc w:val="left"/>
-        <w:rPr/>
-      </w:pPr>
-      <w:r>
-        <w:rPr>
-          <w:rtl w:val="0"/>
-        </w:rPr>
-      </w:r>
-    </w:p>
-    <w:p>
-      <w:pPr>
-        <w:numPr>
-          <w:ilvl w:val="0"/>
-          <w:numId w:val="4"/>
-        </w:numPr>
-        <w:ind w:left="720" w:hanging="360"/>
-        <w:jc w:val="left"/>
-        <w:rPr>
-          <w:b w:val="0"/>
-          <w:bCs w:val="0"/>
-          <w:i w:val="0"/>
-          <w:iCs w:val="0"/>
-          <w:strike w:val="0"/>
-          <w:sz w:val="24"/>
-          <w:szCs w:val="24"/>
-          <w:u w:val="none"/>
-        </w:rPr>
-      </w:pPr>
-      <w:r>
-        <w:rPr>
-          <w:b w:val="0"/>
-          <w:bCs w:val="0"/>
-          <w:i w:val="0"/>
-          <w:iCs w:val="0"/>
-          <w:strike w:val="0"/>
-          <w:sz w:val="24"/>
-          <w:szCs w:val="24"/>
-          <w:u w:val="none"/>
-          <w:rtl w:val="0"/>
-        </w:rPr>
-        <w:t xml:space="preserve">A short overview of the best way to train each skill to level 99 (which can then be done in any order)</w:t>
-      </w:r>
-      <w:r>
-        <w:rPr>
-          <w:rtl w:val="0"/>
-        </w:rPr>
-        <w:t xml:space="preserve">: see next pages.</w:t>
+        <w:rPr>
+          <w:rtl w:val="0"/>
+        </w:rPr>
       </w:r>
     </w:p>
     <w:p>
       <w:pPr>
         <w:ind w:left="0" w:firstLine="0"/>
-        <w:jc w:val="left"/>
-        <w:rPr/>
+        <w:rPr>
+          <w:b w:val="1"/>
+          <w:bCs w:val="1"/>
+          <w:color w:val="8d1d75"/>
+        </w:rPr>
       </w:pPr>
       <w:r>
         <w:rPr>
@@ -9576,6 +9122,349 @@
         <w:rPr>
           <w:rtl w:val="0"/>
         </w:rPr>
+        <w:t xml:space="preserve">This is the end of this guide. At this point your stats are high enough it is no longer important to do activities in any particular order, you can do them in whatever sequence you like without losing significant time. Below we include the following as suggestions:</w:t>
+      </w:r>
+    </w:p>
+    <w:p>
+      <w:pPr>
+        <w:rPr/>
+      </w:pPr>
+      <w:r>
+        <w:rPr>
+          <w:rtl w:val="0"/>
+        </w:rPr>
+      </w:r>
+    </w:p>
+    <w:p>
+      <w:pPr>
+        <w:rPr/>
+      </w:pPr>
+      <w:hyperlink r:id="rId56">
+        <w:r>
+          <w:rPr>
+            <w:color w:val="0000ee"/>
+            <w:u w:val="single"/>
+            <w:rtl w:val="0"/>
+          </w:rPr>
+          <w:t xml:space="preserve">20260525SlayerGuide</w:t>
+        </w:r>
+      </w:hyperlink>
+      <w:r>
+        <w:rPr>
+          <w:rtl w:val="0"/>
+        </w:rPr>
+      </w:r>
+    </w:p>
+    <w:p>
+      <w:pPr>
+        <w:numPr>
+          <w:ilvl w:val="0"/>
+          <w:numId w:val="4"/>
+        </w:numPr>
+        <w:ind w:left="720" w:hanging="360"/>
+      </w:pPr>
+      <w:r>
+        <w:rPr>
+          <w:rtl w:val="0"/>
+        </w:rPr>
+        <w:t xml:space="preserve">A Block/Skip/Do list for slayer tasks at several different slayer levels, intending to show macroefficient slayer progression. </w:t>
+      </w:r>
+    </w:p>
+    <w:p>
+      <w:pPr>
+        <w:numPr>
+          <w:ilvl w:val="0"/>
+          <w:numId w:val="4"/>
+        </w:numPr>
+        <w:ind w:left="720" w:hanging="360"/>
+      </w:pPr>
+      <w:r>
+        <w:rPr>
+          <w:rtl w:val="0"/>
+        </w:rPr>
+        <w:t xml:space="preserve">An example of how to do every single slayer task that we recommend (location, method, gear etc).</w:t>
+      </w:r>
+    </w:p>
+    <w:p>
+      <w:pPr>
+        <w:numPr>
+          <w:ilvl w:val="0"/>
+          <w:numId w:val="4"/>
+        </w:numPr>
+        <w:ind w:left="720" w:hanging="360"/>
+      </w:pPr>
+      <w:r>
+        <w:rPr>
+          <w:rtl w:val="0"/>
+        </w:rPr>
+      </w:r>
+    </w:p>
+    <w:p>
+      <w:pPr>
+        <w:rPr/>
+      </w:pPr>
+      <w:hyperlink r:id="rId57">
+        <w:r>
+          <w:rPr>
+            <w:color w:val="0000ee"/>
+            <w:u w:val="single"/>
+            <w:rtl w:val="0"/>
+          </w:rPr>
+          <w:t xml:space="preserve">20240131CombatAchievementPointReworkCA</w:t>
+        </w:r>
+      </w:hyperlink>
+      <w:r>
+        <w:rPr>
+          <w:rtl w:val="0"/>
+        </w:rPr>
+      </w:r>
+    </w:p>
+    <w:p>
+      <w:pPr>
+        <w:numPr>
+          <w:ilvl w:val="0"/>
+          <w:numId w:val="3"/>
+        </w:numPr>
+        <w:ind w:left="720" w:hanging="360"/>
+      </w:pPr>
+      <w:r>
+        <w:rPr>
+          <w:rtl w:val="0"/>
+        </w:rPr>
+        <w:t xml:space="preserve">Contains a guideline for when to complete Combat Achievement tasks, sorted by difficulty (but also by points). Following this document should let you complete the Elite tier of the Combat Achievements around the time you get to level 80 slayer, so that you gain full benefits of the increased superior rate for most of the slayer grind.</w:t>
+      </w:r>
+    </w:p>
+    <w:p>
+      <w:pPr>
+        <w:numPr>
+          <w:ilvl w:val="0"/>
+          <w:numId w:val="3"/>
+        </w:numPr>
+        <w:ind w:left="720" w:hanging="360"/>
+      </w:pPr>
+      <w:r>
+        <w:rPr>
+          <w:rtl w:val="0"/>
+        </w:rPr>
+        <w:t xml:space="preserve">There are spare points compared to the required milestones, so feel free to skip a number of tasks you do not enjoy.</w:t>
+      </w:r>
+    </w:p>
+    <w:p>
+      <w:pPr>
+        <w:rPr/>
+      </w:pPr>
+      <w:r>
+        <w:rPr>
+          <w:rtl w:val="0"/>
+        </w:rPr>
+      </w:r>
+    </w:p>
+    <w:p>
+      <w:pPr>
+        <w:rPr/>
+      </w:pPr>
+      <w:hyperlink r:id="rId58">
+        <w:r>
+          <w:rPr>
+            <w:color w:val="1155cc"/>
+            <w:u w:val="single"/>
+            <w:rtl w:val="0"/>
+          </w:rPr>
+          <w:t xml:space="preserve">Ladlor's Interactive Progression Chart</w:t>
+        </w:r>
+      </w:hyperlink>
+      <w:r>
+        <w:rPr>
+          <w:rtl w:val="0"/>
+        </w:rPr>
+      </w:r>
+    </w:p>
+    <w:p>
+      <w:pPr>
+        <w:rPr>
+          <w:i w:val="1"/>
+          <w:iCs w:val="1"/>
+        </w:rPr>
+      </w:pPr>
+      <w:r>
+        <w:rPr>
+          <w:i w:val="1"/>
+          <w:iCs w:val="1"/>
+          <w:rtl w:val="0"/>
+        </w:rPr>
+        <w:t xml:space="preserve">(along with the older version: </w:t>
+      </w:r>
+      <w:hyperlink r:id="rId59">
+        <w:r>
+          <w:rPr>
+            <w:i w:val="1"/>
+            <w:iCs w:val="1"/>
+            <w:color w:val="1155cc"/>
+            <w:u w:val="single"/>
+            <w:rtl w:val="0"/>
+          </w:rPr>
+          <w:t xml:space="preserve">Ladlor's gear progression V4, showing a recommended route of gear progression for irons.</w:t>
+        </w:r>
+      </w:hyperlink>
+      <w:r>
+        <w:rPr>
+          <w:i w:val="1"/>
+          <w:iCs w:val="1"/>
+          <w:rtl w:val="0"/>
+        </w:rPr>
+        <w:t xml:space="preserve"> accompanied with a </w:t>
+      </w:r>
+      <w:hyperlink r:id="rId60">
+        <w:r>
+          <w:rPr>
+            <w:i w:val="1"/>
+            <w:iCs w:val="1"/>
+            <w:color w:val="1155cc"/>
+            <w:u w:val="single"/>
+            <w:rtl w:val="0"/>
+          </w:rPr>
+          <w:t xml:space="preserve">list of the item names</w:t>
+        </w:r>
+      </w:hyperlink>
+      <w:r>
+        <w:rPr>
+          <w:i w:val="1"/>
+          <w:iCs w:val="1"/>
+          <w:rtl w:val="0"/>
+        </w:rPr>
+        <w:t xml:space="preserve">).</w:t>
+      </w:r>
+    </w:p>
+    <w:p>
+      <w:pPr>
+        <w:rPr/>
+      </w:pPr>
+      <w:r>
+        <w:rPr>
+          <w:rtl w:val="0"/>
+        </w:rPr>
+      </w:r>
+    </w:p>
+    <w:p>
+      <w:pPr>
+        <w:rPr>
+          <w:b w:val="1"/>
+          <w:bCs w:val="1"/>
+          <w:i w:val="1"/>
+          <w:iCs w:val="1"/>
+        </w:rPr>
+      </w:pPr>
+      <w:r>
+        <w:rPr>
+          <w:i w:val="1"/>
+          <w:iCs w:val="1"/>
+          <w:rtl w:val="0"/>
+        </w:rPr>
+        <w:t xml:space="preserve">For an even older and outdated version see </w:t>
+      </w:r>
+      <w:hyperlink r:id="rId61">
+        <w:r>
+          <w:rPr>
+            <w:i w:val="1"/>
+            <w:iCs w:val="1"/>
+            <w:color w:val="1155cc"/>
+            <w:u w:val="single"/>
+            <w:rtl w:val="0"/>
+          </w:rPr>
+          <w:t xml:space="preserve">https://i.imgur.com/hGNzQia.png</w:t>
+        </w:r>
+      </w:hyperlink>
+      <w:r>
+        <w:rPr>
+          <w:i w:val="1"/>
+          <w:iCs w:val="1"/>
+          <w:rtl w:val="0"/>
+        </w:rPr>
+        <w:t xml:space="preserve"> for the original PVM Progression Chart. </w:t>
+      </w:r>
+      <w:r>
+        <w:rPr>
+          <w:rtl w:val="0"/>
+        </w:rPr>
+      </w:r>
+    </w:p>
+    <w:p>
+      <w:pPr>
+        <w:rPr>
+          <w:b w:val="1"/>
+          <w:bCs w:val="1"/>
+        </w:rPr>
+      </w:pPr>
+      <w:r>
+        <w:rPr>
+          <w:rtl w:val="0"/>
+        </w:rPr>
+      </w:r>
+    </w:p>
+    <w:p>
+      <w:pPr>
+        <w:rPr/>
+      </w:pPr>
+      <w:hyperlink r:id="rId62">
+        <w:r>
+          <w:rPr>
+            <w:color w:val="1155cc"/>
+            <w:u w:val="single"/>
+            <w:rtl w:val="0"/>
+          </w:rPr>
+          <w:t xml:space="preserve">bruhsailer</w:t>
+        </w:r>
+      </w:hyperlink>
+      <w:r>
+        <w:rPr>
+          <w:rtl w:val="0"/>
+        </w:rPr>
+        <w:t xml:space="preserve"> The Images Drive, containing setups and locations for most combat.</w:t>
+      </w:r>
+    </w:p>
+    <w:p>
+      <w:pPr>
+        <w:rPr/>
+      </w:pPr>
+      <w:r>
+        <w:rPr>
+          <w:rtl w:val="0"/>
+        </w:rPr>
+      </w:r>
+    </w:p>
+    <w:p>
+      <w:pPr>
+        <w:numPr>
+          <w:ilvl w:val="0"/>
+          <w:numId w:val="4"/>
+        </w:numPr>
+        <w:ind w:left="720" w:hanging="360"/>
+      </w:pPr>
+      <w:r>
+        <w:rPr>
+          <w:rtl w:val="0"/>
+        </w:rPr>
+        <w:t xml:space="preserve">A short overview of the best way to train each skill to level 99 (which can then be done in any order): see next pages.</w:t>
+      </w:r>
+    </w:p>
+    <w:p>
+      <w:pPr>
+        <w:rPr/>
+      </w:pPr>
+      <w:r>
+        <w:rPr>
+          <w:rtl w:val="0"/>
+        </w:rPr>
+      </w:r>
+    </w:p>
+    <w:p>
+      <w:pPr>
+        <w:rPr/>
+      </w:pPr>
+      <w:r>
+        <w:rPr>
+          <w:rtl w:val="0"/>
+        </w:rPr>
         <w:t xml:space="preserve">Overview document: </w:t>
       </w:r>
       <w:hyperlink r:id="rId63">
@@ -13246,6 +13135,19 @@
         <w:tab/>
         <w:tab/>
         <w:t xml:space="preserve">hard farming contracts, fruit tree and hardwood runs, herb runs as needed</w:t>
+      </w:r>
+    </w:p>
+    <w:p>
+      <w:pPr>
+        <w:jc w:val="left"/>
+        <w:rPr>
+          <w:color w:val="c9211e"/>
+        </w:rPr>
+      </w:pPr>
+      <w:r>
+        <w:rPr>
+          <w:rtl w:val="0"/>
+        </w:rPr>
       </w:r>
     </w:p>
     <w:p>

--- a/source/Chapter3.docx
+++ b/source/Chapter3.docx
@@ -2887,7 +2887,7 @@
         <w:rPr>
           <w:rtl w:val="0"/>
         </w:rPr>
-        <w:t xml:space="preserve">Make sure you have at least 75 mining (if not, do some gem mining first). Take a charter ship to The Great Conch (Summer Shore) start The Red Reef and complete the steps until you are sent to the Red Rock. Charter to Deepfin Point, mine 24 nickel ore. Do blast mining (as before) to obtain 551 addy ore - you may have to convert some of the gems into alchs (cut sapphires, emeralds and even rubies are fine, or make ruby and diamond bracelets) for dynamite. Make sure you get at least 15 runite ore along the way. Smelt all the addy into bars, all the nickel into cupronickel bars, then convert 71 addy bars into 1065 addy nails. Teleport to The Great Conch (fairy ring CJQ) and chop and bank up to 505 camphor logs. The fastest method is using a log basket and teleporting out to a bank, then using the fairy ring to get back. If you have (or plan to get) sawmill vouchers you can reduce the number of logs needed by 1 for each voucher for up to 236 vouchers (and 269 logs), saving 2,500 gp each (590k gp total). Make 473 camphor planks. Build the following ship upgrades:</w:t>
+        <w:t xml:space="preserve">Make sure you have at least 75 mining (if not, do some gem mining first). Take a charter ship to The Great Conch (Summer Shore) start The Red Reef and complete the steps until you are sent to the Red Rock. Charter to Deepfin Point, mine 24 nickel ore. Do blast mining (as before) to obtain 551 addy ore - you may have to convert some of the gems into alchs (cut sapphires, emeralds and even rubies are fine, or make ruby and diamond bracelets) for dynamite. Make sure you get at least 15 runite ore along the way. Smelt all the addy into bars, all the nickel into cupronickel bars, then convert 71 addy bars into 1065 addy nails. Teleport to The Great Conch (fairy ring CJQ) and chop and bank up to 82 camphor logs. The fastest method is using a log basket and teleporting out to a bank, then using the fairy ring to get back. If you have (or plan to get) sawmill vouchers you can reduce the number of logs needed by 1 for each voucher for up to 32 vouchers (and 50 logs), saving 2,500 gp each. Make 64 camphor planks. Build the following ship upgrades:</w:t>
       </w:r>
     </w:p>
     <w:p>
@@ -2905,7 +2905,7 @@
         <w:rPr>
           <w:rtl w:val="0"/>
         </w:rPr>
-        <w:t xml:space="preserve">Camphor cargo hold (sloop)</w:t>
+        <w:t xml:space="preserve">Adamant keel (skiff)</w:t>
       </w:r>
     </w:p>
     <w:p>
@@ -2923,7 +2923,7 @@
         <w:rPr>
           <w:rtl w:val="0"/>
         </w:rPr>
-        <w:t xml:space="preserve">Adamant keel (skiff + sloop)</w:t>
+        <w:t xml:space="preserve">Camphor hull (skiff)</w:t>
       </w:r>
     </w:p>
     <w:p>
@@ -2941,25 +2941,7 @@
         <w:rPr>
           <w:rtl w:val="0"/>
         </w:rPr>
-        <w:t xml:space="preserve">Camphor hull (skiff + sloop)</w:t>
-      </w:r>
-    </w:p>
-    <w:p>
-      <w:pPr>
-        <w:numPr>
-          <w:ilvl w:val="1"/>
-          <w:numId w:val="2"/>
-        </w:numPr>
-        <w:ind w:left="1080" w:hanging="360"/>
-        <w:rPr>
-          <w:u w:val="none"/>
-        </w:rPr>
-      </w:pPr>
-      <w:r>
-        <w:rPr>
-          <w:rtl w:val="0"/>
-        </w:rPr>
-        <w:t xml:space="preserve">Camphor mast and canvas sails (skiff + sloop) - this requires a boost to build</w:t>
+        <w:t xml:space="preserve">Camphor mast and canvas sails (skiff) - this requires a boost to build</w:t>
       </w:r>
     </w:p>
     <w:p>
@@ -3153,7 +3135,7 @@
         <w:rPr>
           <w:rtl w:val="0"/>
         </w:rPr>
-        <w:t xml:space="preserve">annonballs at Port Roberts. Collect your charting xp bonuses from Chartin’ Charles McAtless. Optional and recommended, if you care for the rewards below from ship combat: also buy 25 Perildance bitters. Recruit Oarswoman Olga and Jittery Jim (boost to recruit him) and assign them to your sloop.</w:t>
+        <w:t xml:space="preserve">annonballs at Port Roberts. Collect your charting xp bonuses from Chartin’ Charles McAtless. Optional and recommended, if you care for the rewards below from ship combat: also buy 25 Perildance bitters. Recruit Oarswoman Olga and Jittery Jim (boost to recruit him) and assign them to your crew.</w:t>
       </w:r>
     </w:p>
     <w:p>
@@ -3398,7 +3380,7 @@
         <w:rPr>
           <w:rtl w:val="0"/>
         </w:rPr>
-        <w:t xml:space="preserve">At your convenience, complete the Red Reef quest by chartering to the Great Conch and speaking with Floopa.</w:t>
+        <w:t xml:space="preserve">Complete the Red Reef quest by chartering to the Great Conch and speaking with Floopa.</w:t>
       </w:r>
       <w:r>
         <w:rPr>
@@ -3520,7 +3502,7 @@
         <w:rPr>
           <w:rtl w:val="0"/>
         </w:rPr>
-        <w:t xml:space="preserve">Boost to build an adamant helm on both your sloop and your skiff, then complete charting the Shrouded Ocean by charting to Deepfin Point and following the following route </w:t>
+        <w:t xml:space="preserve">Chop another 423 camphor logs in the Sacred Grove (or only 219 if using sawmill vouchers - at your convenience). Make 408 camphor planks. Build the following upgrades on your ships, then complete charting the Shrouded Ocean by charting to Deepfin Point and following the following route </w:t>
       </w:r>
       <w:hyperlink r:id="rId38">
         <w:r>
@@ -3541,6 +3523,87 @@
     </w:p>
     <w:p>
       <w:pPr>
+        <w:numPr>
+          <w:ilvl w:val="1"/>
+          <w:numId w:val="2"/>
+        </w:numPr>
+        <w:ind w:left="1080" w:hanging="360"/>
+      </w:pPr>
+      <w:r>
+        <w:rPr>
+          <w:rtl w:val="0"/>
+        </w:rPr>
+        <w:t xml:space="preserve">Camphor cargo hold (sloop)</w:t>
+      </w:r>
+    </w:p>
+    <w:p>
+      <w:pPr>
+        <w:numPr>
+          <w:ilvl w:val="1"/>
+          <w:numId w:val="2"/>
+        </w:numPr>
+        <w:ind w:left="1080" w:hanging="360"/>
+      </w:pPr>
+      <w:r>
+        <w:rPr>
+          <w:rtl w:val="0"/>
+        </w:rPr>
+        <w:t xml:space="preserve">Adamant keel (sloop)</w:t>
+      </w:r>
+    </w:p>
+    <w:p>
+      <w:pPr>
+        <w:numPr>
+          <w:ilvl w:val="1"/>
+          <w:numId w:val="2"/>
+        </w:numPr>
+        <w:ind w:left="1080" w:hanging="360"/>
+      </w:pPr>
+      <w:r>
+        <w:rPr>
+          <w:rtl w:val="0"/>
+        </w:rPr>
+        <w:t xml:space="preserve">Camphor hull (sloop)</w:t>
+      </w:r>
+    </w:p>
+    <w:p>
+      <w:pPr>
+        <w:numPr>
+          <w:ilvl w:val="1"/>
+          <w:numId w:val="2"/>
+        </w:numPr>
+        <w:ind w:left="1080" w:hanging="360"/>
+        <w:rPr>
+          <w:u w:val="none"/>
+        </w:rPr>
+      </w:pPr>
+      <w:r>
+        <w:rPr>
+          <w:rtl w:val="0"/>
+        </w:rPr>
+        <w:t xml:space="preserve">Camphor mast and canvas sails (sloop)</w:t>
+      </w:r>
+    </w:p>
+    <w:p>
+      <w:pPr>
+        <w:numPr>
+          <w:ilvl w:val="1"/>
+          <w:numId w:val="2"/>
+        </w:numPr>
+        <w:ind w:left="1080" w:hanging="360"/>
+        <w:rPr>
+          <w:u w:val="none"/>
+        </w:rPr>
+      </w:pPr>
+      <w:r>
+        <w:rPr>
+          <w:rtl w:val="0"/>
+        </w:rPr>
+        <w:t xml:space="preserve">Adamant help (sloop + skiff), requires boosting</w:t>
+      </w:r>
+    </w:p>
+    <w:p>
+      <w:pPr>
         <w:rPr/>
       </w:pPr>
       <w:r>
@@ -3856,7 +3919,7 @@
         <w:rPr>
           <w:rtl w:val="0"/>
         </w:rPr>
-        <w:t xml:space="preserve">2,960 crystal shards (it costs 2,300 shards to make a full set of crystal armour and a corrupted Bow of Faerdhinen </w:t>
+        <w:t xml:space="preserve">4,540 crystal shards (it costs 2,300 shards to make a full set of crystal armour and a corrupted Bow of Faerdhinen </w:t>
       </w:r>
       <w:r>
         <w:rPr>
@@ -3864,13 +3927,13 @@
           <w:iCs w:val="1"/>
           <w:rtl w:val="0"/>
         </w:rPr>
-        <w:t xml:space="preserve">- train smithing as necessary using GP from CG, see step 17 below - </w:t>
-      </w:r>
-      <w:r>
-        <w:rPr>
-          <w:rtl w:val="0"/>
-        </w:rPr>
-        <w:t xml:space="preserve"> plus the armour needs charges). On droprate you will get another 580 shards (on top of the 2,800) from trading in excess armour and (regular) weapon seeds (into acorns, grown and chopped down for 14-16 shards each with ultracompost).</w:t>
+        <w:t xml:space="preserve">- train smithing as necessary using GP from CG, see step 20 below - </w:t>
+      </w:r>
+      <w:r>
+        <w:rPr>
+          <w:rtl w:val="0"/>
+        </w:rPr>
+        <w:t xml:space="preserve"> plus the armour needs charges). Trade in excess armour seeds in for shards (250 each) and trade in regular weapon seeds for acorns, which can be grown and chopped down for 28-32 shards each with ultracompost.</w:t>
       </w:r>
     </w:p>
     <w:p>
@@ -3885,7 +3948,7 @@
         <w:rPr>
           <w:rtl w:val="0"/>
         </w:rPr>
-        <w:t xml:space="preserve">51.5m gp profit in gp and assorted alchs (500 battlestaves for which you need to charge orbs, 500 diamonds that need crafting first) - it is recommended to make diamond and ruby bracelets but only cut (and then ignore) lower tier gems.</w:t>
+        <w:t xml:space="preserve">50.7m gp profit in gp and assorted alchs (500 battlestaves for which you need to charge orbs, 500 diamonds that need crafting first) - it is recommended to make diamond and ruby bracelets but only cut (and then ignore) lower tier gems.</w:t>
       </w:r>
     </w:p>
     <w:p>
@@ -3912,6 +3975,24 @@
         <w:rPr>
           <w:rtl w:val="0"/>
         </w:rPr>
+      </w:r>
+    </w:p>
+    <w:p>
+      <w:pPr>
+        <w:numPr>
+          <w:ilvl w:val="2"/>
+          <w:numId w:val="2"/>
+        </w:numPr>
+        <w:ind w:left="1440" w:hanging="360"/>
+        <w:rPr>
+          <w:u w:val="none"/>
+        </w:rPr>
+      </w:pPr>
+      <w:r>
+        <w:rPr>
+          <w:rtl w:val="0"/>
+        </w:rPr>
+        <w:t xml:space="preserve">In preparation for The Fractured Archive, specifically the Ascension Crossbows, it might be wise to hold on to your diamonds for now instead.</w:t>
       </w:r>
     </w:p>
     <w:p>
@@ -4726,7 +4807,7 @@
         <w:rPr>
           <w:rtl w:val="0"/>
         </w:rPr>
-        <w:t xml:space="preserve">Do Devious Minds, then Secrets of the North (a bowfa is pretty strong against, well, everything). Do Beneath Cursed Sands (did you know the bowfa works very well against these enemies) and Into the Tombs (don’t make me say it). The best use for the lamp is on strength. Optional but recommended: kill the Phantom Muspah(/Grumbler) for an ancient icon to upgrade your ancient staff (make some mithril sapphire bolts (e) and a rune crossbow for the smite phase). Start and complete Desert Treasure II, putting the xp on prayer. Collect a quest cape.</w:t>
+        <w:t xml:space="preserve">Do Devious Minds, then Secrets of the North (a bowfa is pretty strong against, well, everything). Do Beneath Cursed Sands (did you know the bowfa works very well against these enemies) and Into the Tombs (don’t make me say it). The best use for the lamp is on strength. Optional but recommended: kill the Phantom Muspah(/Grumbler) for an ancient icon to upgrade your ancient staff (make some mithril sapphire bolts (e) and a rune crossbow for the smite phase). Start and complete Desert Treasure II, putting the xp on prayer.</w:t>
       </w:r>
     </w:p>
     <w:p>
@@ -4920,7 +5001,7 @@
         <w:rPr>
           <w:rtl w:val="0"/>
         </w:rPr>
-        <w:t xml:space="preserve">Use the money from CG to train smithing to level 86 with UIM gold. You’ll need to buy around 42.3k gold ores to get 86 Smithing for all diaries. Smelt at least 15 runite bars. Complete the Lumbridge Elite diary at your convenience. Convert your cut diamonds and rubies into bracelets (optionally also enchant them, this is technically only worth it if you find a way to ‘0time’ it though) and charge enough unpowered orbs to match your battlestaves, then alch those/cash those in (e.g. at artefacts). Optional: also include ruby bracelets.</w:t>
+        <w:t xml:space="preserve">Start and complete The Blood Moon Rises, putting the XP on Herblore. This is a challenging quest, but the boss fight has infinite resets with free overpowered supplies. Collect a quest cape. Use the money from CG to train smithing to level 86 with UIM gold. You’ll need to buy around 42.3k gold ores to get 86 Smithing for all diaries. Smelt at least 15 runite bars. Complete the Lumbridge Elite diary at your convenience. Convert your cut diamonds and rubies into bracelets (optionally also enchant them, this is technically only worth it if you find a way to ‘0time’ it though) - though you may wish to preserve your diamonds for The Fractured Archive’s Ascencion Crossbows, as previously mentioned -  and charge enough unpowered orbs to match your battlestaves, then alch those/cash those in (e.g. at artefacts). Optional: also include ruby bracelets.</w:t>
       </w:r>
     </w:p>
     <w:p>
@@ -5115,7 +5196,7 @@
         <w:rPr>
           <w:rtl w:val="0"/>
         </w:rPr>
-        <w:t xml:space="preserve"> bound to a specific location - you should teleport around to check all boards that can assign your desired target, regardless of where you want to do the task. Also most creatures drop two different bounty task items, so you can double dip on the xp by collecting both. See </w:t>
+        <w:t xml:space="preserve"> bound to a specific location - you can teleport around to check all boards that can assign your desired target, regardless of where you want to do the task. Also all creatures drop two different bounty task items, so you can (basically) double trip length by collecting both, should you so desire. This does not impact xp/hr. See </w:t>
       </w:r>
       <w:hyperlink r:id="rId46">
         <w:r>
@@ -5179,7 +5260,7 @@
         <w:rPr>
           <w:rtl w:val="0"/>
         </w:rPr>
-        <w:t xml:space="preserve">Travel (teleport/charter) around all places the tasks for one creature might be offered. You want a double task for your creature (two different items) to double dip on the XP. One of the two is always guaranteed at the right port (though a different port for the same item might be better - shorter task or easier to get to!), the other requires luck.</w:t>
+        <w:t xml:space="preserve">Travel (teleport/charter) around all places the tasks for one creature might be offered. You want two tasks (two different items) for the same creature to double trip length. One of the two is always guaranteed at the right port (though a different port for the same item might be better - shorter task or easier to get to!), the other requires luck.</w:t>
       </w:r>
     </w:p>
     <w:p>
@@ -5194,7 +5275,7 @@
         <w:rPr>
           <w:rtl w:val="0"/>
         </w:rPr>
-        <w:t xml:space="preserve">Travel (teleport/charter) to a dock closest to the creature and sail there</w:t>
+        <w:t xml:space="preserve">Travel (teleport/charter) to a dock closest to the creature and sail to the spawn location.</w:t>
       </w:r>
     </w:p>
     <w:p>
@@ -5209,7 +5290,7 @@
         <w:rPr>
           <w:rtl w:val="0"/>
         </w:rPr>
-        <w:t xml:space="preserve">Kill it until you complete one (or both, if you’re almost done) of your two tasks</w:t>
+        <w:t xml:space="preserve">Kill it until you complete both of your asks.</w:t>
       </w:r>
     </w:p>
     <w:p>
@@ -5305,7 +5386,7 @@
         <w:rPr>
           <w:rtl w:val="0"/>
         </w:rPr>
-        <w:t xml:space="preserve">The bottled storm and some high tier dragon upgrades are not included in the guide. These are currently extremely promising for ship combat, and it is recommended to go for them shortly after completing the guide by targeting Veiled Krakens, Vampyre Krakens, Great White Sharks and Armoured Kraken tasks.</w:t>
+        <w:t xml:space="preserve">The bottled storm and some high tier dragon upgrades are not included in the guide. These are currently extremely promising for ship combat, and it is recommended to go for them shortly after completing the guide by targeting Veiled Krakens, Vampyre Krakens and Great White Sharks. Make sure to use rune cannons for these, as well as some methods (incendiary cannonballs, manning the cannon) not covered in this guide.</w:t>
       </w:r>
     </w:p>
     <w:p>
@@ -5513,7 +5594,7 @@
         <w:rPr>
           <w:rtl w:val="0"/>
         </w:rPr>
-        <w:t xml:space="preserve">Train your woodcutting to level 80 (e.g. at teaks or sulliusceps), then travel (back) to Sunbleak Island, collect the dragon helm schematic and build the bank chest there if you want to (if you intend to afk woodcut, ironwood trees are a very good option - take lunar Plank Make to produce 4 planks on the island). Chop enough logs for 20 ironwood planks, taking into account plank vouchers if you have them. Optional but recommended: chop another 100 or so ironwood logs for Shades of Mort’ton, use this and your magic logs from While Guthix Sleeps to collect the bloodbark outfit for future slayer.</w:t>
+        <w:t xml:space="preserve">Train your woodcutting to level 80 (e.g. at bloodwoods, teaks or sulliusceps), then travel (back) to Sunbleak Island, collect the dragon helm schematic and build the bank chest there if you want to (if you intend to afk woodcut, ironwood trees are a very good option - take lunar Plank Make to produce 4 planks on the island). Chop enough logs for 20 ironwood planks, taking into account plank vouchers if you have them. Optional but recommended: chop another 100 or so ironwood logs for Shades of Mort’ton, use this and your magic logs from While Guthix Sleeps to collect the bloodbark outfit for future slayer.</w:t>
       </w:r>
     </w:p>
     <w:p>
@@ -7898,7 +7979,7 @@
           <w:color w:val="00a933"/>
           <w:rtl w:val="0"/>
         </w:rPr>
-        <w:t xml:space="preserve">3</w:t>
+        <w:t xml:space="preserve">4</w:t>
       </w:r>
       <w:r>
         <w:rPr>
@@ -8174,7 +8255,7 @@
           <w:color w:val="00a933"/>
           <w:rtl w:val="0"/>
         </w:rPr>
-        <w:t xml:space="preserve">83</w:t>
+        <w:t xml:space="preserve">84 </w:t>
       </w:r>
       <w:r>
         <w:rPr>
@@ -8193,7 +8274,7 @@
           <w:vertAlign w:val="baseline"/>
           <w:rtl w:val="0"/>
         </w:rPr>
-        <w:t xml:space="preserve"> (probably higher)</w:t>
+        <w:t xml:space="preserve">(probably higher)</w:t>
       </w:r>
     </w:p>
     <w:p>
@@ -8404,7 +8485,7 @@
           <w:color w:val="00a933"/>
           <w:rtl w:val="0"/>
         </w:rPr>
-        <w:t xml:space="preserve">97</w:t>
+        <w:t xml:space="preserve">96</w:t>
       </w:r>
       <w:r>
         <w:rPr>
@@ -9101,7 +9182,7 @@
           <w:color w:val="00a933"/>
           <w:rtl w:val="0"/>
         </w:rPr>
-        <w:t xml:space="preserve">2115</w:t>
+        <w:t xml:space="preserve">2116</w:t>
       </w:r>
     </w:p>
     <w:p>
@@ -9530,7 +9611,7 @@
             <w:u w:val="single"/>
             <w:rtl w:val="0"/>
           </w:rPr>
-          <w:t xml:space="preserve">20260607Chapter1</w:t>
+          <w:t xml:space="preserve">20260717Chapter1</w:t>
         </w:r>
       </w:hyperlink>
       <w:r>
@@ -9556,7 +9637,7 @@
             <w:u w:val="single"/>
             <w:rtl w:val="0"/>
           </w:rPr>
-          <w:t xml:space="preserve">20260607Chapter2</w:t>
+          <w:t xml:space="preserve">20260717Chapter2</w:t>
         </w:r>
       </w:hyperlink>
       <w:r>
@@ -9582,7 +9663,7 @@
             <w:u w:val="single"/>
             <w:rtl w:val="0"/>
           </w:rPr>
-          <w:t xml:space="preserve">20260607Chapter3</w:t>
+          <w:t xml:space="preserve">20260717Chapter3</w:t>
         </w:r>
       </w:hyperlink>
       <w:r>
@@ -9608,7 +9689,7 @@
             <w:u w:val="single"/>
             <w:rtl w:val="0"/>
           </w:rPr>
-          <w:t xml:space="preserve">20260607DetailedStepsGuide</w:t>
+          <w:t xml:space="preserve">20260717DetailedStepsGuide</w:t>
         </w:r>
       </w:hyperlink>
       <w:r>
@@ -10228,8 +10309,11 @@
       <w:pPr>
         <w:spacing w:line="276" w:lineRule="auto"/>
         <w:rPr>
-          <w:sz w:val="26"/>
-          <w:szCs w:val="26"/>
+          <w:rFonts w:ascii="Arial" w:cs="Arial" w:eastAsia="Arial" w:hAnsi="Arial"/>
+          <w:i w:val="1"/>
+          <w:iCs w:val="1"/>
+          <w:sz w:val="18"/>
+          <w:szCs w:val="18"/>
         </w:rPr>
       </w:pPr>
       <w:hyperlink r:id="rId89">
@@ -10240,6 +10324,31 @@
             <w:rtl w:val="0"/>
           </w:rPr>
           <w:t xml:space="preserve">20260607BRUHsailerChangelog.txt</w:t>
+        </w:r>
+      </w:hyperlink>
+      <w:r>
+        <w:rPr>
+          <w:rtl w:val="0"/>
+        </w:rPr>
+      </w:r>
+    </w:p>
+    <w:p>
+      <w:pPr>
+        <w:spacing w:line="276" w:lineRule="auto"/>
+        <w:rPr>
+          <w:sz w:val="28"/>
+          <w:szCs w:val="28"/>
+        </w:rPr>
+      </w:pPr>
+      <w:hyperlink r:id="rId90">
+        <w:r>
+          <w:rPr>
+            <w:rFonts w:ascii="Arial" w:cs="Arial" w:eastAsia="Arial" w:hAnsi="Arial"/>
+            <w:color w:val="1155cc"/>
+            <w:u w:val="single"/>
+            <w:rtl w:val="0"/>
+          </w:rPr>
+          <w:t xml:space="preserve">20260717BRUHsailerChangelog.txt</w:t>
         </w:r>
       </w:hyperlink>
       <w:r>

--- a/source/Chapter3.docx
+++ b/source/Chapter3.docx
@@ -140,16 +140,6 @@
         </w:rPr>
         <w:t xml:space="preserve">X hours, Y mins</w:t>
       </w:r>
-      <w:r>
-        <w:rPr>
-          <w:rtl w:val="0"/>
-        </w:rPr>
-      </w:r>
-    </w:p>
-    <w:p>
-      <w:pPr>
-        <w:rPr/>
-      </w:pPr>
       <w:r>
         <w:rPr>
           <w:rtl w:val="0"/>
@@ -4072,12 +4062,89 @@
           <w:ilvl w:val="1"/>
           <w:numId w:val="2"/>
         </w:numPr>
+        <w:spacing w:after="0" w:afterAutospacing="0"/>
         <w:ind w:left="1080" w:hanging="360"/>
         <w:rPr>
-          <w:u w:val="none"/>
+          <w:rFonts w:ascii="Arial" w:cs="Arial" w:eastAsia="Arial" w:hAnsi="Arial"/>
+          <w:u w:val="none"/>
+        </w:rPr>
+      </w:pPr>
+      <w:r>
+        <w:rPr>
+          <w:rFonts w:ascii="Arial" w:cs="Arial" w:eastAsia="Arial" w:hAnsi="Arial"/>
+          <w:rtl w:val="0"/>
+        </w:rPr>
+        <w:t xml:space="preserve">During the Hunllef fight focus on positioning &gt; overheads &gt; eating and drinking egniol &gt; attacking &gt; offensive prayers. In general you want to be near the middle of the room, so that Hunllef is standing between you and the edge of the room. This gives you maximum flexibility for moving around later.</w:t>
+      </w:r>
+    </w:p>
+    <w:p>
+      <w:pPr>
+        <w:numPr>
+          <w:ilvl w:val="1"/>
+          <w:numId w:val="2"/>
+        </w:numPr>
+        <w:pBdr>
+          <w:top w:color="auto" w:space="0" w:sz="0" w:val="none"/>
+          <w:bottom w:color="auto" w:space="0" w:sz="0" w:val="none"/>
+          <w:right w:color="auto" w:space="0" w:sz="0" w:val="none"/>
+          <w:between w:color="auto" w:space="0" w:sz="0" w:val="none"/>
+        </w:pBdr>
+        <w:spacing w:after="0" w:afterAutospacing="0" w:before="0" w:beforeAutospacing="0" w:lineRule="auto"/>
+        <w:ind w:left="1080" w:hanging="360"/>
+        <w:rPr>
+          <w:rFonts w:ascii="Arial" w:cs="Arial" w:eastAsia="Arial" w:hAnsi="Arial"/>
+        </w:rPr>
+      </w:pPr>
+      <w:r>
+        <w:rPr>
+          <w:rFonts w:ascii="Arial" w:cs="Arial" w:eastAsia="Arial" w:hAnsi="Arial"/>
+          <w:rtl w:val="0"/>
+        </w:rPr>
+        <w:t xml:space="preserve">When tornadoes spawn, run away from the tornadoes. Not through them. Not a cute zigzag. Away from them. If you position well you can often run a large lap around Hunllef and maintain dps</w:t>
+      </w:r>
+    </w:p>
+    <w:p>
+      <w:pPr>
+        <w:numPr>
+          <w:ilvl w:val="1"/>
+          <w:numId w:val="2"/>
+        </w:numPr>
+        <w:ind w:left="1080" w:hanging="360"/>
+        <w:rPr>
+          <w:rFonts w:ascii="Arial" w:cs="Arial" w:eastAsia="Arial" w:hAnsi="Arial"/>
         </w:rPr>
       </w:pPr>
       <w:hyperlink r:id="rId40">
+        <w:r>
+          <w:rPr>
+            <w:rFonts w:ascii="Arial" w:cs="Arial" w:eastAsia="Arial" w:hAnsi="Arial"/>
+            <w:color w:val="0000ee"/>
+            <w:u w:val="single"/>
+            <w:rtl w:val="0"/>
+          </w:rPr>
+          <w:t xml:space="preserve">McClumpy CG Prep</w:t>
+        </w:r>
+      </w:hyperlink>
+      <w:r>
+        <w:rPr>
+          <w:rFonts w:ascii="Arial" w:cs="Arial" w:eastAsia="Arial" w:hAnsi="Arial"/>
+          <w:rtl w:val="0"/>
+        </w:rPr>
+        <w:t xml:space="preserve"> shows an easier approach to t1 prep including prescouting (it is highly recommended to prescout regardless of what else you choose to go for), sacrificing a bit of time per prep to gain lots of consistency.</w:t>
+      </w:r>
+    </w:p>
+    <w:p>
+      <w:pPr>
+        <w:numPr>
+          <w:ilvl w:val="1"/>
+          <w:numId w:val="2"/>
+        </w:numPr>
+        <w:ind w:left="1080" w:hanging="360"/>
+        <w:rPr>
+          <w:rFonts w:ascii="Arial" w:cs="Arial" w:eastAsia="Arial" w:hAnsi="Arial"/>
+        </w:rPr>
+      </w:pPr>
+      <w:hyperlink r:id="rId41">
         <w:r>
           <w:rPr>
             <w:rFonts w:ascii="Arial" w:cs="Arial" w:eastAsia="Arial" w:hAnsi="Arial"/>
@@ -4149,7 +4216,7 @@
         </w:rPr>
         <w:t xml:space="preserve"> See also </w:t>
       </w:r>
-      <w:hyperlink r:id="rId41">
+      <w:hyperlink r:id="rId42">
         <w:r>
           <w:rPr>
             <w:rFonts w:ascii="Arial" w:cs="Arial" w:eastAsia="Arial" w:hAnsi="Arial"/>
@@ -4166,36 +4233,6 @@
           <w:rtl w:val="0"/>
         </w:rPr>
         <w:t xml:space="preserve">.</w:t>
-      </w:r>
-    </w:p>
-    <w:p>
-      <w:pPr>
-        <w:numPr>
-          <w:ilvl w:val="1"/>
-          <w:numId w:val="2"/>
-        </w:numPr>
-        <w:ind w:left="1080" w:hanging="360"/>
-        <w:rPr>
-          <w:rFonts w:ascii="Arial" w:cs="Arial" w:eastAsia="Arial" w:hAnsi="Arial"/>
-        </w:rPr>
-      </w:pPr>
-      <w:hyperlink r:id="rId42">
-        <w:r>
-          <w:rPr>
-            <w:rFonts w:ascii="Arial" w:cs="Arial" w:eastAsia="Arial" w:hAnsi="Arial"/>
-            <w:color w:val="0000ee"/>
-            <w:u w:val="single"/>
-            <w:rtl w:val="0"/>
-          </w:rPr>
-          <w:t xml:space="preserve">McClumpy CG Prep</w:t>
-        </w:r>
-      </w:hyperlink>
-      <w:r>
-        <w:rPr>
-          <w:rFonts w:ascii="Arial" w:cs="Arial" w:eastAsia="Arial" w:hAnsi="Arial"/>
-          <w:rtl w:val="0"/>
-        </w:rPr>
-        <w:t xml:space="preserve"> shows an easier approach to t1 prep including prescouting (it is highly recommended to prescout regardless of what else you choose to go for), sacrificing a bit of time per prep to gain lots of consistency.</w:t>
       </w:r>
     </w:p>
     <w:p>
@@ -4226,26 +4263,6 @@
           <w:rtl w:val="0"/>
         </w:rPr>
         <w:t xml:space="preserve"> shows a (lousy) example run by the author.</w:t>
-      </w:r>
-    </w:p>
-    <w:p>
-      <w:pPr>
-        <w:numPr>
-          <w:ilvl w:val="1"/>
-          <w:numId w:val="2"/>
-        </w:numPr>
-        <w:ind w:left="1080" w:hanging="360"/>
-        <w:rPr>
-          <w:rFonts w:ascii="Arial" w:cs="Arial" w:eastAsia="Arial" w:hAnsi="Arial"/>
-          <w:u w:val="none"/>
-        </w:rPr>
-      </w:pPr>
-      <w:r>
-        <w:rPr>
-          <w:rFonts w:ascii="Arial" w:cs="Arial" w:eastAsia="Arial" w:hAnsi="Arial"/>
-          <w:rtl w:val="0"/>
-        </w:rPr>
-        <w:t xml:space="preserve">During the Hunllef fight focus on positioning &gt; overheads &gt; eating and drinking egniol &gt; attacking &gt; offensive prayers. In general you want to be near the middle of the room, so that Hunllef is standing between you and the edge of the room. This gives you maximum flexibility for moving around later.</w:t>
       </w:r>
       <w:r>
         <w:rPr>

--- a/source/Chapter3.docx
+++ b/source/Chapter3.docx
@@ -5048,7 +5048,7 @@
         <w:rPr>
           <w:rtl w:val="0"/>
         </w:rPr>
-        <w:t xml:space="preserve">Optional: complete the Ardougne Elite Diary ‘make a rune crossbow from scratch’ step. If you have the rest of the stats, complete the Ardougne Elite diary, this requires doing NMZ for imbuing a salve amulet.</w:t>
+        <w:t xml:space="preserve">Optional: complete the Ardougne Elite Diary ‘make a rune crossbow from scratch’ step. If you have the rest of the stats, complete the Ardougne Elite diary, this requires doing NMZ for imbuing a salve amulet. You can boost for the casting of ice barrage in castle wars from level 85 using the Castlewars brew.</w:t>
       </w:r>
     </w:p>
     <w:p>

--- a/source/Chapter3.docx
+++ b/source/Chapter3.docx
@@ -287,7 +287,7 @@
         <w:rPr>
           <w:rtl w:val="0"/>
         </w:rPr>
-        <w:t xml:space="preserve">Optional but recommended: go to the Mage Training Arena and collect the Mage’s book and the infinity boots. </w:t>
+        <w:t xml:space="preserve">Optional but recommended: go to the Mage Training Arena and collect the Mage’s book and the infinity boots. Optional </w:t>
       </w:r>
     </w:p>
     <w:p>
@@ -903,7 +903,7 @@
         <w:rPr>
           <w:rtl w:val="0"/>
         </w:rPr>
-        <w:t xml:space="preserve">(northwest from the entrance).</w:t>
+        <w:t xml:space="preserve">(northwest from the entrance). Buy a dragon mace at the Heroes Guild. Start and complete Fallen From Grace, using the mace as your weapon for the fight.</w:t>
       </w:r>
     </w:p>
     <w:p>
@@ -1245,22 +1245,7 @@
         <w:rPr>
           <w:rtl w:val="0"/>
         </w:rPr>
-        <w:t xml:space="preserve">Keep Strength around 10-15 levels ahead of Attack until it hits 83. At level 75 Attack make Arclight. Generally you only use accurate/aggressive/shared and get your bulk defence xp from defensive cast barrage tasks. Use piety whenever you’re using melee.</w:t>
-      </w:r>
-    </w:p>
-    <w:p>
-      <w:pPr>
-        <w:numPr>
-          <w:ilvl w:val="1"/>
-          <w:numId w:val="2"/>
-        </w:numPr>
-        <w:ind w:left="1080" w:hanging="360"/>
-      </w:pPr>
-      <w:r>
-        <w:rPr>
-          <w:rtl w:val="0"/>
-        </w:rPr>
-        <w:t xml:space="preserve">If you get an amulet of glory from dragon imps along the way use it for magic slayer tasks, not melee ones.</w:t>
+        <w:t xml:space="preserve">Train Attack first. The goal is to get to 72 attack, at which point you fight the Mad Angel using the same (standard) setup with a dragon mace to get Hallowfell. From that point on focus on training strength until it is around 7 levels ahead of attack, and then alternate training both. At level 75 Attack make Arclight. Generally you only use accurate/aggressive/shared and get your bulk defence xp from defensive cast barrage tasks. Use piety whenever you’re using melee.</w:t>
       </w:r>
     </w:p>
     <w:p>
@@ -4122,7 +4107,7 @@
             <w:u w:val="single"/>
             <w:rtl w:val="0"/>
           </w:rPr>
-          <w:t xml:space="preserve">McClumpy CG Prep</w:t>
+          <w:t xml:space="preserve">Side Demiboss CG Prep</w:t>
         </w:r>
       </w:hyperlink>
       <w:r>
@@ -4130,16 +4115,16 @@
           <w:rFonts w:ascii="Arial" w:cs="Arial" w:eastAsia="Arial" w:hAnsi="Arial"/>
           <w:rtl w:val="0"/>
         </w:rPr>
-        <w:t xml:space="preserve"> shows an easier approach to t1 prep including prescouting (it is highly recommended to prescout regardless of what else you choose to go for), sacrificing a bit of time per prep to gain lots of consistency.</w:t>
-      </w:r>
-    </w:p>
-    <w:p>
-      <w:pPr>
-        <w:numPr>
-          <w:ilvl w:val="1"/>
-          <w:numId w:val="2"/>
-        </w:numPr>
-        <w:ind w:left="1080" w:hanging="360"/>
+        <w:t xml:space="preserve"> shows an easier approach to t1 prep including prescouting (it is highly recommended to prescout regardless of what else you choose to go for), sacrificing a bit of time per prep to gain lots of consistency. There are also older (pre-update) video guides for reference, although these are somewhat outdated:</w:t>
+      </w:r>
+    </w:p>
+    <w:p>
+      <w:pPr>
+        <w:numPr>
+          <w:ilvl w:val="2"/>
+          <w:numId w:val="2"/>
+        </w:numPr>
+        <w:ind w:left="1440" w:hanging="360"/>
         <w:rPr>
           <w:rFonts w:ascii="Arial" w:cs="Arial" w:eastAsia="Arial" w:hAnsi="Arial"/>
         </w:rPr>
@@ -4238,10 +4223,10 @@
     <w:p>
       <w:pPr>
         <w:numPr>
-          <w:ilvl w:val="1"/>
-          <w:numId w:val="2"/>
-        </w:numPr>
-        <w:ind w:left="1080" w:hanging="360"/>
+          <w:ilvl w:val="2"/>
+          <w:numId w:val="2"/>
+        </w:numPr>
+        <w:ind w:left="1440" w:hanging="360"/>
         <w:rPr>
           <w:rFonts w:ascii="Arial" w:cs="Arial" w:eastAsia="Arial" w:hAnsi="Arial"/>
         </w:rPr>
@@ -5421,7 +5406,7 @@
         <w:rPr>
           <w:rtl w:val="0"/>
         </w:rPr>
-        <w:t xml:space="preserve">Charting: follow this route in the Northern Ocean. First follow the pink route with a raft, then follow the red route with your skiff, both starting from Rellekka</w:t>
+        <w:t xml:space="preserve">Charting: follow this route in the Northern Ocean (on your skiff). First follow the pink route with a raft, then follow the red route with your skiff, both starting from Rellekka</w:t>
       </w:r>
       <w:hyperlink r:id="rId47">
         <w:r>
@@ -13315,7 +13300,32 @@
         <w:t xml:space="preserve">78-99</w:t>
         <w:tab/>
         <w:tab/>
-        <w:t xml:space="preserve">Gwenith Ship combat is really solid for rewards while offering good xp, higher than Gwenyth Glide if done well. Salvaging is low effort and quite high XP, and ship combat might prove promising in the future. Deepsea trawling gives lots of fish and so-so fishing xp and sailing xp. Courier tasks continue to be reasonabe xp and good opportunities to multiskill</w:t>
+        <w:t xml:space="preserve">Gwenith Ship combat is really solid for rewards while offering good xp, higher than Gwenyth Glide if done well. Salvaging is low effort and quite high XP, and ship combat might prove promising in the future. Deepsea trawling (</w:t>
+      </w:r>
+      <w:hyperlink r:id="rId91">
+        <w:r>
+          <w:rPr>
+            <w:rFonts w:ascii="Arial" w:cs="Arial" w:eastAsia="Arial" w:hAnsi="Arial"/>
+            <w:color w:val="1155cc"/>
+            <w:u w:val="single"/>
+            <w:rtl w:val="0"/>
+          </w:rPr>
+          <w:t xml:space="preserve">https://youtu.be/uwH-XB2SnKo?is=jf-Cotz7eTz_iiv9</w:t>
+        </w:r>
+      </w:hyperlink>
+      <w:r>
+        <w:rPr>
+          <w:rFonts w:ascii="Arial" w:cs="Arial" w:eastAsia="Arial" w:hAnsi="Arial"/>
+          <w:rtl w:val="0"/>
+        </w:rPr>
+        <w:t xml:space="preserve">)</w:t>
+      </w:r>
+      <w:r>
+        <w:rPr>
+          <w:color w:val="c9211e"/>
+          <w:rtl w:val="0"/>
+        </w:rPr>
+        <w:t xml:space="preserve"> gives lots of fish and so-so fishing xp and sailing xp. Courier tasks continue to be reasonabe xp and good opportunities to multiskill</w:t>
       </w:r>
       <w:r>
         <w:br w:type="page"/>

--- a/source/Chapter3.docx
+++ b/source/Chapter3.docx
@@ -84,7 +84,7 @@
           <w:color w:val="8d1d75"/>
           <w:rtl w:val="0"/>
         </w:rPr>
-        <w:t xml:space="preserve">19.7m gp</w:t>
+        <w:t xml:space="preserve">35.4m gp</w:t>
       </w:r>
       <w:r>
         <w:rPr>
@@ -198,7 +198,7 @@
           <w:color w:val="8d1d75"/>
           <w:rtl w:val="0"/>
         </w:rPr>
-        <w:t xml:space="preserve">20m gp</w:t>
+        <w:t xml:space="preserve">35.4m gp</w:t>
       </w:r>
       <w:r>
         <w:rPr>
@@ -308,7 +308,7 @@
           <w:color w:val="8d1d75"/>
           <w:rtl w:val="0"/>
         </w:rPr>
-        <w:t xml:space="preserve">20m gp</w:t>
+        <w:t xml:space="preserve">35.4m gp</w:t>
       </w:r>
       <w:r>
         <w:rPr>
@@ -582,7 +582,7 @@
           <w:color w:val="8d1d75"/>
           <w:rtl w:val="0"/>
         </w:rPr>
-        <w:t xml:space="preserve">15m gp</w:t>
+        <w:t xml:space="preserve">32.3m gp</w:t>
       </w:r>
       <w:r>
         <w:rPr>
@@ -758,7 +758,7 @@
           <w:color w:val="8d1d75"/>
           <w:rtl w:val="0"/>
         </w:rPr>
-        <w:t xml:space="preserve">15m gp</w:t>
+        <w:t xml:space="preserve">32.2m gp</w:t>
       </w:r>
     </w:p>
     <w:p>
@@ -924,7 +924,7 @@
           <w:color w:val="8d1d75"/>
           <w:rtl w:val="0"/>
         </w:rPr>
-        <w:t xml:space="preserve">15m gp</w:t>
+        <w:t xml:space="preserve">32.2m gp</w:t>
       </w:r>
       <w:r>
         <w:rPr>
@@ -1134,7 +1134,7 @@
           <w:color w:val="8d1d75"/>
           <w:rtl w:val="0"/>
         </w:rPr>
-        <w:t xml:space="preserve"> 15m gp</w:t>
+        <w:t xml:space="preserve"> 32.1m gp</w:t>
       </w:r>
       <w:r>
         <w:rPr>
@@ -1299,7 +1299,7 @@
             <w:u w:val="single"/>
             <w:rtl w:val="0"/>
           </w:rPr>
-          <w:t xml:space="preserve">20260525SlayerGuide</w:t>
+          <w:t xml:space="preserve">20260816SlayerGuide</w:t>
         </w:r>
       </w:hyperlink>
       <w:r>
@@ -1751,7 +1751,7 @@
           <w:color w:val="8d1d75"/>
           <w:rtl w:val="0"/>
         </w:rPr>
-        <w:t xml:space="preserve">12m gp</w:t>
+        <w:t xml:space="preserve">29.1m gp</w:t>
       </w:r>
       <w:r>
         <w:rPr>
@@ -2990,7 +2990,7 @@
           <w:color w:val="8d1d75"/>
           <w:rtl w:val="0"/>
         </w:rPr>
-        <w:t xml:space="preserve">35k gp</w:t>
+        <w:t xml:space="preserve">1.1m gp</w:t>
       </w:r>
       <w:r>
         <w:rPr>
@@ -3381,7 +3381,7 @@
           <w:color w:val="8d1d75"/>
           <w:rtl w:val="0"/>
         </w:rPr>
-        <w:t xml:space="preserve">35k gp</w:t>
+        <w:t xml:space="preserve">82k gp</w:t>
       </w:r>
       <w:r>
         <w:rPr>
@@ -3595,7 +3595,7 @@
           <w:color w:val="8d1d75"/>
           <w:rtl w:val="0"/>
         </w:rPr>
-        <w:t xml:space="preserve">35k gp</w:t>
+        <w:t xml:space="preserve">82k gp</w:t>
       </w:r>
       <w:r>
         <w:rPr>
@@ -3781,7 +3781,7 @@
           <w:color w:val="8d1d75"/>
           <w:rtl w:val="0"/>
         </w:rPr>
-        <w:t xml:space="preserve">35k gp</w:t>
+        <w:t xml:space="preserve">82k gp</w:t>
       </w:r>
       <w:r>
         <w:rPr>
@@ -4275,7 +4275,7 @@
           <w:color w:val="8d1d75"/>
           <w:rtl w:val="0"/>
         </w:rPr>
-        <w:t xml:space="preserve">44m gp</w:t>
+        <w:t xml:space="preserve">50.8m gp</w:t>
       </w:r>
     </w:p>
     <w:p>
@@ -4418,6 +4418,8 @@
     <w:p>
       <w:pPr>
         <w:rPr>
+          <w:b w:val="1"/>
+          <w:bCs w:val="1"/>
           <w:color w:val="8d1d75"/>
         </w:rPr>
       </w:pPr>
@@ -4437,15 +4439,6 @@
         </w:rPr>
         <w:t xml:space="preserve"> X hours, Y mins</w:t>
       </w:r>
-    </w:p>
-    <w:p>
-      <w:pPr>
-        <w:rPr>
-          <w:b w:val="1"/>
-          <w:bCs w:val="1"/>
-          <w:color w:val="8d1d75"/>
-        </w:rPr>
-      </w:pPr>
       <w:r>
         <w:rPr>
           <w:rtl w:val="0"/>
@@ -7981,7 +7974,7 @@
           <w:color w:val="00a933"/>
           <w:rtl w:val="0"/>
         </w:rPr>
-        <w:t xml:space="preserve">4</w:t>
+        <w:t xml:space="preserve">6</w:t>
       </w:r>
       <w:r>
         <w:rPr>
@@ -8487,7 +8480,7 @@
           <w:color w:val="00a933"/>
           <w:rtl w:val="0"/>
         </w:rPr>
-        <w:t xml:space="preserve">96</w:t>
+        <w:t xml:space="preserve">99</w:t>
       </w:r>
       <w:r>
         <w:rPr>
@@ -9184,7 +9177,7 @@
           <w:color w:val="00a933"/>
           <w:rtl w:val="0"/>
         </w:rPr>
-        <w:t xml:space="preserve">2116</w:t>
+        <w:t xml:space="preserve">2121</w:t>
       </w:r>
     </w:p>
     <w:p>
@@ -9229,7 +9222,7 @@
             <w:u w:val="single"/>
             <w:rtl w:val="0"/>
           </w:rPr>
-          <w:t xml:space="preserve">20260525SlayerGuide</w:t>
+          <w:t xml:space="preserve">20260816SlayerGuide</w:t>
         </w:r>
       </w:hyperlink>
       <w:r>
@@ -9613,7 +9606,7 @@
             <w:u w:val="single"/>
             <w:rtl w:val="0"/>
           </w:rPr>
-          <w:t xml:space="preserve">20260717Chapter1</w:t>
+          <w:t xml:space="preserve">20260816Chapter1</w:t>
         </w:r>
       </w:hyperlink>
       <w:r>
@@ -9639,7 +9632,7 @@
             <w:u w:val="single"/>
             <w:rtl w:val="0"/>
           </w:rPr>
-          <w:t xml:space="preserve">20260717Chapter2</w:t>
+          <w:t xml:space="preserve">20260816Chapter2</w:t>
         </w:r>
       </w:hyperlink>
       <w:r>
@@ -9665,7 +9658,7 @@
             <w:u w:val="single"/>
             <w:rtl w:val="0"/>
           </w:rPr>
-          <w:t xml:space="preserve">20260717Chapter3</w:t>
+          <w:t xml:space="preserve">20260816Chapter3</w:t>
         </w:r>
       </w:hyperlink>
       <w:r>
@@ -9691,7 +9684,7 @@
             <w:u w:val="single"/>
             <w:rtl w:val="0"/>
           </w:rPr>
-          <w:t xml:space="preserve">20260717DetailedStepsGuide</w:t>
+          <w:t xml:space="preserve">20260816DetailedStepsGuide</w:t>
         </w:r>
       </w:hyperlink>
       <w:r>
@@ -10338,8 +10331,7 @@
       <w:pPr>
         <w:spacing w:line="276" w:lineRule="auto"/>
         <w:rPr>
-          <w:sz w:val="28"/>
-          <w:szCs w:val="28"/>
+          <w:rFonts w:ascii="Arial" w:cs="Arial" w:eastAsia="Arial" w:hAnsi="Arial"/>
         </w:rPr>
       </w:pPr>
       <w:hyperlink r:id="rId90">
@@ -10361,6 +10353,31 @@
     </w:p>
     <w:p>
       <w:pPr>
+        <w:spacing w:line="276" w:lineRule="auto"/>
+        <w:rPr>
+          <w:sz w:val="30"/>
+          <w:szCs w:val="30"/>
+        </w:rPr>
+      </w:pPr>
+      <w:hyperlink r:id="rId91">
+        <w:r>
+          <w:rPr>
+            <w:rFonts w:ascii="Arial" w:cs="Arial" w:eastAsia="Arial" w:hAnsi="Arial"/>
+            <w:color w:val="1155cc"/>
+            <w:u w:val="single"/>
+            <w:rtl w:val="0"/>
+          </w:rPr>
+          <w:t xml:space="preserve">20260816BRUHsailerChangelog.txt</w:t>
+        </w:r>
+      </w:hyperlink>
+      <w:r>
+        <w:rPr>
+          <w:rtl w:val="0"/>
+        </w:rPr>
+      </w:r>
+    </w:p>
+    <w:p>
+      <w:pPr>
         <w:rPr/>
       </w:pPr>
       <w:r>
@@ -13302,7 +13319,7 @@
         <w:tab/>
         <w:t xml:space="preserve">Gwenith Ship combat is really solid for rewards while offering good xp, higher than Gwenyth Glide if done well. Salvaging is low effort and quite high XP, and ship combat might prove promising in the future. Deepsea trawling (</w:t>
       </w:r>
-      <w:hyperlink r:id="rId91">
+      <w:hyperlink r:id="rId92">
         <w:r>
           <w:rPr>
             <w:rFonts w:ascii="Arial" w:cs="Arial" w:eastAsia="Arial" w:hAnsi="Arial"/>

--- a/source/Chapter3.docx
+++ b/source/Chapter3.docx
@@ -4115,7 +4115,25 @@
           <w:rFonts w:ascii="Arial" w:cs="Arial" w:eastAsia="Arial" w:hAnsi="Arial"/>
           <w:rtl w:val="0"/>
         </w:rPr>
-        <w:t xml:space="preserve"> shows an easier approach to t1 prep including prescouting (it is highly recommended to prescout regardless of what else you choose to go for), sacrificing a bit of time per prep to gain lots of consistency. There are also older (pre-update) video guides for reference, although these are somewhat outdated:</w:t>
+        <w:t xml:space="preserve"> shows an easier approach to t1 prep including prescouting (it is highly recommended to prescout regardless of what else you choose to go for), sacrificing a bit of time per prep to gain lots of consistency. More advanced strategies are explained in </w:t>
+      </w:r>
+      <w:hyperlink r:id="rId41">
+        <w:r>
+          <w:rPr>
+            <w:rFonts w:ascii="Arial" w:cs="Arial" w:eastAsia="Arial" w:hAnsi="Arial"/>
+            <w:color w:val="0000ee"/>
+            <w:u w:val="single"/>
+            <w:rtl w:val="0"/>
+          </w:rPr>
+          <w:t xml:space="preserve">Advanced CG prep guide after update</w:t>
+        </w:r>
+      </w:hyperlink>
+      <w:r>
+        <w:rPr>
+          <w:rFonts w:ascii="Arial" w:cs="Arial" w:eastAsia="Arial" w:hAnsi="Arial"/>
+          <w:rtl w:val="0"/>
+        </w:rPr>
+        <w:t xml:space="preserve">. There are also older (pre-update) video guides for reference, although these are somewhat outdated:</w:t>
       </w:r>
     </w:p>
     <w:p>
@@ -4129,7 +4147,7 @@
           <w:rFonts w:ascii="Arial" w:cs="Arial" w:eastAsia="Arial" w:hAnsi="Arial"/>
         </w:rPr>
       </w:pPr>
-      <w:hyperlink r:id="rId41">
+      <w:hyperlink r:id="rId42">
         <w:r>
           <w:rPr>
             <w:rFonts w:ascii="Arial" w:cs="Arial" w:eastAsia="Arial" w:hAnsi="Arial"/>
@@ -4201,7 +4219,7 @@
         </w:rPr>
         <w:t xml:space="preserve"> See also </w:t>
       </w:r>
-      <w:hyperlink r:id="rId42">
+      <w:hyperlink r:id="rId43">
         <w:r>
           <w:rPr>
             <w:rFonts w:ascii="Arial" w:cs="Arial" w:eastAsia="Arial" w:hAnsi="Arial"/>
@@ -4231,7 +4249,7 @@
           <w:rFonts w:ascii="Arial" w:cs="Arial" w:eastAsia="Arial" w:hAnsi="Arial"/>
         </w:rPr>
       </w:pPr>
-      <w:hyperlink r:id="rId43">
+      <w:hyperlink r:id="rId44">
         <w:r>
           <w:rPr>
             <w:rFonts w:ascii="Arial" w:cs="Arial" w:eastAsia="Arial" w:hAnsi="Arial"/>
@@ -4468,7 +4486,7 @@
         </w:numPr>
         <w:ind w:left="1080" w:hanging="360"/>
       </w:pPr>
-      <w:hyperlink r:id="rId44">
+      <w:hyperlink r:id="rId45">
         <w:r>
           <w:rPr>
             <w:color w:val="0000ee"/>
@@ -4507,7 +4525,7 @@
         </w:numPr>
         <w:ind w:left="1080" w:hanging="360"/>
       </w:pPr>
-      <w:hyperlink r:id="rId45">
+      <w:hyperlink r:id="rId46">
         <w:r>
           <w:rPr>
             <w:color w:val="0000ee"/>
@@ -5193,7 +5211,7 @@
         </w:rPr>
         <w:t xml:space="preserve"> bound to a specific location - you can teleport around to check all boards that can assign your desired target, regardless of where you want to do the task. Also all creatures drop two different bounty task items, so you can (basically) double trip length by collecting both, should you so desire. This does not impact xp/hr. See </w:t>
       </w:r>
-      <w:hyperlink r:id="rId46">
+      <w:hyperlink r:id="rId47">
         <w:r>
           <w:rPr>
             <w:color w:val="1155cc"/>
@@ -5401,7 +5419,7 @@
         </w:rPr>
         <w:t xml:space="preserve">Charting: follow this route in the Northern Ocean (on your skiff). First follow the pink route with a raft, then follow the red route with your skiff, both starting from Rellekka</w:t>
       </w:r>
-      <w:hyperlink r:id="rId47">
+      <w:hyperlink r:id="rId48">
         <w:r>
           <w:rPr>
             <w:color w:val="0000ee"/>
@@ -5949,7 +5967,7 @@
         </w:numPr>
         <w:ind w:left="1080" w:hanging="360"/>
       </w:pPr>
-      <w:hyperlink r:id="rId48">
+      <w:hyperlink r:id="rId49">
         <w:r>
           <w:rPr>
             <w:color w:val="1155cc"/>
@@ -6090,7 +6108,7 @@
         </w:numPr>
         <w:ind w:left="1080" w:hanging="360"/>
       </w:pPr>
-      <w:hyperlink r:id="rId49">
+      <w:hyperlink r:id="rId50">
         <w:r>
           <w:rPr>
             <w:color w:val="1155cc"/>
@@ -6229,7 +6247,7 @@
           <w:u w:val="none"/>
         </w:rPr>
       </w:pPr>
-      <w:hyperlink r:id="rId50">
+      <w:hyperlink r:id="rId51">
         <w:r>
           <w:rPr>
             <w:color w:val="1155cc"/>
@@ -6268,7 +6286,7 @@
         </w:rPr>
         <w:t xml:space="preserve">Older sources: </w:t>
       </w:r>
-      <w:hyperlink r:id="rId51">
+      <w:hyperlink r:id="rId52">
         <w:r>
           <w:rPr>
             <w:color w:val="0000ee"/>
@@ -6284,7 +6302,7 @@
         </w:rPr>
         <w:t xml:space="preserve"> and </w:t>
       </w:r>
-      <w:hyperlink r:id="rId52">
+      <w:hyperlink r:id="rId53">
         <w:r>
           <w:rPr>
             <w:color w:val="0000ee"/>
@@ -6300,7 +6318,7 @@
         </w:rPr>
         <w:t xml:space="preserve"> show the basics of force spawning marks of grace. However, we have since learned of the exact mechanics of spawning marks (</w:t>
       </w:r>
-      <w:hyperlink r:id="rId53">
+      <w:hyperlink r:id="rId54">
         <w:r>
           <w:rPr>
             <w:color w:val="1155cc"/>
@@ -6602,7 +6620,7 @@
         </w:rPr>
         <w:t xml:space="preserve">3t4s mine 20k sand (for level 93 crafting) or 70k sand (for level 99 crafting), buying all the sand (buy bucket packs first to match the amount required) </w:t>
       </w:r>
-      <w:hyperlink r:id="rId54">
+      <w:hyperlink r:id="rId55">
         <w:r>
           <w:rPr>
             <w:color w:val="0000ee"/>
@@ -6729,7 +6747,7 @@
         </w:rPr>
         <w:t xml:space="preserve">Optional but recommended: now that you have daeyalt mining </w:t>
       </w:r>
-      <w:hyperlink r:id="rId55">
+      <w:hyperlink r:id="rId56">
         <w:r>
           <w:rPr>
             <w:color w:val="1155cc"/>
@@ -6743,7 +6761,7 @@
         <w:rPr>
           <w:rtl w:val="0"/>
         </w:rPr>
-        <w:t xml:space="preserve"> unlocked and the full raiments of the eye set, there is almost nothing holding you back from training runecrafting, e.g. with spellbook swap Vile Vigour fletching (multiskill) ZMI runecrafting (or non-spellbook swap stamina potions). It is macroefficient to complete level 90 or 95 runecrafting sooner rather than later, to have access to ample wrath runes for offering spells during slayer. Weave in the runecrafting grind at your own convenience, immediately is recommended. Blow glass while ZMI crafting, then when out of glass swap over to fletching instead (buy broad arrowhead packs and arrow shafts as needed).</w:t>
+        <w:t xml:space="preserve"> unlocked and the full raiments of the eye set, there is almost nothing holding you back from training runecrafting, e.g. with spellbook swap Vile Vigour fletching (multiskill) ZMI runecrafting (or non-spellbook swap stamina potions). Fight at the Tombs of Amascut - any raid level is fine but 50-150 is a good range for learning some initial mechanics - to obtain the thread of Elidinis before starting ZMI. It is macroefficient to complete level 90 or 95 runecrafting sooner rather than later, to have access to ample wrath runes for offering spells during slayer. Weave in the runecrafting grind at your own convenience, immediately is recommended. Blow glass while ZMI crafting, then when out of glass swap over to fletching instead (buy broad arrowhead packs and arrow shafts as needed).</w:t>
       </w:r>
     </w:p>
     <w:p>
@@ -9215,7 +9233,7 @@
       <w:pPr>
         <w:rPr/>
       </w:pPr>
-      <w:hyperlink r:id="rId56">
+      <w:hyperlink r:id="rId57">
         <w:r>
           <w:rPr>
             <w:color w:val="0000ee"/>
@@ -9279,7 +9297,7 @@
       <w:pPr>
         <w:rPr/>
       </w:pPr>
-      <w:hyperlink r:id="rId57">
+      <w:hyperlink r:id="rId58">
         <w:r>
           <w:rPr>
             <w:color w:val="0000ee"/>
@@ -9339,7 +9357,7 @@
       <w:pPr>
         <w:rPr/>
       </w:pPr>
-      <w:hyperlink r:id="rId58">
+      <w:hyperlink r:id="rId59">
         <w:r>
           <w:rPr>
             <w:color w:val="1155cc"/>
@@ -9370,7 +9388,7 @@
         </w:rPr>
         <w:t xml:space="preserve">(along with the older version: </w:t>
       </w:r>
-      <w:hyperlink r:id="rId59">
+      <w:hyperlink r:id="rId60">
         <w:r>
           <w:rPr>
             <w:i w:val="1"/>
@@ -9390,7 +9408,7 @@
         </w:rPr>
         <w:t xml:space="preserve"> accompanied with a </w:t>
       </w:r>
-      <w:hyperlink r:id="rId60">
+      <w:hyperlink r:id="rId61">
         <w:r>
           <w:rPr>
             <w:i w:val="1"/>
@@ -9438,7 +9456,7 @@
         </w:rPr>
         <w:t xml:space="preserve">For an even older and outdated version see </w:t>
       </w:r>
-      <w:hyperlink r:id="rId61">
+      <w:hyperlink r:id="rId62">
         <w:r>
           <w:rPr>
             <w:i w:val="1"/>
@@ -9481,7 +9499,7 @@
       <w:pPr>
         <w:rPr/>
       </w:pPr>
-      <w:hyperlink r:id="rId62">
+      <w:hyperlink r:id="rId63">
         <w:r>
           <w:rPr>
             <w:color w:val="1155cc"/>
@@ -9543,7 +9561,7 @@
         </w:rPr>
         <w:t xml:space="preserve">Overview document: </w:t>
       </w:r>
-      <w:hyperlink r:id="rId63">
+      <w:hyperlink r:id="rId64">
         <w:r>
           <w:rPr>
             <w:color w:val="0000ee"/>
@@ -9570,7 +9588,7 @@
         </w:rPr>
         <w:t xml:space="preserve">Interactive version with checkboxes: </w:t>
       </w:r>
-      <w:hyperlink r:id="rId64">
+      <w:hyperlink r:id="rId65">
         <w:r>
           <w:rPr>
             <w:color w:val="1155cc"/>
@@ -9599,7 +9617,7 @@
         </w:rPr>
         <w:t xml:space="preserve">Chapter 1: </w:t>
       </w:r>
-      <w:hyperlink r:id="rId65">
+      <w:hyperlink r:id="rId66">
         <w:r>
           <w:rPr>
             <w:color w:val="0000ee"/>
@@ -9625,7 +9643,7 @@
         </w:rPr>
         <w:t xml:space="preserve">Chapter 2: </w:t>
       </w:r>
-      <w:hyperlink r:id="rId66">
+      <w:hyperlink r:id="rId67">
         <w:r>
           <w:rPr>
             <w:color w:val="0000ee"/>
@@ -9651,7 +9669,7 @@
         </w:rPr>
         <w:t xml:space="preserve">Chapter 3: </w:t>
       </w:r>
-      <w:hyperlink r:id="rId67">
+      <w:hyperlink r:id="rId68">
         <w:r>
           <w:rPr>
             <w:color w:val="0000ee"/>
@@ -9677,7 +9695,7 @@
         </w:rPr>
         <w:t xml:space="preserve">Detailed math on every single step: </w:t>
       </w:r>
-      <w:hyperlink r:id="rId68">
+      <w:hyperlink r:id="rId69">
         <w:r>
           <w:rPr>
             <w:color w:val="0000ee"/>
@@ -9705,7 +9723,7 @@
         </w:rPr>
         <w:t xml:space="preserve">Parasailer’s image folder: </w:t>
       </w:r>
-      <w:hyperlink r:id="rId69">
+      <w:hyperlink r:id="rId70">
         <w:r>
           <w:rPr>
             <w:color w:val="1155cc"/>
@@ -9732,7 +9750,7 @@
         </w:rPr>
         <w:t xml:space="preserve">Tool for comparing Landlubber and immediately-after-sailing: </w:t>
       </w:r>
-      <w:hyperlink r:id="rId70">
+      <w:hyperlink r:id="rId71">
         <w:r>
           <w:rPr>
             <w:rFonts w:ascii="Arial" w:cs="Arial" w:eastAsia="Arial" w:hAnsi="Arial"/>
@@ -9797,7 +9815,7 @@
           <w:rFonts w:ascii="Arial" w:cs="Arial" w:eastAsia="Arial" w:hAnsi="Arial"/>
         </w:rPr>
       </w:pPr>
-      <w:hyperlink r:id="rId71">
+      <w:hyperlink r:id="rId72">
         <w:r>
           <w:rPr>
             <w:rFonts w:ascii="Arial" w:cs="Arial" w:eastAsia="Arial" w:hAnsi="Arial"/>
@@ -9821,7 +9839,7 @@
           <w:rFonts w:ascii="Arial" w:cs="Arial" w:eastAsia="Arial" w:hAnsi="Arial"/>
         </w:rPr>
       </w:pPr>
-      <w:hyperlink r:id="rId72">
+      <w:hyperlink r:id="rId73">
         <w:r>
           <w:rPr>
             <w:rFonts w:ascii="Arial" w:cs="Arial" w:eastAsia="Arial" w:hAnsi="Arial"/>
@@ -9845,7 +9863,7 @@
           <w:rFonts w:ascii="Arial" w:cs="Arial" w:eastAsia="Arial" w:hAnsi="Arial"/>
         </w:rPr>
       </w:pPr>
-      <w:hyperlink r:id="rId73">
+      <w:hyperlink r:id="rId74">
         <w:r>
           <w:rPr>
             <w:rFonts w:ascii="Arial" w:cs="Arial" w:eastAsia="Arial" w:hAnsi="Arial"/>
@@ -9867,7 +9885,7 @@
         <w:spacing w:line="276" w:lineRule="auto"/>
         <w:rPr/>
       </w:pPr>
-      <w:hyperlink r:id="rId74">
+      <w:hyperlink r:id="rId75">
         <w:r>
           <w:rPr>
             <w:rFonts w:ascii="Arial" w:cs="Arial" w:eastAsia="Arial" w:hAnsi="Arial"/>
@@ -9920,7 +9938,7 @@
         </w:rPr>
         <w:t xml:space="preserve">Chapter 1: </w:t>
       </w:r>
-      <w:hyperlink r:id="rId75">
+      <w:hyperlink r:id="rId76">
         <w:r>
           <w:rPr>
             <w:color w:val="0000ee"/>
@@ -9946,7 +9964,7 @@
         </w:rPr>
         <w:t xml:space="preserve">Chapter 2: </w:t>
       </w:r>
-      <w:hyperlink r:id="rId76">
+      <w:hyperlink r:id="rId77">
         <w:r>
           <w:rPr>
             <w:color w:val="0000ee"/>
@@ -9972,7 +9990,7 @@
         </w:rPr>
         <w:t xml:space="preserve">Chapter 3: </w:t>
       </w:r>
-      <w:hyperlink r:id="rId77">
+      <w:hyperlink r:id="rId78">
         <w:r>
           <w:rPr>
             <w:color w:val="0000ee"/>
@@ -9998,7 +10016,7 @@
         </w:rPr>
         <w:t xml:space="preserve">Detailed math on every single step: </w:t>
       </w:r>
-      <w:hyperlink r:id="rId78">
+      <w:hyperlink r:id="rId79">
         <w:r>
           <w:rPr>
             <w:color w:val="0000ee"/>
@@ -10040,7 +10058,7 @@
           <w:szCs w:val="22"/>
         </w:rPr>
       </w:pPr>
-      <w:hyperlink r:id="rId79">
+      <w:hyperlink r:id="rId80">
         <w:r>
           <w:rPr>
             <w:color w:val="1155cc"/>
@@ -10064,7 +10082,7 @@
           <w:szCs w:val="26"/>
         </w:rPr>
       </w:pPr>
-      <w:hyperlink r:id="rId80">
+      <w:hyperlink r:id="rId81">
         <w:r>
           <w:rPr>
             <w:rFonts w:ascii="Arial" w:cs="Arial" w:eastAsia="Arial" w:hAnsi="Arial"/>
@@ -10086,7 +10104,7 @@
         <w:spacing w:line="276" w:lineRule="auto"/>
         <w:rPr/>
       </w:pPr>
-      <w:hyperlink r:id="rId81">
+      <w:hyperlink r:id="rId82">
         <w:r>
           <w:rPr>
             <w:rFonts w:ascii="Arial" w:cs="Arial" w:eastAsia="Arial" w:hAnsi="Arial"/>
@@ -10111,7 +10129,7 @@
           <w:szCs w:val="26"/>
         </w:rPr>
       </w:pPr>
-      <w:hyperlink r:id="rId82">
+      <w:hyperlink r:id="rId83">
         <w:r>
           <w:rPr>
             <w:color w:val="1155cc"/>
@@ -10138,7 +10156,7 @@
           <w:szCs w:val="22"/>
         </w:rPr>
       </w:pPr>
-      <w:hyperlink r:id="rId83">
+      <w:hyperlink r:id="rId84">
         <w:r>
           <w:rPr>
             <w:rFonts w:ascii="Arial" w:cs="Arial" w:eastAsia="Arial" w:hAnsi="Arial"/>
@@ -10166,7 +10184,7 @@
           <w:szCs w:val="22"/>
         </w:rPr>
       </w:pPr>
-      <w:hyperlink r:id="rId84">
+      <w:hyperlink r:id="rId85">
         <w:r>
           <w:rPr>
             <w:rFonts w:ascii="Arial" w:cs="Arial" w:eastAsia="Arial" w:hAnsi="Arial"/>
@@ -10192,7 +10210,7 @@
           <w:u w:val="single"/>
         </w:rPr>
       </w:pPr>
-      <w:hyperlink r:id="rId85">
+      <w:hyperlink r:id="rId86">
         <w:r>
           <w:rPr>
             <w:rFonts w:ascii="Arial" w:cs="Arial" w:eastAsia="Arial" w:hAnsi="Arial"/>
@@ -10238,7 +10256,7 @@
           <w:szCs w:val="26"/>
         </w:rPr>
       </w:pPr>
-      <w:hyperlink r:id="rId86">
+      <w:hyperlink r:id="rId87">
         <w:r>
           <w:rPr>
             <w:rFonts w:ascii="Arial" w:cs="Arial" w:eastAsia="Arial" w:hAnsi="Arial"/>
@@ -10262,7 +10280,7 @@
           <w:rFonts w:ascii="Arial" w:cs="Arial" w:eastAsia="Arial" w:hAnsi="Arial"/>
         </w:rPr>
       </w:pPr>
-      <w:hyperlink r:id="rId87">
+      <w:hyperlink r:id="rId88">
         <w:r>
           <w:rPr>
             <w:color w:val="1155cc"/>
@@ -10283,7 +10301,7 @@
         <w:spacing w:line="276" w:lineRule="auto"/>
         <w:rPr/>
       </w:pPr>
-      <w:hyperlink r:id="rId88">
+      <w:hyperlink r:id="rId89">
         <w:r>
           <w:rPr>
             <w:rFonts w:ascii="Arial" w:cs="Arial" w:eastAsia="Arial" w:hAnsi="Arial"/>
@@ -10311,7 +10329,7 @@
           <w:szCs w:val="18"/>
         </w:rPr>
       </w:pPr>
-      <w:hyperlink r:id="rId89">
+      <w:hyperlink r:id="rId90">
         <w:r>
           <w:rPr>
             <w:color w:val="1155cc"/>
@@ -10334,7 +10352,7 @@
           <w:rFonts w:ascii="Arial" w:cs="Arial" w:eastAsia="Arial" w:hAnsi="Arial"/>
         </w:rPr>
       </w:pPr>
-      <w:hyperlink r:id="rId90">
+      <w:hyperlink r:id="rId91">
         <w:r>
           <w:rPr>
             <w:rFonts w:ascii="Arial" w:cs="Arial" w:eastAsia="Arial" w:hAnsi="Arial"/>
@@ -10359,7 +10377,7 @@
           <w:szCs w:val="30"/>
         </w:rPr>
       </w:pPr>
-      <w:hyperlink r:id="rId91">
+      <w:hyperlink r:id="rId92">
         <w:r>
           <w:rPr>
             <w:rFonts w:ascii="Arial" w:cs="Arial" w:eastAsia="Arial" w:hAnsi="Arial"/>
@@ -13319,7 +13337,7 @@
         <w:tab/>
         <w:t xml:space="preserve">Gwenith Ship combat is really solid for rewards while offering good xp, higher than Gwenyth Glide if done well. Salvaging is low effort and quite high XP, and ship combat might prove promising in the future. Deepsea trawling (</w:t>
       </w:r>
-      <w:hyperlink r:id="rId92">
+      <w:hyperlink r:id="rId93">
         <w:r>
           <w:rPr>
             <w:rFonts w:ascii="Arial" w:cs="Arial" w:eastAsia="Arial" w:hAnsi="Arial"/>

--- a/source/Chapter3.docx
+++ b/source/Chapter3.docx
@@ -2129,7 +2129,7 @@
         <w:rPr>
           <w:rtl w:val="0"/>
         </w:rPr>
-        <w:t xml:space="preserve"> or 16k black chinchompas (for 92 ranged, if you have extras then can consider throwing for more Ranged XP or using them for your first fire cape if you’re good at speed strats) in the wilderness. Follow this guide for catching chins: </w:t>
+        <w:t xml:space="preserve"> or 16k black chinchompas (for 92 ranged, if you have extras then can consider throwing for more Ranged XP or using them for your first fire cape if you’re good at speed strats) in the wilderness. Boost your hunter using super hunter potions. You should be at 80+ hunter at all times, and may otherwise decide to repot a little less often (every two minutes is fine, but every minute is slightly better). Follow this guide for catching chins: </w:t>
       </w:r>
       <w:hyperlink r:id="rId20">
         <w:r>
@@ -8354,7 +8354,7 @@
           <w:color w:val="00a933"/>
           <w:rtl w:val="0"/>
         </w:rPr>
-        <w:t xml:space="preserve">8</w:t>
+        <w:t xml:space="preserve">9</w:t>
       </w:r>
       <w:r>
         <w:rPr>
@@ -8642,7 +8642,7 @@
           <w:color w:val="00a933"/>
           <w:rtl w:val="0"/>
         </w:rPr>
-        <w:t xml:space="preserve">5</w:t>
+        <w:t xml:space="preserve">1</w:t>
       </w:r>
       <w:r>
         <w:rPr>
@@ -9195,7 +9195,7 @@
           <w:color w:val="00a933"/>
           <w:rtl w:val="0"/>
         </w:rPr>
-        <w:t xml:space="preserve">2121</w:t>
+        <w:t xml:space="preserve">2118</w:t>
       </w:r>
     </w:p>
     <w:p>
@@ -9624,7 +9624,7 @@
             <w:u w:val="single"/>
             <w:rtl w:val="0"/>
           </w:rPr>
-          <w:t xml:space="preserve">20260816Chapter1</w:t>
+          <w:t xml:space="preserve">20260830Chapter1</w:t>
         </w:r>
       </w:hyperlink>
       <w:r>
@@ -9650,7 +9650,7 @@
             <w:u w:val="single"/>
             <w:rtl w:val="0"/>
           </w:rPr>
-          <w:t xml:space="preserve">20260816Chapter2</w:t>
+          <w:t xml:space="preserve">20260830Chapter2</w:t>
         </w:r>
       </w:hyperlink>
       <w:r>
@@ -9676,7 +9676,7 @@
             <w:u w:val="single"/>
             <w:rtl w:val="0"/>
           </w:rPr>
-          <w:t xml:space="preserve">20260816Chapter3</w:t>
+          <w:t xml:space="preserve">20260830Chapter3</w:t>
         </w:r>
       </w:hyperlink>
       <w:r>
@@ -9702,7 +9702,7 @@
             <w:u w:val="single"/>
             <w:rtl w:val="0"/>
           </w:rPr>
-          <w:t xml:space="preserve">20260816DetailedStepsGuide</w:t>
+          <w:t xml:space="preserve">20260830DetailedStepsGuide</w:t>
         </w:r>
       </w:hyperlink>
       <w:r>
@@ -10396,6 +10396,27 @@
     </w:p>
     <w:p>
       <w:pPr>
+        <w:spacing w:line="276" w:lineRule="auto"/>
+        <w:rPr/>
+      </w:pPr>
+      <w:hyperlink r:id="rId93">
+        <w:r>
+          <w:rPr>
+            <w:color w:val="1155cc"/>
+            <w:u w:val="single"/>
+            <w:rtl w:val="0"/>
+          </w:rPr>
+          <w:t xml:space="preserve">20260830BRUHsailerChangelog.txt</w:t>
+        </w:r>
+      </w:hyperlink>
+      <w:r>
+        <w:rPr>
+          <w:rtl w:val="0"/>
+        </w:rPr>
+      </w:r>
+    </w:p>
+    <w:p>
+      <w:pPr>
         <w:rPr/>
       </w:pPr>
       <w:r>
@@ -13158,7 +13179,7 @@
         <w:t xml:space="preserve">90-99</w:t>
         <w:tab/>
         <w:tab/>
-        <w:t xml:space="preserve">Infernal axe redwoods as a possible downgrade (really not that strong, but very popular)</w:t>
+        <w:t xml:space="preserve">Infernal axe redwoods as a possible downgrade (also unlocking redwood bird house runs, giving good herblore xp in the form of bird nests)</w:t>
       </w:r>
     </w:p>
     <w:p>
@@ -13337,7 +13358,7 @@
         <w:tab/>
         <w:t xml:space="preserve">Gwenith Ship combat is really solid for rewards while offering good xp, higher than Gwenyth Glide if done well. Salvaging is low effort and quite high XP, and ship combat might prove promising in the future. Deepsea trawling (</w:t>
       </w:r>
-      <w:hyperlink r:id="rId93">
+      <w:hyperlink r:id="rId94">
         <w:r>
           <w:rPr>
             <w:rFonts w:ascii="Arial" w:cs="Arial" w:eastAsia="Arial" w:hAnsi="Arial"/>
